--- a/文件/競賽的相關東西/新竹縣第四屆青春靚點子全國學生創業挑戰賽/創業構想提案書.docx
+++ b/文件/競賽的相關東西/新竹縣第四屆青春靚點子全國學生創業挑戰賽/創業構想提案書.docx
@@ -3,97 +3,2957 @@
 <w:document xmlns:wpc="http://schemas.microsoft.com/office/word/2010/wordprocessingCanvas" xmlns:cx="http://schemas.microsoft.com/office/drawing/2014/chartex" xmlns:cx1="http://schemas.microsoft.com/office/drawing/2015/9/8/chartex" xmlns:cx2="http://schemas.microsoft.com/office/drawing/2015/10/21/chartex" xmlns:cx3="http://schemas.microsoft.com/office/drawing/2016/5/9/chartex" xmlns:cx4="http://schemas.microsoft.com/office/drawing/2016/5/10/chartex" xmlns:cx5="http://schemas.microsoft.com/office/drawing/2016/5/11/chartex" xmlns:cx6="http://schemas.microsoft.com/office/drawing/2016/5/12/chartex" xmlns:cx7="http://schemas.microsoft.com/office/drawing/2016/5/13/chartex" xmlns:cx8="http://schemas.microsoft.com/office/drawing/2016/5/14/chartex" xmlns:mc="http://schemas.openxmlformats.org/markup-compatibility/2006" xmlns:aink="http://schemas.microsoft.com/office/drawing/2016/ink" xmlns:am3d="http://schemas.microsoft.com/office/drawing/2017/model3d" xmlns:o="urn:schemas-microsoft-com:office:office" xmlns:oel="http://schemas.microsoft.com/office/2019/extlst" xmlns:r="http://schemas.openxmlformats.org/officeDocument/2006/relationships" xmlns:m="http://schemas.openxmlformats.org/officeDocument/2006/math" xmlns:v="urn:schemas-microsoft-com:vml" xmlns:wp14="http://schemas.microsoft.com/office/word/2010/wordprocessingDrawing" xmlns:wp="http://schemas.openxmlformats.org/drawingml/2006/wordprocessingDrawing" xmlns:w10="urn:schemas-microsoft-com:office:word" xmlns:w="http://schemas.openxmlformats.org/wordprocessingml/2006/main" xmlns:w14="http://schemas.microsoft.com/office/word/2010/wordml" xmlns:w15="http://schemas.microsoft.com/office/word/2012/wordml" xmlns:w16cex="http://schemas.microsoft.com/office/word/2018/wordml/cex" xmlns:w16cid="http://schemas.microsoft.com/office/word/2016/wordml/cid" xmlns:w16="http://schemas.microsoft.com/office/word/2018/wordml" xmlns:w16du="http://schemas.microsoft.com/office/word/2023/wordml/word16du" xmlns:w16sdtdh="http://schemas.microsoft.com/office/word/2020/wordml/sdtdatahash" xmlns:w16sdtfl="http://schemas.microsoft.com/office/word/2024/wordml/sdtformatlock" xmlns:w16se="http://schemas.microsoft.com/office/word/2015/wordml/symex" xmlns:wpg="http://schemas.microsoft.com/office/word/2010/wordprocessingGroup" xmlns:wpi="http://schemas.microsoft.com/office/word/2010/wordprocessingInk" xmlns:wne="http://schemas.microsoft.com/office/word/2006/wordml" xmlns:wps="http://schemas.microsoft.com/office/word/2010/wordprocessingShape" mc:Ignorable="w14 w15 w16se w16cid w16 w16cex w16sdtdh w16sdtfl w16du wp14">
   <w:body>
     <w:p>
-      <w:r>
+      <w:pPr>
+        <w:rPr>
+          <w:b/>
+          <w:bCs/>
+          <w:sz w:val="32"/>
+          <w:szCs w:val="32"/>
+        </w:rPr>
+      </w:pPr>
+      <w:r>
+        <w:rPr>
+          <w:b/>
+          <w:bCs/>
+          <w:sz w:val="32"/>
+          <w:szCs w:val="32"/>
+        </w:rPr>
+        <w:t>一、創作動機與問題意識</w:t>
+      </w:r>
+    </w:p>
+    <w:p>
+      <w:pPr>
+        <w:rPr>
+          <w:sz w:val="26"/>
+          <w:szCs w:val="26"/>
+        </w:rPr>
+      </w:pPr>
+      <w:r>
+        <w:rPr>
+          <w:sz w:val="26"/>
+          <w:szCs w:val="26"/>
+        </w:rPr>
+        <w:t>近年來，街頭騷擾與安全事件屢見不鮮，尤其在夜歸、女性獨行或學生族群中更為明顯。雖然警方設有報案與追蹤機制，但現有系統多停留在「事後處理」，缺乏</w:t>
+      </w:r>
+      <w:r>
+        <w:rPr>
+          <w:b/>
+          <w:bCs/>
+          <w:sz w:val="26"/>
+          <w:szCs w:val="26"/>
+        </w:rPr>
+        <w:t>即時警示、社群互助、資訊透明</w:t>
+      </w:r>
+      <w:r>
+        <w:rPr>
+          <w:sz w:val="26"/>
+          <w:szCs w:val="26"/>
+        </w:rPr>
+        <w:t>等功能，導致民眾安全感不足。</w:t>
+      </w:r>
+    </w:p>
+    <w:p>
+      <w:pPr>
+        <w:rPr>
+          <w:sz w:val="26"/>
+          <w:szCs w:val="26"/>
+        </w:rPr>
+      </w:pPr>
+      <w:r>
+        <w:rPr>
+          <w:sz w:val="26"/>
+          <w:szCs w:val="26"/>
+        </w:rPr>
+        <w:t>本專案的動機來自組員的親身經驗：曾遭遇街頭騷擾而產生長期不安。我們由此意識到，如果有一個平台能即時告知「哪些地點出現過可疑事件」，並結合社群協助與安全避難點，將能有效降低風險。</w:t>
+      </w:r>
+    </w:p>
+    <w:p>
+      <w:pPr>
+        <w:rPr>
+          <w:sz w:val="26"/>
+          <w:szCs w:val="26"/>
+        </w:rPr>
+      </w:pPr>
+      <w:r>
+        <w:rPr>
+          <w:b/>
+          <w:bCs/>
+          <w:sz w:val="26"/>
+          <w:szCs w:val="26"/>
+        </w:rPr>
+        <w:t>因此，本專題呼應政府推動的「全社會防衛韌性」政策</w:t>
+      </w:r>
+      <w:r>
+        <w:rPr>
+          <w:sz w:val="26"/>
+          <w:szCs w:val="26"/>
+        </w:rPr>
+        <w:t>，以「社群互助</w:t>
+      </w:r>
+      <w:r>
+        <w:rPr>
+          <w:sz w:val="26"/>
+          <w:szCs w:val="26"/>
+        </w:rPr>
+        <w:t xml:space="preserve"> × </w:t>
+      </w:r>
+      <w:r>
+        <w:rPr>
+          <w:sz w:val="26"/>
+          <w:szCs w:val="26"/>
+        </w:rPr>
+        <w:t>科技創新」為核心，讓個人防護提升到社區層級，形成</w:t>
+      </w:r>
+      <w:r>
+        <w:rPr>
+          <w:b/>
+          <w:bCs/>
+          <w:sz w:val="26"/>
+          <w:szCs w:val="26"/>
+        </w:rPr>
+        <w:t>政府</w:t>
+      </w:r>
+      <w:r>
+        <w:rPr>
+          <w:b/>
+          <w:bCs/>
+          <w:sz w:val="26"/>
+          <w:szCs w:val="26"/>
+        </w:rPr>
+        <w:t xml:space="preserve"> × </w:t>
+      </w:r>
+      <w:r>
+        <w:rPr>
+          <w:b/>
+          <w:bCs/>
+          <w:sz w:val="26"/>
+          <w:szCs w:val="26"/>
+        </w:rPr>
+        <w:t>商家</w:t>
+      </w:r>
+      <w:r>
+        <w:rPr>
+          <w:b/>
+          <w:bCs/>
+          <w:sz w:val="26"/>
+          <w:szCs w:val="26"/>
+        </w:rPr>
+        <w:t xml:space="preserve"> × </w:t>
+      </w:r>
+      <w:r>
+        <w:rPr>
+          <w:b/>
+          <w:bCs/>
+          <w:sz w:val="26"/>
+          <w:szCs w:val="26"/>
+        </w:rPr>
+        <w:t>民眾</w:t>
+      </w:r>
+      <w:r>
+        <w:rPr>
+          <w:sz w:val="26"/>
+          <w:szCs w:val="26"/>
+        </w:rPr>
+        <w:t>共構的安全網絡。</w:t>
+      </w:r>
+    </w:p>
+    <w:p>
+      <w:pPr>
+        <w:rPr>
+          <w:sz w:val="28"/>
+          <w:szCs w:val="28"/>
+        </w:rPr>
+      </w:pPr>
+      <w:r>
+        <w:rPr>
+          <w:b/>
+          <w:bCs/>
+          <w:sz w:val="28"/>
+          <w:szCs w:val="28"/>
+        </w:rPr>
+        <w:t>主要目的</w:t>
+      </w:r>
+      <w:r>
+        <w:rPr>
+          <w:sz w:val="28"/>
+          <w:szCs w:val="28"/>
+        </w:rPr>
+        <w:t>：</w:t>
+      </w:r>
+    </w:p>
+    <w:p>
+      <w:pPr>
+        <w:numPr>
+          <w:ilvl w:val="0"/>
+          <w:numId w:val="20"/>
+        </w:numPr>
+        <w:rPr>
+          <w:sz w:val="26"/>
+          <w:szCs w:val="26"/>
+        </w:rPr>
+      </w:pPr>
+      <w:r>
+        <w:rPr>
+          <w:sz w:val="26"/>
+          <w:szCs w:val="26"/>
+        </w:rPr>
+        <w:t>提升公眾安全意識與防範能力</w:t>
+      </w:r>
+    </w:p>
+    <w:p>
+      <w:pPr>
+        <w:numPr>
+          <w:ilvl w:val="0"/>
+          <w:numId w:val="20"/>
+        </w:numPr>
+        <w:rPr>
+          <w:sz w:val="26"/>
+          <w:szCs w:val="26"/>
+        </w:rPr>
+      </w:pPr>
+      <w:r>
+        <w:rPr>
+          <w:sz w:val="26"/>
+          <w:szCs w:val="26"/>
+        </w:rPr>
+        <w:t>提供即時求助工具與多元應變方式</w:t>
+      </w:r>
+    </w:p>
+    <w:p>
+      <w:pPr>
+        <w:numPr>
+          <w:ilvl w:val="0"/>
+          <w:numId w:val="20"/>
+        </w:numPr>
+        <w:rPr>
+          <w:sz w:val="26"/>
+          <w:szCs w:val="26"/>
+        </w:rPr>
+      </w:pPr>
+      <w:r>
+        <w:rPr>
+          <w:sz w:val="26"/>
+          <w:szCs w:val="26"/>
+        </w:rPr>
+        <w:t>建構全國性的騷擾事件地圖</w:t>
+      </w:r>
+    </w:p>
+    <w:p>
+      <w:pPr>
+        <w:numPr>
+          <w:ilvl w:val="0"/>
+          <w:numId w:val="20"/>
+        </w:numPr>
+        <w:rPr>
+          <w:sz w:val="26"/>
+          <w:szCs w:val="26"/>
+        </w:rPr>
+      </w:pPr>
+      <w:r>
+        <w:rPr>
+          <w:sz w:val="26"/>
+          <w:szCs w:val="26"/>
+        </w:rPr>
+        <w:t>蒐集數據進行風險預測與趨勢分析</w:t>
+      </w:r>
+    </w:p>
+    <w:p>
+      <w:pPr>
+        <w:numPr>
+          <w:ilvl w:val="0"/>
+          <w:numId w:val="20"/>
+        </w:numPr>
+        <w:rPr>
+          <w:sz w:val="26"/>
+          <w:szCs w:val="26"/>
+        </w:rPr>
+      </w:pPr>
+      <w:r>
+        <w:rPr>
+          <w:sz w:val="26"/>
+          <w:szCs w:val="26"/>
+        </w:rPr>
+        <w:t>打造友善互助的防騷擾社群</w:t>
+      </w:r>
+    </w:p>
+    <w:p>
+      <w:pPr>
+        <w:numPr>
+          <w:ilvl w:val="0"/>
+          <w:numId w:val="20"/>
+        </w:numPr>
+        <w:rPr>
+          <w:sz w:val="26"/>
+          <w:szCs w:val="26"/>
+        </w:rPr>
+      </w:pPr>
+      <w:r>
+        <w:rPr>
+          <w:sz w:val="26"/>
+          <w:szCs w:val="26"/>
+        </w:rPr>
+        <w:t>確保隱私與資訊安全</w:t>
+      </w:r>
+    </w:p>
+    <w:p>
+      <w:pPr>
         <w:rPr>
           <w:rFonts w:hint="eastAsia"/>
-        </w:rPr>
-        <w:t>提交【創業構想提案書】</w:t>
-      </w:r>
-      <w:r>
+          <w:sz w:val="26"/>
+          <w:szCs w:val="26"/>
+        </w:rPr>
+      </w:pPr>
+    </w:p>
+    <w:p>
+      <w:pPr>
+        <w:rPr>
+          <w:b/>
+          <w:bCs/>
+          <w:sz w:val="32"/>
+          <w:szCs w:val="32"/>
+        </w:rPr>
+      </w:pPr>
+      <w:r>
+        <w:rPr>
+          <w:b/>
+          <w:bCs/>
+          <w:sz w:val="32"/>
+          <w:szCs w:val="32"/>
+        </w:rPr>
+        <w:t>二、產品構想與科技創新</w:t>
+      </w:r>
+    </w:p>
+    <w:p>
+      <w:pPr>
+        <w:rPr>
+          <w:b/>
+          <w:bCs/>
+          <w:sz w:val="28"/>
+          <w:szCs w:val="28"/>
+        </w:rPr>
+      </w:pPr>
+      <w:r>
+        <w:rPr>
+          <w:b/>
+          <w:bCs/>
+          <w:sz w:val="28"/>
+          <w:szCs w:val="28"/>
+        </w:rPr>
+        <w:t xml:space="preserve">(1) </w:t>
+      </w:r>
+      <w:r>
+        <w:rPr>
+          <w:b/>
+          <w:bCs/>
+          <w:sz w:val="28"/>
+          <w:szCs w:val="28"/>
+        </w:rPr>
+        <w:t>產品核心價值</w:t>
+      </w:r>
+    </w:p>
+    <w:p>
+      <w:pPr>
+        <w:numPr>
+          <w:ilvl w:val="0"/>
+          <w:numId w:val="21"/>
+        </w:numPr>
+        <w:rPr>
+          <w:sz w:val="26"/>
+          <w:szCs w:val="26"/>
+        </w:rPr>
+      </w:pPr>
+      <w:r>
+        <w:rPr>
+          <w:b/>
+          <w:bCs/>
+          <w:sz w:val="26"/>
+          <w:szCs w:val="26"/>
+        </w:rPr>
+        <w:t>即時安全資訊</w:t>
+      </w:r>
+      <w:r>
+        <w:rPr>
+          <w:sz w:val="26"/>
+          <w:szCs w:val="26"/>
+        </w:rPr>
+        <w:t>：事件回報</w:t>
+      </w:r>
+      <w:r>
+        <w:rPr>
+          <w:sz w:val="26"/>
+          <w:szCs w:val="26"/>
+        </w:rPr>
+        <w:t xml:space="preserve"> + </w:t>
+      </w:r>
+      <w:r>
+        <w:rPr>
+          <w:sz w:val="26"/>
+          <w:szCs w:val="26"/>
+        </w:rPr>
+        <w:t>地圖顯示</w:t>
+      </w:r>
+    </w:p>
+    <w:p>
+      <w:pPr>
+        <w:numPr>
+          <w:ilvl w:val="0"/>
+          <w:numId w:val="21"/>
+        </w:numPr>
+        <w:rPr>
+          <w:sz w:val="26"/>
+          <w:szCs w:val="26"/>
+        </w:rPr>
+      </w:pPr>
+      <w:r>
+        <w:rPr>
+          <w:b/>
+          <w:bCs/>
+          <w:sz w:val="26"/>
+          <w:szCs w:val="26"/>
+        </w:rPr>
+        <w:t>多元應變機制</w:t>
+      </w:r>
+      <w:r>
+        <w:rPr>
+          <w:sz w:val="26"/>
+          <w:szCs w:val="26"/>
+        </w:rPr>
+        <w:t>：一鍵求助（警局</w:t>
+      </w:r>
+      <w:r>
+        <w:rPr>
+          <w:sz w:val="26"/>
+          <w:szCs w:val="26"/>
+        </w:rPr>
+        <w:t>/</w:t>
+      </w:r>
+      <w:r>
+        <w:rPr>
+          <w:sz w:val="26"/>
+          <w:szCs w:val="26"/>
+        </w:rPr>
+        <w:t>親友</w:t>
+      </w:r>
+      <w:r>
+        <w:rPr>
+          <w:sz w:val="26"/>
+          <w:szCs w:val="26"/>
+        </w:rPr>
+        <w:t>/</w:t>
+      </w:r>
+      <w:r>
+        <w:rPr>
+          <w:sz w:val="26"/>
+          <w:szCs w:val="26"/>
+        </w:rPr>
+        <w:t>合作商家）</w:t>
+      </w:r>
+    </w:p>
+    <w:p>
+      <w:pPr>
+        <w:numPr>
+          <w:ilvl w:val="0"/>
+          <w:numId w:val="21"/>
+        </w:numPr>
+        <w:rPr>
+          <w:sz w:val="26"/>
+          <w:szCs w:val="26"/>
+        </w:rPr>
+      </w:pPr>
+      <w:r>
+        <w:rPr>
+          <w:b/>
+          <w:bCs/>
+          <w:sz w:val="26"/>
+          <w:szCs w:val="26"/>
+        </w:rPr>
+        <w:t>社群互助</w:t>
+      </w:r>
+      <w:r>
+        <w:rPr>
+          <w:sz w:val="26"/>
+          <w:szCs w:val="26"/>
+        </w:rPr>
+        <w:t>：匿名聊天室，交流經驗、提醒風險</w:t>
+      </w:r>
+    </w:p>
+    <w:p>
+      <w:pPr>
+        <w:numPr>
+          <w:ilvl w:val="0"/>
+          <w:numId w:val="21"/>
+        </w:numPr>
+        <w:rPr>
+          <w:sz w:val="26"/>
+          <w:szCs w:val="26"/>
+        </w:rPr>
+      </w:pPr>
+      <w:r>
+        <w:rPr>
+          <w:b/>
+          <w:bCs/>
+          <w:sz w:val="26"/>
+          <w:szCs w:val="26"/>
+        </w:rPr>
+        <w:lastRenderedPageBreak/>
+        <w:t>安全合作店家</w:t>
+      </w:r>
+      <w:r>
+        <w:rPr>
+          <w:sz w:val="26"/>
+          <w:szCs w:val="26"/>
+        </w:rPr>
+        <w:t>：便利商店、咖啡廳等成為避難據點</w:t>
+      </w:r>
+    </w:p>
+    <w:p>
+      <w:pPr>
+        <w:rPr>
+          <w:b/>
+          <w:bCs/>
+          <w:sz w:val="28"/>
+          <w:szCs w:val="28"/>
+        </w:rPr>
+      </w:pPr>
+      <w:r>
+        <w:rPr>
+          <w:b/>
+          <w:bCs/>
+          <w:sz w:val="28"/>
+          <w:szCs w:val="28"/>
+        </w:rPr>
+        <w:t xml:space="preserve">(2) </w:t>
+      </w:r>
+      <w:r>
+        <w:rPr>
+          <w:b/>
+          <w:bCs/>
+          <w:sz w:val="28"/>
+          <w:szCs w:val="28"/>
+        </w:rPr>
+        <w:t>創新性</w:t>
+      </w:r>
+    </w:p>
+    <w:p>
+      <w:pPr>
+        <w:numPr>
+          <w:ilvl w:val="0"/>
+          <w:numId w:val="22"/>
+        </w:numPr>
+        <w:rPr>
+          <w:sz w:val="26"/>
+          <w:szCs w:val="26"/>
+        </w:rPr>
+      </w:pPr>
+      <w:r>
+        <w:rPr>
+          <w:sz w:val="26"/>
+          <w:szCs w:val="26"/>
+        </w:rPr>
+        <w:t>整合「回報</w:t>
+      </w:r>
+      <w:r>
+        <w:rPr>
+          <w:sz w:val="26"/>
+          <w:szCs w:val="26"/>
+        </w:rPr>
+        <w:t xml:space="preserve"> × </w:t>
+      </w:r>
+      <w:r>
+        <w:rPr>
+          <w:sz w:val="26"/>
+          <w:szCs w:val="26"/>
+        </w:rPr>
+        <w:t>求助</w:t>
+      </w:r>
+      <w:r>
+        <w:rPr>
+          <w:sz w:val="26"/>
+          <w:szCs w:val="26"/>
+        </w:rPr>
+        <w:t xml:space="preserve"> × </w:t>
+      </w:r>
+      <w:r>
+        <w:rPr>
+          <w:sz w:val="26"/>
+          <w:szCs w:val="26"/>
+        </w:rPr>
+        <w:t>社群</w:t>
+      </w:r>
+      <w:r>
+        <w:rPr>
+          <w:sz w:val="26"/>
+          <w:szCs w:val="26"/>
+        </w:rPr>
+        <w:t xml:space="preserve"> × </w:t>
+      </w:r>
+      <w:r>
+        <w:rPr>
+          <w:sz w:val="26"/>
+          <w:szCs w:val="26"/>
+        </w:rPr>
+        <w:t>商家合作」的全方位防護平台</w:t>
+      </w:r>
+    </w:p>
+    <w:p>
+      <w:pPr>
+        <w:numPr>
+          <w:ilvl w:val="0"/>
+          <w:numId w:val="22"/>
+        </w:numPr>
+        <w:rPr>
+          <w:sz w:val="26"/>
+          <w:szCs w:val="26"/>
+        </w:rPr>
+      </w:pPr>
+      <w:r>
+        <w:rPr>
+          <w:b/>
+          <w:bCs/>
+          <w:sz w:val="26"/>
+          <w:szCs w:val="26"/>
+        </w:rPr>
+        <w:t xml:space="preserve">AI </w:t>
+      </w:r>
+      <w:r>
+        <w:rPr>
+          <w:b/>
+          <w:bCs/>
+          <w:sz w:val="26"/>
+          <w:szCs w:val="26"/>
+        </w:rPr>
+        <w:t>驅動隱私保護</w:t>
+      </w:r>
+      <w:r>
+        <w:rPr>
+          <w:sz w:val="26"/>
+          <w:szCs w:val="26"/>
+        </w:rPr>
+        <w:t>：人臉馬賽克、聊天室內容</w:t>
+      </w:r>
+      <w:r>
+        <w:rPr>
+          <w:sz w:val="26"/>
+          <w:szCs w:val="26"/>
+        </w:rPr>
+        <w:t xml:space="preserve"> AI </w:t>
+      </w:r>
+      <w:r>
+        <w:rPr>
+          <w:sz w:val="26"/>
+          <w:szCs w:val="26"/>
+        </w:rPr>
+        <w:t>審核</w:t>
+      </w:r>
+    </w:p>
+    <w:p>
+      <w:pPr>
+        <w:numPr>
+          <w:ilvl w:val="0"/>
+          <w:numId w:val="22"/>
+        </w:numPr>
+        <w:rPr>
+          <w:sz w:val="26"/>
+          <w:szCs w:val="26"/>
+        </w:rPr>
+      </w:pPr>
+      <w:r>
+        <w:rPr>
+          <w:sz w:val="26"/>
+          <w:szCs w:val="26"/>
+        </w:rPr>
+        <w:t>契合「全社會防衛韌性」政策，將科技工具延伸至社區防護</w:t>
+      </w:r>
+    </w:p>
+    <w:p>
+      <w:pPr>
+        <w:rPr>
+          <w:b/>
+          <w:bCs/>
+          <w:sz w:val="28"/>
+          <w:szCs w:val="28"/>
+        </w:rPr>
+      </w:pPr>
+      <w:r>
+        <w:rPr>
+          <w:b/>
+          <w:bCs/>
+          <w:sz w:val="28"/>
+          <w:szCs w:val="28"/>
+        </w:rPr>
+        <w:t xml:space="preserve">(3) </w:t>
+      </w:r>
+      <w:r>
+        <w:rPr>
+          <w:b/>
+          <w:bCs/>
+          <w:sz w:val="28"/>
+          <w:szCs w:val="28"/>
+        </w:rPr>
+        <w:t>核心技術</w:t>
+      </w:r>
+    </w:p>
+    <w:p>
+      <w:pPr>
+        <w:numPr>
+          <w:ilvl w:val="0"/>
+          <w:numId w:val="23"/>
+        </w:numPr>
+        <w:rPr>
+          <w:sz w:val="26"/>
+          <w:szCs w:val="26"/>
+        </w:rPr>
+      </w:pPr>
+      <w:r>
+        <w:rPr>
+          <w:b/>
+          <w:bCs/>
+          <w:sz w:val="26"/>
+          <w:szCs w:val="26"/>
+        </w:rPr>
+        <w:t>後端</w:t>
+      </w:r>
+      <w:r>
+        <w:rPr>
+          <w:sz w:val="26"/>
+          <w:szCs w:val="26"/>
+        </w:rPr>
+        <w:t>：</w:t>
+      </w:r>
+      <w:r>
+        <w:rPr>
+          <w:sz w:val="26"/>
+          <w:szCs w:val="26"/>
+        </w:rPr>
+        <w:t>Python</w:t>
+      </w:r>
+      <w:r>
+        <w:rPr>
+          <w:sz w:val="26"/>
+          <w:szCs w:val="26"/>
+        </w:rPr>
+        <w:t>、</w:t>
+      </w:r>
+      <w:r>
+        <w:rPr>
+          <w:sz w:val="26"/>
+          <w:szCs w:val="26"/>
+        </w:rPr>
+        <w:t>Django</w:t>
+      </w:r>
+    </w:p>
+    <w:p>
+      <w:pPr>
+        <w:numPr>
+          <w:ilvl w:val="0"/>
+          <w:numId w:val="23"/>
+        </w:numPr>
+        <w:rPr>
+          <w:sz w:val="26"/>
+          <w:szCs w:val="26"/>
+        </w:rPr>
+      </w:pPr>
+      <w:r>
+        <w:rPr>
+          <w:b/>
+          <w:bCs/>
+          <w:sz w:val="26"/>
+          <w:szCs w:val="26"/>
+        </w:rPr>
+        <w:t>前端</w:t>
+      </w:r>
+      <w:r>
+        <w:rPr>
+          <w:sz w:val="26"/>
+          <w:szCs w:val="26"/>
+        </w:rPr>
+        <w:t>：</w:t>
+      </w:r>
+      <w:r>
+        <w:rPr>
+          <w:sz w:val="26"/>
+          <w:szCs w:val="26"/>
+        </w:rPr>
+        <w:t>HTML</w:t>
+      </w:r>
+      <w:r>
+        <w:rPr>
+          <w:sz w:val="26"/>
+          <w:szCs w:val="26"/>
+        </w:rPr>
+        <w:t>、</w:t>
+      </w:r>
+      <w:r>
+        <w:rPr>
+          <w:sz w:val="26"/>
+          <w:szCs w:val="26"/>
+        </w:rPr>
+        <w:t>CSS</w:t>
+      </w:r>
+      <w:r>
+        <w:rPr>
+          <w:sz w:val="26"/>
+          <w:szCs w:val="26"/>
+        </w:rPr>
+        <w:t>、</w:t>
+      </w:r>
+      <w:r>
+        <w:rPr>
+          <w:sz w:val="26"/>
+          <w:szCs w:val="26"/>
+        </w:rPr>
+        <w:t>JavaScript</w:t>
+      </w:r>
+    </w:p>
+    <w:p>
+      <w:pPr>
+        <w:numPr>
+          <w:ilvl w:val="0"/>
+          <w:numId w:val="23"/>
+        </w:numPr>
+        <w:rPr>
+          <w:sz w:val="26"/>
+          <w:szCs w:val="26"/>
+        </w:rPr>
+      </w:pPr>
+      <w:r>
+        <w:rPr>
+          <w:b/>
+          <w:bCs/>
+          <w:sz w:val="26"/>
+          <w:szCs w:val="26"/>
+        </w:rPr>
+        <w:t>資料庫</w:t>
+      </w:r>
+      <w:r>
+        <w:rPr>
+          <w:sz w:val="26"/>
+          <w:szCs w:val="26"/>
+        </w:rPr>
+        <w:t>：</w:t>
+      </w:r>
+      <w:r>
+        <w:rPr>
+          <w:sz w:val="26"/>
+          <w:szCs w:val="26"/>
+        </w:rPr>
+        <w:t>MySQL</w:t>
+      </w:r>
+    </w:p>
+    <w:p>
+      <w:pPr>
+        <w:numPr>
+          <w:ilvl w:val="0"/>
+          <w:numId w:val="23"/>
+        </w:numPr>
+        <w:rPr>
+          <w:sz w:val="26"/>
+          <w:szCs w:val="26"/>
+        </w:rPr>
+      </w:pPr>
+      <w:r>
+        <w:rPr>
+          <w:b/>
+          <w:bCs/>
+          <w:sz w:val="26"/>
+          <w:szCs w:val="26"/>
+        </w:rPr>
+        <w:t>地圖服務</w:t>
+      </w:r>
+      <w:r>
+        <w:rPr>
+          <w:sz w:val="26"/>
+          <w:szCs w:val="26"/>
+        </w:rPr>
+        <w:t>：</w:t>
+      </w:r>
+      <w:r>
+        <w:rPr>
+          <w:sz w:val="26"/>
+          <w:szCs w:val="26"/>
+        </w:rPr>
+        <w:t>Google Maps API</w:t>
+      </w:r>
+    </w:p>
+    <w:p>
+      <w:pPr>
+        <w:numPr>
+          <w:ilvl w:val="0"/>
+          <w:numId w:val="23"/>
+        </w:numPr>
+        <w:rPr>
+          <w:sz w:val="26"/>
+          <w:szCs w:val="26"/>
+        </w:rPr>
+      </w:pPr>
+      <w:r>
+        <w:rPr>
+          <w:b/>
+          <w:bCs/>
+          <w:sz w:val="26"/>
+          <w:szCs w:val="26"/>
+        </w:rPr>
+        <w:t>推播</w:t>
+      </w:r>
+      <w:r>
+        <w:rPr>
+          <w:sz w:val="26"/>
+          <w:szCs w:val="26"/>
+        </w:rPr>
+        <w:t>：</w:t>
+      </w:r>
+      <w:r>
+        <w:rPr>
+          <w:sz w:val="26"/>
+          <w:szCs w:val="26"/>
+        </w:rPr>
+        <w:t>PWA</w:t>
+      </w:r>
+    </w:p>
+    <w:p>
+      <w:pPr>
+        <w:numPr>
+          <w:ilvl w:val="0"/>
+          <w:numId w:val="23"/>
+        </w:numPr>
+        <w:rPr>
+          <w:sz w:val="26"/>
+          <w:szCs w:val="26"/>
+        </w:rPr>
+      </w:pPr>
+      <w:r>
+        <w:rPr>
+          <w:b/>
+          <w:bCs/>
+          <w:sz w:val="26"/>
+          <w:szCs w:val="26"/>
+        </w:rPr>
+        <w:t xml:space="preserve">AI </w:t>
+      </w:r>
+      <w:r>
+        <w:rPr>
+          <w:b/>
+          <w:bCs/>
+          <w:sz w:val="26"/>
+          <w:szCs w:val="26"/>
+        </w:rPr>
+        <w:t>模組</w:t>
+      </w:r>
+      <w:r>
+        <w:rPr>
+          <w:sz w:val="26"/>
+          <w:szCs w:val="26"/>
+        </w:rPr>
+        <w:t>：</w:t>
+      </w:r>
+      <w:r>
+        <w:rPr>
+          <w:sz w:val="26"/>
+          <w:szCs w:val="26"/>
+        </w:rPr>
+        <w:t>OpenCV Haar Cascade</w:t>
+      </w:r>
+      <w:r>
+        <w:rPr>
+          <w:sz w:val="26"/>
+          <w:szCs w:val="26"/>
+        </w:rPr>
+        <w:t>（人臉偵測與模糊化）、</w:t>
+      </w:r>
+      <w:r>
+        <w:rPr>
+          <w:sz w:val="26"/>
+          <w:szCs w:val="26"/>
+        </w:rPr>
+        <w:t>AI</w:t>
+      </w:r>
+      <w:r>
+        <w:rPr>
+          <w:sz w:val="26"/>
+          <w:szCs w:val="26"/>
+        </w:rPr>
+        <w:t>模型審核訊息</w:t>
+      </w:r>
+    </w:p>
+    <w:p>
+      <w:pPr>
+        <w:rPr>
+          <w:b/>
+          <w:bCs/>
+          <w:sz w:val="28"/>
+          <w:szCs w:val="28"/>
+        </w:rPr>
+      </w:pPr>
+      <w:r>
+        <w:rPr>
+          <w:b/>
+          <w:bCs/>
+          <w:sz w:val="28"/>
+          <w:szCs w:val="28"/>
+        </w:rPr>
+        <w:t xml:space="preserve">(4) </w:t>
+      </w:r>
+      <w:r>
+        <w:rPr>
+          <w:b/>
+          <w:bCs/>
+          <w:sz w:val="28"/>
+          <w:szCs w:val="28"/>
+        </w:rPr>
+        <w:t>已完成度與驗證</w:t>
+      </w:r>
+    </w:p>
+    <w:p>
+      <w:pPr>
+        <w:numPr>
+          <w:ilvl w:val="0"/>
+          <w:numId w:val="24"/>
+        </w:numPr>
+        <w:rPr>
+          <w:sz w:val="26"/>
+          <w:szCs w:val="26"/>
+        </w:rPr>
+      </w:pPr>
+      <w:r>
+        <w:rPr>
+          <w:b/>
+          <w:bCs/>
+          <w:sz w:val="26"/>
+          <w:szCs w:val="26"/>
+        </w:rPr>
+        <w:t>已完成原型</w:t>
+      </w:r>
+      <w:r>
+        <w:rPr>
+          <w:sz w:val="26"/>
+          <w:szCs w:val="26"/>
+        </w:rPr>
+        <w:t>：登入、事件回報、地圖顯示、一鍵求助、聊天室</w:t>
+      </w:r>
+    </w:p>
+    <w:p>
+      <w:pPr>
+        <w:numPr>
+          <w:ilvl w:val="0"/>
+          <w:numId w:val="24"/>
+        </w:numPr>
+        <w:rPr>
+          <w:sz w:val="26"/>
+          <w:szCs w:val="26"/>
+        </w:rPr>
+      </w:pPr>
+      <w:r>
+        <w:rPr>
+          <w:b/>
+          <w:bCs/>
+          <w:sz w:val="26"/>
+          <w:szCs w:val="26"/>
+        </w:rPr>
+        <w:t>驗證計畫</w:t>
+      </w:r>
+      <w:r>
+        <w:rPr>
+          <w:sz w:val="26"/>
+          <w:szCs w:val="26"/>
+        </w:rPr>
+        <w:t>：與大專校院及地方政府合作，於夜歸安全及社區防護場域測試</w:t>
+      </w:r>
+    </w:p>
+    <w:p>
+      <w:pPr>
         <w:rPr>
           <w:rFonts w:hint="eastAsia"/>
-        </w:rPr>
-        <w:t>(PDF),</w:t>
-      </w:r>
-    </w:p>
-    <w:p>
-      <w:r>
+          <w:sz w:val="26"/>
+          <w:szCs w:val="26"/>
+        </w:rPr>
+      </w:pPr>
+    </w:p>
+    <w:p>
+      <w:pPr>
+        <w:rPr>
+          <w:b/>
+          <w:bCs/>
+          <w:sz w:val="32"/>
+          <w:szCs w:val="32"/>
+        </w:rPr>
+      </w:pPr>
+      <w:r>
+        <w:rPr>
+          <w:b/>
+          <w:bCs/>
+          <w:sz w:val="32"/>
+          <w:szCs w:val="32"/>
+        </w:rPr>
+        <w:t>三、邏輯與結構清晰度</w:t>
+      </w:r>
+    </w:p>
+    <w:p>
+      <w:pPr>
+        <w:rPr>
+          <w:sz w:val="28"/>
+          <w:szCs w:val="28"/>
+        </w:rPr>
+      </w:pPr>
+      <w:r>
+        <w:rPr>
+          <w:sz w:val="28"/>
+          <w:szCs w:val="28"/>
+        </w:rPr>
+        <w:t>本專案依循清晰的邏輯架構：</w:t>
+      </w:r>
+    </w:p>
+    <w:p>
+      <w:pPr>
+        <w:numPr>
+          <w:ilvl w:val="0"/>
+          <w:numId w:val="25"/>
+        </w:numPr>
+        <w:rPr>
+          <w:sz w:val="26"/>
+          <w:szCs w:val="26"/>
+        </w:rPr>
+      </w:pPr>
+      <w:r>
+        <w:rPr>
+          <w:b/>
+          <w:bCs/>
+          <w:sz w:val="26"/>
+          <w:szCs w:val="26"/>
+        </w:rPr>
+        <w:t>問題意識</w:t>
+      </w:r>
+      <w:r>
+        <w:rPr>
+          <w:sz w:val="26"/>
+          <w:szCs w:val="26"/>
+        </w:rPr>
+        <w:t>：街頭安全不足，現有</w:t>
+      </w:r>
+      <w:r>
+        <w:rPr>
+          <w:sz w:val="26"/>
+          <w:szCs w:val="26"/>
+        </w:rPr>
+        <w:t>App</w:t>
+      </w:r>
+      <w:r>
+        <w:rPr>
+          <w:sz w:val="26"/>
+          <w:szCs w:val="26"/>
+        </w:rPr>
+        <w:t>功能單一</w:t>
+      </w:r>
+    </w:p>
+    <w:p>
+      <w:pPr>
+        <w:numPr>
+          <w:ilvl w:val="0"/>
+          <w:numId w:val="25"/>
+        </w:numPr>
+        <w:rPr>
+          <w:sz w:val="26"/>
+          <w:szCs w:val="26"/>
+        </w:rPr>
+      </w:pPr>
+      <w:r>
+        <w:rPr>
+          <w:b/>
+          <w:bCs/>
+          <w:sz w:val="26"/>
+          <w:szCs w:val="26"/>
+        </w:rPr>
+        <w:t>創新解法</w:t>
+      </w:r>
+      <w:r>
+        <w:rPr>
+          <w:sz w:val="26"/>
+          <w:szCs w:val="26"/>
+        </w:rPr>
+        <w:t>：</w:t>
+      </w:r>
+      <w:r>
+        <w:rPr>
+          <w:sz w:val="26"/>
+          <w:szCs w:val="26"/>
+        </w:rPr>
+        <w:t xml:space="preserve">AI + </w:t>
+      </w:r>
+      <w:r>
+        <w:rPr>
+          <w:sz w:val="26"/>
+          <w:szCs w:val="26"/>
+        </w:rPr>
+        <w:t>社群互助</w:t>
+      </w:r>
+      <w:r>
+        <w:rPr>
+          <w:sz w:val="26"/>
+          <w:szCs w:val="26"/>
+        </w:rPr>
+        <w:t xml:space="preserve"> + </w:t>
+      </w:r>
+      <w:r>
+        <w:rPr>
+          <w:sz w:val="26"/>
+          <w:szCs w:val="26"/>
+        </w:rPr>
+        <w:t>安全店家合作</w:t>
+      </w:r>
+    </w:p>
+    <w:p>
+      <w:pPr>
+        <w:numPr>
+          <w:ilvl w:val="0"/>
+          <w:numId w:val="25"/>
+        </w:numPr>
+        <w:rPr>
+          <w:sz w:val="26"/>
+          <w:szCs w:val="26"/>
+        </w:rPr>
+      </w:pPr>
+      <w:r>
+        <w:rPr>
+          <w:b/>
+          <w:bCs/>
+          <w:sz w:val="26"/>
+          <w:szCs w:val="26"/>
+        </w:rPr>
+        <w:lastRenderedPageBreak/>
+        <w:t>技術實踐</w:t>
+      </w:r>
+      <w:r>
+        <w:rPr>
+          <w:sz w:val="26"/>
+          <w:szCs w:val="26"/>
+        </w:rPr>
+        <w:t>：跨平台整合、</w:t>
+      </w:r>
+      <w:r>
+        <w:rPr>
+          <w:sz w:val="26"/>
+          <w:szCs w:val="26"/>
+        </w:rPr>
+        <w:t>AI</w:t>
+      </w:r>
+      <w:r>
+        <w:rPr>
+          <w:sz w:val="26"/>
+          <w:szCs w:val="26"/>
+        </w:rPr>
+        <w:t>模組、隱私保護</w:t>
+      </w:r>
+    </w:p>
+    <w:p>
+      <w:pPr>
+        <w:numPr>
+          <w:ilvl w:val="0"/>
+          <w:numId w:val="25"/>
+        </w:numPr>
+        <w:rPr>
+          <w:sz w:val="26"/>
+          <w:szCs w:val="26"/>
+        </w:rPr>
+      </w:pPr>
+      <w:r>
+        <w:rPr>
+          <w:b/>
+          <w:bCs/>
+          <w:sz w:val="26"/>
+          <w:szCs w:val="26"/>
+        </w:rPr>
+        <w:t>市場定位</w:t>
+      </w:r>
+      <w:r>
+        <w:rPr>
+          <w:sz w:val="26"/>
+          <w:szCs w:val="26"/>
+        </w:rPr>
+        <w:t>：女性獨行者、學生、夜歸族、家長</w:t>
+      </w:r>
+    </w:p>
+    <w:p>
+      <w:pPr>
+        <w:numPr>
+          <w:ilvl w:val="0"/>
+          <w:numId w:val="25"/>
+        </w:numPr>
+        <w:rPr>
+          <w:sz w:val="26"/>
+          <w:szCs w:val="26"/>
+        </w:rPr>
+      </w:pPr>
+      <w:r>
+        <w:rPr>
+          <w:b/>
+          <w:bCs/>
+          <w:sz w:val="26"/>
+          <w:szCs w:val="26"/>
+        </w:rPr>
+        <w:t>商業模式</w:t>
+      </w:r>
+      <w:r>
+        <w:rPr>
+          <w:sz w:val="26"/>
+          <w:szCs w:val="26"/>
+        </w:rPr>
+        <w:t>：商家認證與廣告收入、政府</w:t>
+      </w:r>
+      <w:r>
+        <w:rPr>
+          <w:sz w:val="26"/>
+          <w:szCs w:val="26"/>
+        </w:rPr>
+        <w:t>/NGO</w:t>
+      </w:r>
+      <w:r>
+        <w:rPr>
+          <w:sz w:val="26"/>
+          <w:szCs w:val="26"/>
+        </w:rPr>
+        <w:t>合作</w:t>
+      </w:r>
+    </w:p>
+    <w:p>
+      <w:pPr>
+        <w:numPr>
+          <w:ilvl w:val="0"/>
+          <w:numId w:val="25"/>
+        </w:numPr>
+        <w:rPr>
+          <w:sz w:val="26"/>
+          <w:szCs w:val="26"/>
+        </w:rPr>
+      </w:pPr>
+      <w:r>
+        <w:rPr>
+          <w:b/>
+          <w:bCs/>
+          <w:sz w:val="26"/>
+          <w:szCs w:val="26"/>
+        </w:rPr>
+        <w:t>政策呼應</w:t>
+      </w:r>
+      <w:r>
+        <w:rPr>
+          <w:sz w:val="26"/>
+          <w:szCs w:val="26"/>
+        </w:rPr>
+        <w:t>：契合「全社會防衛韌性」推動方向</w:t>
+      </w:r>
+    </w:p>
+    <w:p>
+      <w:pPr>
         <w:rPr>
           <w:rFonts w:hint="eastAsia"/>
-        </w:rPr>
-        <w:t>可包含</w:t>
-      </w:r>
-      <w:r>
+          <w:sz w:val="26"/>
+          <w:szCs w:val="26"/>
+        </w:rPr>
+      </w:pPr>
+    </w:p>
+    <w:p>
+      <w:pPr>
+        <w:rPr>
+          <w:b/>
+          <w:bCs/>
+          <w:sz w:val="32"/>
+          <w:szCs w:val="32"/>
+        </w:rPr>
+      </w:pPr>
+      <w:r>
+        <w:rPr>
+          <w:b/>
+          <w:bCs/>
+          <w:sz w:val="32"/>
+          <w:szCs w:val="32"/>
+        </w:rPr>
+        <w:t>四、實踐性與商業化構想</w:t>
+      </w:r>
+    </w:p>
+    <w:p>
+      <w:pPr>
+        <w:rPr>
+          <w:b/>
+          <w:bCs/>
+          <w:sz w:val="28"/>
+          <w:szCs w:val="28"/>
+        </w:rPr>
+      </w:pPr>
+      <w:r>
+        <w:rPr>
+          <w:b/>
+          <w:bCs/>
+          <w:sz w:val="28"/>
+          <w:szCs w:val="28"/>
+        </w:rPr>
+        <w:t xml:space="preserve">(1) </w:t>
+      </w:r>
+      <w:r>
+        <w:rPr>
+          <w:b/>
+          <w:bCs/>
+          <w:sz w:val="28"/>
+          <w:szCs w:val="28"/>
+        </w:rPr>
+        <w:t>實踐性</w:t>
+      </w:r>
+    </w:p>
+    <w:p>
+      <w:pPr>
+        <w:numPr>
+          <w:ilvl w:val="0"/>
+          <w:numId w:val="26"/>
+        </w:numPr>
+        <w:rPr>
+          <w:sz w:val="26"/>
+          <w:szCs w:val="26"/>
+        </w:rPr>
+      </w:pPr>
+      <w:r>
+        <w:rPr>
+          <w:sz w:val="26"/>
+          <w:szCs w:val="26"/>
+        </w:rPr>
+        <w:t>系統原型已完成，可即時運作</w:t>
+      </w:r>
+    </w:p>
+    <w:p>
+      <w:pPr>
+        <w:numPr>
+          <w:ilvl w:val="0"/>
+          <w:numId w:val="26"/>
+        </w:numPr>
+        <w:rPr>
+          <w:sz w:val="26"/>
+          <w:szCs w:val="26"/>
+        </w:rPr>
+      </w:pPr>
+      <w:r>
+        <w:rPr>
+          <w:sz w:val="26"/>
+          <w:szCs w:val="26"/>
+        </w:rPr>
+        <w:t xml:space="preserve">AI </w:t>
+      </w:r>
+      <w:r>
+        <w:rPr>
+          <w:sz w:val="26"/>
+          <w:szCs w:val="26"/>
+        </w:rPr>
+        <w:t>模組與安全防護功能已初步測試，具備落地可行性</w:t>
+      </w:r>
+    </w:p>
+    <w:p>
+      <w:pPr>
+        <w:rPr>
+          <w:b/>
+          <w:bCs/>
+          <w:sz w:val="28"/>
+          <w:szCs w:val="28"/>
+        </w:rPr>
+      </w:pPr>
+      <w:r>
+        <w:rPr>
+          <w:b/>
+          <w:bCs/>
+          <w:sz w:val="28"/>
+          <w:szCs w:val="28"/>
+        </w:rPr>
+        <w:t xml:space="preserve">(2) </w:t>
+      </w:r>
+      <w:r>
+        <w:rPr>
+          <w:b/>
+          <w:bCs/>
+          <w:sz w:val="28"/>
+          <w:szCs w:val="28"/>
+        </w:rPr>
+        <w:t>商業化模式</w:t>
+      </w:r>
+    </w:p>
+    <w:p>
+      <w:pPr>
+        <w:numPr>
+          <w:ilvl w:val="0"/>
+          <w:numId w:val="27"/>
+        </w:numPr>
+        <w:rPr>
+          <w:sz w:val="26"/>
+          <w:szCs w:val="26"/>
+        </w:rPr>
+      </w:pPr>
+      <w:r>
+        <w:rPr>
+          <w:b/>
+          <w:bCs/>
+          <w:sz w:val="26"/>
+          <w:szCs w:val="26"/>
+        </w:rPr>
+        <w:t>B2B</w:t>
+      </w:r>
+      <w:r>
+        <w:rPr>
+          <w:sz w:val="26"/>
+          <w:szCs w:val="26"/>
+        </w:rPr>
+        <w:t>：合作商家免費認證</w:t>
+      </w:r>
+      <w:r>
+        <w:rPr>
+          <w:sz w:val="26"/>
+          <w:szCs w:val="26"/>
+        </w:rPr>
+        <w:t xml:space="preserve"> → </w:t>
+      </w:r>
+      <w:r>
+        <w:rPr>
+          <w:sz w:val="26"/>
+          <w:szCs w:val="26"/>
+        </w:rPr>
+        <w:t>進階廣告曝光（月費</w:t>
+      </w:r>
+      <w:r>
+        <w:rPr>
+          <w:sz w:val="26"/>
+          <w:szCs w:val="26"/>
+        </w:rPr>
+        <w:t>300</w:t>
+      </w:r>
+      <w:r>
+        <w:rPr>
+          <w:sz w:val="26"/>
+          <w:szCs w:val="26"/>
+        </w:rPr>
+        <w:t>元）</w:t>
+      </w:r>
+    </w:p>
+    <w:p>
+      <w:pPr>
+        <w:numPr>
+          <w:ilvl w:val="0"/>
+          <w:numId w:val="27"/>
+        </w:numPr>
+        <w:rPr>
+          <w:sz w:val="26"/>
+          <w:szCs w:val="26"/>
+        </w:rPr>
+      </w:pPr>
+      <w:r>
+        <w:rPr>
+          <w:b/>
+          <w:bCs/>
+          <w:sz w:val="26"/>
+          <w:szCs w:val="26"/>
+        </w:rPr>
+        <w:t>B2G/B2N</w:t>
+      </w:r>
+      <w:r>
+        <w:rPr>
+          <w:sz w:val="26"/>
+          <w:szCs w:val="26"/>
+        </w:rPr>
+        <w:t>：與政府、</w:t>
+      </w:r>
+      <w:r>
+        <w:rPr>
+          <w:sz w:val="26"/>
+          <w:szCs w:val="26"/>
+        </w:rPr>
+        <w:t>NGO</w:t>
+      </w:r>
+      <w:r>
+        <w:rPr>
+          <w:sz w:val="26"/>
+          <w:szCs w:val="26"/>
+        </w:rPr>
+        <w:t>合作，提供數據分析與社區安全推廣</w:t>
+      </w:r>
+    </w:p>
+    <w:p>
+      <w:pPr>
+        <w:numPr>
+          <w:ilvl w:val="0"/>
+          <w:numId w:val="27"/>
+        </w:numPr>
+        <w:rPr>
+          <w:sz w:val="26"/>
+          <w:szCs w:val="26"/>
+        </w:rPr>
+      </w:pPr>
+      <w:r>
+        <w:rPr>
+          <w:b/>
+          <w:bCs/>
+          <w:sz w:val="26"/>
+          <w:szCs w:val="26"/>
+        </w:rPr>
+        <w:t>B2C</w:t>
+      </w:r>
+      <w:r>
+        <w:rPr>
+          <w:sz w:val="26"/>
+          <w:szCs w:val="26"/>
+        </w:rPr>
+        <w:t>：使用者免費下載，快速累積市佔率</w:t>
+      </w:r>
+    </w:p>
+    <w:p>
+      <w:pPr>
+        <w:rPr>
+          <w:b/>
+          <w:bCs/>
+          <w:sz w:val="28"/>
+          <w:szCs w:val="28"/>
+        </w:rPr>
+      </w:pPr>
+      <w:r>
+        <w:rPr>
+          <w:b/>
+          <w:bCs/>
+          <w:sz w:val="28"/>
+          <w:szCs w:val="28"/>
+        </w:rPr>
+        <w:t xml:space="preserve">(3) </w:t>
+      </w:r>
+      <w:r>
+        <w:rPr>
+          <w:b/>
+          <w:bCs/>
+          <w:sz w:val="28"/>
+          <w:szCs w:val="28"/>
+        </w:rPr>
+        <w:t>收益來源</w:t>
+      </w:r>
+    </w:p>
+    <w:p>
+      <w:pPr>
+        <w:numPr>
+          <w:ilvl w:val="0"/>
+          <w:numId w:val="28"/>
+        </w:numPr>
+        <w:rPr>
+          <w:sz w:val="26"/>
+          <w:szCs w:val="26"/>
+        </w:rPr>
+      </w:pPr>
+      <w:r>
+        <w:rPr>
+          <w:sz w:val="26"/>
+          <w:szCs w:val="26"/>
+        </w:rPr>
+        <w:t>商家廣告投放</w:t>
+      </w:r>
+    </w:p>
+    <w:p>
+      <w:pPr>
+        <w:numPr>
+          <w:ilvl w:val="0"/>
+          <w:numId w:val="28"/>
+        </w:numPr>
+        <w:rPr>
+          <w:sz w:val="26"/>
+          <w:szCs w:val="26"/>
+        </w:rPr>
+      </w:pPr>
+      <w:r>
+        <w:rPr>
+          <w:sz w:val="26"/>
+          <w:szCs w:val="26"/>
+        </w:rPr>
+        <w:t>政府</w:t>
+      </w:r>
+      <w:r>
+        <w:rPr>
+          <w:sz w:val="26"/>
+          <w:szCs w:val="26"/>
+        </w:rPr>
+        <w:t>/NGO</w:t>
+      </w:r>
+      <w:r>
+        <w:rPr>
+          <w:sz w:val="26"/>
+          <w:szCs w:val="26"/>
+        </w:rPr>
+        <w:t>補助</w:t>
+      </w:r>
+    </w:p>
+    <w:p>
+      <w:pPr>
+        <w:numPr>
+          <w:ilvl w:val="0"/>
+          <w:numId w:val="28"/>
+        </w:numPr>
+        <w:rPr>
+          <w:sz w:val="26"/>
+          <w:szCs w:val="26"/>
+        </w:rPr>
+      </w:pPr>
+      <w:r>
+        <w:rPr>
+          <w:sz w:val="26"/>
+          <w:szCs w:val="26"/>
+        </w:rPr>
+        <w:t>未來進階會員功能</w:t>
+      </w:r>
+    </w:p>
+    <w:p>
+      <w:pPr>
         <w:rPr>
           <w:rFonts w:hint="eastAsia"/>
-        </w:rPr>
-        <w:t>:</w:t>
-      </w:r>
-      <w:r>
+          <w:sz w:val="26"/>
+          <w:szCs w:val="26"/>
+        </w:rPr>
+      </w:pPr>
+    </w:p>
+    <w:p>
+      <w:pPr>
+        <w:rPr>
+          <w:b/>
+          <w:bCs/>
+          <w:sz w:val="32"/>
+          <w:szCs w:val="32"/>
+        </w:rPr>
+      </w:pPr>
+      <w:r>
+        <w:rPr>
+          <w:b/>
+          <w:bCs/>
+          <w:sz w:val="32"/>
+          <w:szCs w:val="32"/>
+        </w:rPr>
+        <w:t>五、市場分析與競爭優勢</w:t>
+      </w:r>
+    </w:p>
+    <w:p>
+      <w:pPr>
+        <w:rPr>
+          <w:b/>
+          <w:bCs/>
+          <w:sz w:val="28"/>
+          <w:szCs w:val="28"/>
+        </w:rPr>
+      </w:pPr>
+      <w:r>
+        <w:rPr>
+          <w:b/>
+          <w:bCs/>
+          <w:sz w:val="28"/>
+          <w:szCs w:val="28"/>
+        </w:rPr>
+        <w:t xml:space="preserve">(1) </w:t>
+      </w:r>
+      <w:r>
+        <w:rPr>
+          <w:b/>
+          <w:bCs/>
+          <w:sz w:val="28"/>
+          <w:szCs w:val="28"/>
+        </w:rPr>
+        <w:t>目標市場</w:t>
+      </w:r>
+    </w:p>
+    <w:p>
+      <w:pPr>
+        <w:numPr>
+          <w:ilvl w:val="0"/>
+          <w:numId w:val="29"/>
+        </w:numPr>
+        <w:rPr>
+          <w:sz w:val="26"/>
+          <w:szCs w:val="26"/>
+        </w:rPr>
+      </w:pPr>
+      <w:r>
+        <w:rPr>
+          <w:b/>
+          <w:bCs/>
+          <w:sz w:val="26"/>
+          <w:szCs w:val="26"/>
+        </w:rPr>
+        <w:t>主要</w:t>
+      </w:r>
+      <w:r>
+        <w:rPr>
+          <w:sz w:val="26"/>
+          <w:szCs w:val="26"/>
+        </w:rPr>
+        <w:t>：女性、學生、夜歸族、夜跑者、家長</w:t>
+      </w:r>
+    </w:p>
+    <w:p>
+      <w:pPr>
+        <w:numPr>
+          <w:ilvl w:val="0"/>
+          <w:numId w:val="29"/>
+        </w:numPr>
+        <w:rPr>
+          <w:sz w:val="26"/>
+          <w:szCs w:val="26"/>
+        </w:rPr>
+      </w:pPr>
+      <w:r>
+        <w:rPr>
+          <w:b/>
+          <w:bCs/>
+          <w:sz w:val="26"/>
+          <w:szCs w:val="26"/>
+        </w:rPr>
+        <w:lastRenderedPageBreak/>
+        <w:t>次要</w:t>
+      </w:r>
+      <w:r>
+        <w:rPr>
+          <w:sz w:val="26"/>
+          <w:szCs w:val="26"/>
+        </w:rPr>
+        <w:t>：商家（便利商店、咖啡廳）、政府、</w:t>
+      </w:r>
+      <w:r>
+        <w:rPr>
+          <w:sz w:val="26"/>
+          <w:szCs w:val="26"/>
+        </w:rPr>
+        <w:t>NGO</w:t>
+      </w:r>
+    </w:p>
+    <w:p>
+      <w:pPr>
+        <w:rPr>
+          <w:b/>
+          <w:bCs/>
+          <w:sz w:val="28"/>
+          <w:szCs w:val="28"/>
+        </w:rPr>
+      </w:pPr>
+      <w:r>
+        <w:rPr>
+          <w:b/>
+          <w:bCs/>
+          <w:sz w:val="28"/>
+          <w:szCs w:val="28"/>
+        </w:rPr>
+        <w:t xml:space="preserve">(2) </w:t>
+      </w:r>
+      <w:r>
+        <w:rPr>
+          <w:b/>
+          <w:bCs/>
+          <w:sz w:val="28"/>
+          <w:szCs w:val="28"/>
+        </w:rPr>
+        <w:t>競爭比較</w:t>
+      </w:r>
+    </w:p>
+    <w:p>
+      <w:pPr>
+        <w:numPr>
+          <w:ilvl w:val="0"/>
+          <w:numId w:val="30"/>
+        </w:numPr>
+        <w:rPr>
+          <w:sz w:val="26"/>
+          <w:szCs w:val="26"/>
+        </w:rPr>
+      </w:pPr>
+      <w:r>
+        <w:rPr>
+          <w:b/>
+          <w:bCs/>
+          <w:sz w:val="26"/>
+          <w:szCs w:val="26"/>
+        </w:rPr>
+        <w:t>警政署報案</w:t>
+      </w:r>
+      <w:r>
+        <w:rPr>
+          <w:b/>
+          <w:bCs/>
+          <w:sz w:val="26"/>
+          <w:szCs w:val="26"/>
+        </w:rPr>
+        <w:t xml:space="preserve"> App</w:t>
+      </w:r>
+      <w:r>
+        <w:rPr>
+          <w:sz w:val="26"/>
+          <w:szCs w:val="26"/>
+        </w:rPr>
+        <w:t>：可信度高，但缺乏社群與預防</w:t>
+      </w:r>
+    </w:p>
+    <w:p>
+      <w:pPr>
+        <w:numPr>
+          <w:ilvl w:val="0"/>
+          <w:numId w:val="30"/>
+        </w:numPr>
+        <w:rPr>
+          <w:sz w:val="26"/>
+          <w:szCs w:val="26"/>
+        </w:rPr>
+      </w:pPr>
+      <w:r>
+        <w:rPr>
+          <w:b/>
+          <w:bCs/>
+          <w:sz w:val="26"/>
+          <w:szCs w:val="26"/>
+        </w:rPr>
+        <w:t xml:space="preserve">Facebook/LINE </w:t>
+      </w:r>
+      <w:r>
+        <w:rPr>
+          <w:b/>
+          <w:bCs/>
+          <w:sz w:val="26"/>
+          <w:szCs w:val="26"/>
+        </w:rPr>
+        <w:t>社群</w:t>
+      </w:r>
+      <w:r>
+        <w:rPr>
+          <w:sz w:val="26"/>
+          <w:szCs w:val="26"/>
+        </w:rPr>
+        <w:t>：資訊零散，無地圖化整合</w:t>
+      </w:r>
+    </w:p>
+    <w:p>
+      <w:pPr>
+        <w:numPr>
+          <w:ilvl w:val="0"/>
+          <w:numId w:val="30"/>
+        </w:numPr>
+        <w:rPr>
+          <w:sz w:val="26"/>
+          <w:szCs w:val="26"/>
+        </w:rPr>
+      </w:pPr>
+      <w:r>
+        <w:rPr>
+          <w:b/>
+          <w:bCs/>
+          <w:sz w:val="26"/>
+          <w:szCs w:val="26"/>
+        </w:rPr>
+        <w:t>本平台</w:t>
+      </w:r>
+      <w:r>
+        <w:rPr>
+          <w:sz w:val="26"/>
+          <w:szCs w:val="26"/>
+        </w:rPr>
+        <w:t>：在地化數據、</w:t>
+      </w:r>
+      <w:r>
+        <w:rPr>
+          <w:sz w:val="26"/>
+          <w:szCs w:val="26"/>
+        </w:rPr>
+        <w:t>AI</w:t>
+      </w:r>
+      <w:r>
+        <w:rPr>
+          <w:sz w:val="26"/>
+          <w:szCs w:val="26"/>
+        </w:rPr>
+        <w:t>隱私保護、商家合作，全面性強</w:t>
+      </w:r>
+    </w:p>
+    <w:p>
+      <w:pPr>
+        <w:rPr>
+          <w:b/>
+          <w:bCs/>
+          <w:sz w:val="28"/>
+          <w:szCs w:val="28"/>
+        </w:rPr>
+      </w:pPr>
+      <w:r>
+        <w:rPr>
+          <w:b/>
+          <w:bCs/>
+          <w:sz w:val="28"/>
+          <w:szCs w:val="28"/>
+        </w:rPr>
+        <w:t xml:space="preserve">(3) </w:t>
+      </w:r>
+      <w:r>
+        <w:rPr>
+          <w:b/>
+          <w:bCs/>
+          <w:sz w:val="28"/>
+          <w:szCs w:val="28"/>
+        </w:rPr>
+        <w:t>預估市佔</w:t>
+      </w:r>
+    </w:p>
+    <w:p>
+      <w:pPr>
+        <w:numPr>
+          <w:ilvl w:val="0"/>
+          <w:numId w:val="31"/>
+        </w:numPr>
+        <w:rPr>
+          <w:sz w:val="26"/>
+          <w:szCs w:val="26"/>
+        </w:rPr>
+      </w:pPr>
+      <w:r>
+        <w:rPr>
+          <w:sz w:val="26"/>
+          <w:szCs w:val="26"/>
+        </w:rPr>
+        <w:t>第一年：</w:t>
+      </w:r>
+      <w:r>
+        <w:rPr>
+          <w:sz w:val="26"/>
+          <w:szCs w:val="26"/>
+        </w:rPr>
+        <w:t xml:space="preserve">1000+ </w:t>
+      </w:r>
+      <w:r>
+        <w:rPr>
+          <w:sz w:val="26"/>
+          <w:szCs w:val="26"/>
+        </w:rPr>
+        <w:t>使用者、</w:t>
+      </w:r>
+      <w:r>
+        <w:rPr>
+          <w:sz w:val="26"/>
+          <w:szCs w:val="26"/>
+        </w:rPr>
+        <w:t>50</w:t>
+      </w:r>
+      <w:r>
+        <w:rPr>
+          <w:sz w:val="26"/>
+          <w:szCs w:val="26"/>
+        </w:rPr>
+        <w:t>家合作商家</w:t>
+      </w:r>
+    </w:p>
+    <w:p>
+      <w:pPr>
+        <w:numPr>
+          <w:ilvl w:val="0"/>
+          <w:numId w:val="31"/>
+        </w:numPr>
+        <w:rPr>
+          <w:sz w:val="26"/>
+          <w:szCs w:val="26"/>
+        </w:rPr>
+      </w:pPr>
+      <w:r>
+        <w:rPr>
+          <w:sz w:val="26"/>
+          <w:szCs w:val="26"/>
+        </w:rPr>
+        <w:t>三年內：拓展至全台主要城市</w:t>
+      </w:r>
+    </w:p>
+    <w:p>
+      <w:pPr>
         <w:rPr>
           <w:rFonts w:hint="eastAsia"/>
-        </w:rPr>
-        <w:t>團隊資訊、創業構想、市場洞察</w:t>
-      </w:r>
-      <w:r>
+          <w:sz w:val="26"/>
+          <w:szCs w:val="26"/>
+        </w:rPr>
+      </w:pPr>
+    </w:p>
+    <w:p>
+      <w:pPr>
+        <w:rPr>
+          <w:b/>
+          <w:bCs/>
+          <w:sz w:val="32"/>
+          <w:szCs w:val="32"/>
+        </w:rPr>
+      </w:pPr>
+      <w:r>
+        <w:rPr>
+          <w:b/>
+          <w:bCs/>
+          <w:sz w:val="32"/>
+          <w:szCs w:val="32"/>
+        </w:rPr>
+        <w:t>六、財務規劃</w:t>
+      </w:r>
+    </w:p>
+    <w:p>
+      <w:pPr>
+        <w:numPr>
+          <w:ilvl w:val="0"/>
+          <w:numId w:val="32"/>
+        </w:numPr>
+        <w:rPr>
+          <w:sz w:val="26"/>
+          <w:szCs w:val="26"/>
+        </w:rPr>
+      </w:pPr>
+      <w:r>
+        <w:rPr>
+          <w:b/>
+          <w:bCs/>
+          <w:sz w:val="26"/>
+          <w:szCs w:val="26"/>
+        </w:rPr>
+        <w:t>資金結構</w:t>
+      </w:r>
+      <w:r>
+        <w:rPr>
+          <w:sz w:val="26"/>
+          <w:szCs w:val="26"/>
+        </w:rPr>
+        <w:t>：自有資金</w:t>
+      </w:r>
+      <w:r>
+        <w:rPr>
+          <w:sz w:val="26"/>
+          <w:szCs w:val="26"/>
+        </w:rPr>
+        <w:t xml:space="preserve"> + </w:t>
+      </w:r>
+      <w:r>
+        <w:rPr>
+          <w:sz w:val="26"/>
+          <w:szCs w:val="26"/>
+        </w:rPr>
+        <w:t>政府補助</w:t>
+      </w:r>
+      <w:r>
+        <w:rPr>
+          <w:sz w:val="26"/>
+          <w:szCs w:val="26"/>
+        </w:rPr>
+        <w:t xml:space="preserve"> + </w:t>
+      </w:r>
+      <w:r>
+        <w:rPr>
+          <w:sz w:val="26"/>
+          <w:szCs w:val="26"/>
+        </w:rPr>
+        <w:t>創投支持</w:t>
+      </w:r>
+    </w:p>
+    <w:p>
+      <w:pPr>
+        <w:numPr>
+          <w:ilvl w:val="0"/>
+          <w:numId w:val="32"/>
+        </w:numPr>
+        <w:rPr>
+          <w:sz w:val="26"/>
+          <w:szCs w:val="26"/>
+        </w:rPr>
+      </w:pPr>
+      <w:r>
+        <w:rPr>
+          <w:b/>
+          <w:bCs/>
+          <w:sz w:val="26"/>
+          <w:szCs w:val="26"/>
+        </w:rPr>
+        <w:t>資金用途</w:t>
+      </w:r>
+      <w:r>
+        <w:rPr>
+          <w:sz w:val="26"/>
+          <w:szCs w:val="26"/>
+        </w:rPr>
+        <w:t>：</w:t>
+      </w:r>
+    </w:p>
+    <w:p>
+      <w:pPr>
+        <w:numPr>
+          <w:ilvl w:val="1"/>
+          <w:numId w:val="32"/>
+        </w:numPr>
+        <w:rPr>
+          <w:sz w:val="26"/>
+          <w:szCs w:val="26"/>
+        </w:rPr>
+      </w:pPr>
+      <w:r>
+        <w:rPr>
+          <w:sz w:val="26"/>
+          <w:szCs w:val="26"/>
+        </w:rPr>
+        <w:t>雲端伺服器與</w:t>
+      </w:r>
+      <w:r>
+        <w:rPr>
+          <w:sz w:val="26"/>
+          <w:szCs w:val="26"/>
+        </w:rPr>
+        <w:t xml:space="preserve"> API</w:t>
+      </w:r>
+      <w:r>
+        <w:rPr>
+          <w:sz w:val="26"/>
+          <w:szCs w:val="26"/>
+        </w:rPr>
+        <w:t>：</w:t>
+      </w:r>
+      <w:r>
+        <w:rPr>
+          <w:sz w:val="26"/>
+          <w:szCs w:val="26"/>
+        </w:rPr>
+        <w:t>70%</w:t>
+      </w:r>
+    </w:p>
+    <w:p>
+      <w:pPr>
+        <w:numPr>
+          <w:ilvl w:val="1"/>
+          <w:numId w:val="32"/>
+        </w:numPr>
+        <w:rPr>
+          <w:sz w:val="26"/>
+          <w:szCs w:val="26"/>
+        </w:rPr>
+      </w:pPr>
+      <w:r>
+        <w:rPr>
+          <w:sz w:val="26"/>
+          <w:szCs w:val="26"/>
+        </w:rPr>
+        <w:t>行銷推廣：</w:t>
+      </w:r>
+      <w:r>
+        <w:rPr>
+          <w:sz w:val="26"/>
+          <w:szCs w:val="26"/>
+        </w:rPr>
+        <w:t>20%</w:t>
+      </w:r>
+    </w:p>
+    <w:p>
+      <w:pPr>
+        <w:numPr>
+          <w:ilvl w:val="1"/>
+          <w:numId w:val="32"/>
+        </w:numPr>
+        <w:rPr>
+          <w:sz w:val="26"/>
+          <w:szCs w:val="26"/>
+        </w:rPr>
+      </w:pPr>
+      <w:r>
+        <w:rPr>
+          <w:sz w:val="26"/>
+          <w:szCs w:val="26"/>
+        </w:rPr>
+        <w:t>顧問</w:t>
+      </w:r>
+      <w:r>
+        <w:rPr>
+          <w:sz w:val="26"/>
+          <w:szCs w:val="26"/>
+        </w:rPr>
+        <w:t>/</w:t>
+      </w:r>
+      <w:r>
+        <w:rPr>
+          <w:sz w:val="26"/>
+          <w:szCs w:val="26"/>
+        </w:rPr>
+        <w:t>法規支援：</w:t>
+      </w:r>
+      <w:r>
+        <w:rPr>
+          <w:sz w:val="26"/>
+          <w:szCs w:val="26"/>
+        </w:rPr>
+        <w:t>10%</w:t>
+      </w:r>
+    </w:p>
+    <w:p>
+      <w:pPr>
+        <w:numPr>
+          <w:ilvl w:val="0"/>
+          <w:numId w:val="32"/>
+        </w:numPr>
+        <w:rPr>
+          <w:sz w:val="26"/>
+          <w:szCs w:val="26"/>
+        </w:rPr>
+      </w:pPr>
+      <w:r>
+        <w:rPr>
+          <w:b/>
+          <w:bCs/>
+          <w:sz w:val="26"/>
+          <w:szCs w:val="26"/>
+        </w:rPr>
+        <w:t>財務預測</w:t>
+      </w:r>
+      <w:r>
+        <w:rPr>
+          <w:sz w:val="26"/>
+          <w:szCs w:val="26"/>
+        </w:rPr>
+        <w:t>：</w:t>
+      </w:r>
+    </w:p>
+    <w:p>
+      <w:pPr>
+        <w:numPr>
+          <w:ilvl w:val="1"/>
+          <w:numId w:val="32"/>
+        </w:numPr>
+        <w:rPr>
+          <w:sz w:val="26"/>
+          <w:szCs w:val="26"/>
+        </w:rPr>
+      </w:pPr>
+      <w:r>
+        <w:rPr>
+          <w:sz w:val="26"/>
+          <w:szCs w:val="26"/>
+        </w:rPr>
+        <w:t>第一年：收支平衡（</w:t>
+      </w:r>
+      <w:r>
+        <w:rPr>
+          <w:sz w:val="26"/>
+          <w:szCs w:val="26"/>
+        </w:rPr>
+        <w:t>6,000</w:t>
+      </w:r>
+      <w:r>
+        <w:rPr>
+          <w:sz w:val="26"/>
+          <w:szCs w:val="26"/>
+        </w:rPr>
+        <w:t>～</w:t>
+      </w:r>
+      <w:r>
+        <w:rPr>
+          <w:sz w:val="26"/>
+          <w:szCs w:val="26"/>
+        </w:rPr>
+        <w:t xml:space="preserve">10,000 </w:t>
+      </w:r>
+      <w:r>
+        <w:rPr>
+          <w:sz w:val="26"/>
+          <w:szCs w:val="26"/>
+        </w:rPr>
+        <w:t>元）</w:t>
+      </w:r>
+    </w:p>
+    <w:p>
+      <w:pPr>
+        <w:numPr>
+          <w:ilvl w:val="1"/>
+          <w:numId w:val="32"/>
+        </w:numPr>
+        <w:rPr>
+          <w:sz w:val="26"/>
+          <w:szCs w:val="26"/>
+        </w:rPr>
+      </w:pPr>
+      <w:r>
+        <w:rPr>
+          <w:sz w:val="26"/>
+          <w:szCs w:val="26"/>
+        </w:rPr>
+        <w:t>第二年：營收成長</w:t>
+      </w:r>
+      <w:r>
+        <w:rPr>
+          <w:sz w:val="26"/>
+          <w:szCs w:val="26"/>
+        </w:rPr>
+        <w:t>50%</w:t>
+      </w:r>
+    </w:p>
+    <w:p>
+      <w:pPr>
+        <w:numPr>
+          <w:ilvl w:val="1"/>
+          <w:numId w:val="32"/>
+        </w:numPr>
+        <w:rPr>
+          <w:sz w:val="26"/>
+          <w:szCs w:val="26"/>
+        </w:rPr>
+      </w:pPr>
+      <w:r>
+        <w:rPr>
+          <w:sz w:val="26"/>
+          <w:szCs w:val="26"/>
+        </w:rPr>
+        <w:t>第三年：營收突破</w:t>
+      </w:r>
+      <w:r>
+        <w:rPr>
+          <w:sz w:val="26"/>
+          <w:szCs w:val="26"/>
+        </w:rPr>
+        <w:t>30,000</w:t>
+      </w:r>
+      <w:r>
+        <w:rPr>
+          <w:sz w:val="26"/>
+          <w:szCs w:val="26"/>
+        </w:rPr>
+        <w:t>元</w:t>
+      </w:r>
+    </w:p>
+    <w:p>
+      <w:pPr>
         <w:rPr>
           <w:rFonts w:hint="eastAsia"/>
-        </w:rPr>
-        <w:t>,</w:t>
-      </w:r>
-      <w:r>
+          <w:sz w:val="26"/>
+          <w:szCs w:val="26"/>
+        </w:rPr>
+      </w:pPr>
+    </w:p>
+    <w:p>
+      <w:pPr>
+        <w:rPr>
+          <w:b/>
+          <w:bCs/>
+          <w:sz w:val="32"/>
+          <w:szCs w:val="32"/>
+        </w:rPr>
+      </w:pPr>
+      <w:r>
+        <w:rPr>
+          <w:b/>
+          <w:bCs/>
+          <w:sz w:val="32"/>
+          <w:szCs w:val="32"/>
+        </w:rPr>
+        <w:t>七、團隊合作與表現狀況</w:t>
+      </w:r>
+    </w:p>
+    <w:p>
+      <w:pPr>
+        <w:numPr>
+          <w:ilvl w:val="0"/>
+          <w:numId w:val="33"/>
+        </w:numPr>
+        <w:rPr>
+          <w:sz w:val="26"/>
+          <w:szCs w:val="26"/>
+        </w:rPr>
+      </w:pPr>
+      <w:r>
+        <w:rPr>
+          <w:b/>
+          <w:bCs/>
+          <w:sz w:val="26"/>
+          <w:szCs w:val="26"/>
+        </w:rPr>
+        <w:t>吳想想（組長）</w:t>
+      </w:r>
+      <w:r>
+        <w:rPr>
+          <w:sz w:val="26"/>
+          <w:szCs w:val="26"/>
+        </w:rPr>
+        <w:t>：系統架構、地圖與聊天室開發</w:t>
+      </w:r>
+    </w:p>
+    <w:p>
+      <w:pPr>
+        <w:numPr>
+          <w:ilvl w:val="0"/>
+          <w:numId w:val="33"/>
+        </w:numPr>
+        <w:rPr>
+          <w:sz w:val="26"/>
+          <w:szCs w:val="26"/>
+        </w:rPr>
+      </w:pPr>
+      <w:r>
+        <w:rPr>
+          <w:b/>
+          <w:bCs/>
+          <w:sz w:val="26"/>
+          <w:szCs w:val="26"/>
+        </w:rPr>
+        <w:lastRenderedPageBreak/>
+        <w:t>陳雨琦</w:t>
+      </w:r>
+      <w:r>
+        <w:rPr>
+          <w:sz w:val="26"/>
+          <w:szCs w:val="26"/>
+        </w:rPr>
+        <w:t>：資料庫設計、資安防護、</w:t>
+      </w:r>
+      <w:r>
+        <w:rPr>
+          <w:sz w:val="26"/>
+          <w:szCs w:val="26"/>
+        </w:rPr>
+        <w:t>AI</w:t>
+      </w:r>
+      <w:r>
+        <w:rPr>
+          <w:sz w:val="26"/>
+          <w:szCs w:val="26"/>
+        </w:rPr>
+        <w:t>偵測</w:t>
+      </w:r>
+    </w:p>
+    <w:p>
+      <w:pPr>
+        <w:numPr>
+          <w:ilvl w:val="0"/>
+          <w:numId w:val="33"/>
+        </w:numPr>
+        <w:rPr>
+          <w:sz w:val="26"/>
+          <w:szCs w:val="26"/>
+        </w:rPr>
+      </w:pPr>
+      <w:r>
+        <w:rPr>
+          <w:b/>
+          <w:bCs/>
+          <w:sz w:val="26"/>
+          <w:szCs w:val="26"/>
+        </w:rPr>
+        <w:t>李品臻</w:t>
+      </w:r>
+      <w:r>
+        <w:rPr>
+          <w:sz w:val="26"/>
+          <w:szCs w:val="26"/>
+        </w:rPr>
+        <w:t>：警局數據整合、</w:t>
+      </w:r>
+      <w:r>
+        <w:rPr>
+          <w:sz w:val="26"/>
+          <w:szCs w:val="26"/>
+        </w:rPr>
+        <w:t>AI</w:t>
+      </w:r>
+      <w:r>
+        <w:rPr>
+          <w:sz w:val="26"/>
+          <w:szCs w:val="26"/>
+        </w:rPr>
+        <w:t>模糊化</w:t>
+      </w:r>
+    </w:p>
+    <w:p>
+      <w:pPr>
+        <w:numPr>
+          <w:ilvl w:val="0"/>
+          <w:numId w:val="33"/>
+        </w:numPr>
+        <w:rPr>
+          <w:sz w:val="26"/>
+          <w:szCs w:val="26"/>
+        </w:rPr>
+      </w:pPr>
+      <w:r>
+        <w:rPr>
+          <w:b/>
+          <w:bCs/>
+          <w:sz w:val="26"/>
+          <w:szCs w:val="26"/>
+        </w:rPr>
+        <w:t>黃思璇</w:t>
+      </w:r>
+      <w:r>
+        <w:rPr>
+          <w:sz w:val="26"/>
+          <w:szCs w:val="26"/>
+        </w:rPr>
+        <w:t>：前端設計、</w:t>
+      </w:r>
+      <w:r>
+        <w:rPr>
+          <w:sz w:val="26"/>
+          <w:szCs w:val="26"/>
+        </w:rPr>
+        <w:t>PWA</w:t>
+      </w:r>
+      <w:r>
+        <w:rPr>
+          <w:sz w:val="26"/>
+          <w:szCs w:val="26"/>
+        </w:rPr>
+        <w:t>推播</w:t>
+      </w:r>
+    </w:p>
+    <w:p>
+      <w:pPr>
+        <w:rPr>
+          <w:sz w:val="26"/>
+          <w:szCs w:val="26"/>
+        </w:rPr>
+      </w:pPr>
+      <w:r>
+        <w:rPr>
+          <w:b/>
+          <w:bCs/>
+          <w:sz w:val="26"/>
+          <w:szCs w:val="26"/>
+        </w:rPr>
+        <w:t>合作模式</w:t>
+      </w:r>
+      <w:r>
+        <w:rPr>
+          <w:sz w:val="26"/>
+          <w:szCs w:val="26"/>
+        </w:rPr>
+        <w:t>：</w:t>
+      </w:r>
+    </w:p>
+    <w:p>
+      <w:pPr>
+        <w:numPr>
+          <w:ilvl w:val="0"/>
+          <w:numId w:val="34"/>
+        </w:numPr>
+        <w:rPr>
+          <w:sz w:val="26"/>
+          <w:szCs w:val="26"/>
+        </w:rPr>
+      </w:pPr>
+      <w:r>
+        <w:rPr>
+          <w:sz w:val="26"/>
+          <w:szCs w:val="26"/>
+        </w:rPr>
+        <w:t>使用</w:t>
+      </w:r>
+      <w:r>
+        <w:rPr>
+          <w:sz w:val="26"/>
+          <w:szCs w:val="26"/>
+        </w:rPr>
+        <w:t>GitHub</w:t>
+      </w:r>
+      <w:r>
+        <w:rPr>
+          <w:sz w:val="26"/>
+          <w:szCs w:val="26"/>
+        </w:rPr>
+        <w:t>版本控管，分工明確，定期會議追蹤進度</w:t>
+      </w:r>
+    </w:p>
+    <w:p>
+      <w:pPr>
+        <w:numPr>
+          <w:ilvl w:val="0"/>
+          <w:numId w:val="34"/>
+        </w:numPr>
+        <w:rPr>
+          <w:sz w:val="26"/>
+          <w:szCs w:val="26"/>
+        </w:rPr>
+      </w:pPr>
+      <w:r>
+        <w:rPr>
+          <w:sz w:val="26"/>
+          <w:szCs w:val="26"/>
+        </w:rPr>
+        <w:t>展現</w:t>
+      </w:r>
+      <w:r>
+        <w:rPr>
+          <w:b/>
+          <w:bCs/>
+          <w:sz w:val="26"/>
+          <w:szCs w:val="26"/>
+        </w:rPr>
+        <w:t>高度團隊協作與工程實踐精神</w:t>
+      </w:r>
+    </w:p>
+    <w:p>
+      <w:pPr>
+        <w:numPr>
+          <w:ilvl w:val="0"/>
+          <w:numId w:val="34"/>
+        </w:numPr>
+        <w:rPr>
+          <w:sz w:val="26"/>
+          <w:szCs w:val="26"/>
+        </w:rPr>
+      </w:pPr>
+      <w:r>
+        <w:rPr>
+          <w:b/>
+          <w:bCs/>
+          <w:sz w:val="26"/>
+          <w:szCs w:val="26"/>
+        </w:rPr>
+        <w:t>目前專案已大致完成，具備可落地實作性</w:t>
+      </w:r>
+    </w:p>
+    <w:p>
+      <w:pPr>
         <w:rPr>
           <w:rFonts w:hint="eastAsia"/>
-        </w:rPr>
-        <w:t>並強調</w:t>
-      </w:r>
-      <w:r>
+          <w:sz w:val="26"/>
+          <w:szCs w:val="26"/>
+        </w:rPr>
+      </w:pPr>
+    </w:p>
+    <w:p>
+      <w:pPr>
+        <w:rPr>
+          <w:b/>
+          <w:bCs/>
+          <w:sz w:val="32"/>
+          <w:szCs w:val="32"/>
+        </w:rPr>
+      </w:pPr>
+      <w:r>
+        <w:rPr>
+          <w:b/>
+          <w:bCs/>
+          <w:sz w:val="32"/>
+          <w:szCs w:val="32"/>
+        </w:rPr>
+        <w:t>八、結論與展望</w:t>
+      </w:r>
+    </w:p>
+    <w:p>
+      <w:pPr>
+        <w:rPr>
+          <w:sz w:val="26"/>
+          <w:szCs w:val="26"/>
+        </w:rPr>
+      </w:pPr>
+      <w:r>
+        <w:rPr>
+          <w:sz w:val="26"/>
+          <w:szCs w:val="26"/>
+        </w:rPr>
+        <w:t>「怪怪走開，護您安全」不僅是一款安全</w:t>
+      </w:r>
+      <w:r>
+        <w:rPr>
+          <w:sz w:val="26"/>
+          <w:szCs w:val="26"/>
+        </w:rPr>
+        <w:t>App</w:t>
+      </w:r>
+      <w:r>
+        <w:rPr>
+          <w:sz w:val="26"/>
+          <w:szCs w:val="26"/>
+        </w:rPr>
+        <w:t>，而是一個</w:t>
+      </w:r>
+      <w:r>
+        <w:rPr>
+          <w:b/>
+          <w:bCs/>
+          <w:sz w:val="26"/>
+          <w:szCs w:val="26"/>
+        </w:rPr>
+        <w:t>社群</w:t>
+      </w:r>
+      <w:r>
+        <w:rPr>
+          <w:b/>
+          <w:bCs/>
+          <w:sz w:val="26"/>
+          <w:szCs w:val="26"/>
+        </w:rPr>
+        <w:t xml:space="preserve"> × </w:t>
+      </w:r>
+      <w:r>
+        <w:rPr>
+          <w:b/>
+          <w:bCs/>
+          <w:sz w:val="26"/>
+          <w:szCs w:val="26"/>
+        </w:rPr>
+        <w:t>技術</w:t>
+      </w:r>
+      <w:r>
+        <w:rPr>
+          <w:b/>
+          <w:bCs/>
+          <w:sz w:val="26"/>
+          <w:szCs w:val="26"/>
+        </w:rPr>
+        <w:t xml:space="preserve"> × </w:t>
+      </w:r>
+      <w:r>
+        <w:rPr>
+          <w:b/>
+          <w:bCs/>
+          <w:sz w:val="26"/>
+          <w:szCs w:val="26"/>
+        </w:rPr>
+        <w:t>政策</w:t>
+      </w:r>
+      <w:r>
+        <w:rPr>
+          <w:sz w:val="26"/>
+          <w:szCs w:val="26"/>
+        </w:rPr>
+        <w:t>三位一體的安全平台。</w:t>
+      </w:r>
+    </w:p>
+    <w:p>
+      <w:pPr>
+        <w:numPr>
+          <w:ilvl w:val="0"/>
+          <w:numId w:val="35"/>
+        </w:numPr>
+        <w:rPr>
+          <w:sz w:val="26"/>
+          <w:szCs w:val="26"/>
+        </w:rPr>
+      </w:pPr>
+      <w:r>
+        <w:rPr>
+          <w:b/>
+          <w:bCs/>
+          <w:sz w:val="26"/>
+          <w:szCs w:val="26"/>
+        </w:rPr>
+        <w:t>創意發想與問題意識</w:t>
+      </w:r>
+      <w:r>
+        <w:rPr>
+          <w:sz w:val="26"/>
+          <w:szCs w:val="26"/>
+        </w:rPr>
+        <w:t>：洞察街頭安全痛點，呼應「全社會防衛韌性」政策</w:t>
+      </w:r>
+    </w:p>
+    <w:p>
+      <w:pPr>
+        <w:numPr>
+          <w:ilvl w:val="0"/>
+          <w:numId w:val="35"/>
+        </w:numPr>
+        <w:rPr>
+          <w:sz w:val="26"/>
+          <w:szCs w:val="26"/>
+        </w:rPr>
+      </w:pPr>
+      <w:r>
+        <w:rPr>
+          <w:b/>
+          <w:bCs/>
+          <w:sz w:val="26"/>
+          <w:szCs w:val="26"/>
+        </w:rPr>
+        <w:t>邏輯與結構清晰度</w:t>
+      </w:r>
+      <w:r>
+        <w:rPr>
+          <w:sz w:val="26"/>
+          <w:szCs w:val="26"/>
+        </w:rPr>
+        <w:t>：完整的架構與發展藍圖</w:t>
+      </w:r>
+    </w:p>
+    <w:p>
+      <w:pPr>
+        <w:numPr>
+          <w:ilvl w:val="0"/>
+          <w:numId w:val="35"/>
+        </w:numPr>
+        <w:rPr>
+          <w:sz w:val="26"/>
+          <w:szCs w:val="26"/>
+        </w:rPr>
+      </w:pPr>
+      <w:r>
+        <w:rPr>
+          <w:b/>
+          <w:bCs/>
+          <w:sz w:val="26"/>
+          <w:szCs w:val="26"/>
+        </w:rPr>
+        <w:t>實踐性與商業化</w:t>
+      </w:r>
+      <w:r>
+        <w:rPr>
+          <w:sz w:val="26"/>
+          <w:szCs w:val="26"/>
+        </w:rPr>
+        <w:t>：原型已完成，可即時應用，並具備持續營收模式</w:t>
+      </w:r>
+    </w:p>
+    <w:p>
+      <w:pPr>
+        <w:numPr>
+          <w:ilvl w:val="0"/>
+          <w:numId w:val="35"/>
+        </w:numPr>
+        <w:rPr>
+          <w:sz w:val="26"/>
+          <w:szCs w:val="26"/>
+        </w:rPr>
+      </w:pPr>
+      <w:r>
+        <w:rPr>
+          <w:b/>
+          <w:bCs/>
+          <w:sz w:val="26"/>
+          <w:szCs w:val="26"/>
+        </w:rPr>
+        <w:t>團隊合作表現</w:t>
+      </w:r>
+      <w:r>
+        <w:rPr>
+          <w:sz w:val="26"/>
+          <w:szCs w:val="26"/>
+        </w:rPr>
+        <w:t>：跨專長協作，已驗證技術可行性</w:t>
+      </w:r>
+    </w:p>
+    <w:p>
+      <w:pPr>
         <w:rPr>
           <w:rFonts w:hint="eastAsia"/>
-        </w:rPr>
-        <w:t xml:space="preserve"> AI </w:t>
-      </w:r>
-      <w:r>
-        <w:rPr>
-          <w:rFonts w:hint="eastAsia"/>
-        </w:rPr>
-        <w:t>應用</w:t>
-      </w:r>
-      <w:r>
-        <w:rPr>
-          <w:rFonts w:hint="eastAsia"/>
-        </w:rPr>
-        <w:t xml:space="preserve"> </w:t>
-      </w:r>
-      <w:r>
-        <w:rPr>
-          <w:rFonts w:hint="eastAsia"/>
-        </w:rPr>
-        <w:t>或</w:t>
-      </w:r>
-      <w:r>
-        <w:rPr>
-          <w:rFonts w:hint="eastAsia"/>
-        </w:rPr>
-        <w:t xml:space="preserve"> </w:t>
-      </w:r>
-      <w:r>
-        <w:rPr>
-          <w:rFonts w:hint="eastAsia"/>
-        </w:rPr>
-        <w:t>科技創新</w:t>
-      </w:r>
-      <w:r>
-        <w:rPr>
-          <w:rFonts w:hint="eastAsia"/>
-        </w:rPr>
-        <w:t>,</w:t>
-      </w:r>
-      <w:r>
-        <w:rPr>
-          <w:rFonts w:hint="eastAsia"/>
-        </w:rPr>
-        <w:t>可為簡報或企劃書格式</w:t>
+          <w:sz w:val="26"/>
+          <w:szCs w:val="26"/>
+        </w:rPr>
+      </w:pPr>
+      <w:r>
+        <w:rPr>
+          <w:b/>
+          <w:bCs/>
+          <w:sz w:val="26"/>
+          <w:szCs w:val="26"/>
+        </w:rPr>
+        <w:t>最終目標</w:t>
+      </w:r>
+      <w:r>
+        <w:rPr>
+          <w:sz w:val="26"/>
+          <w:szCs w:val="26"/>
+        </w:rPr>
+        <w:t>：打造</w:t>
+      </w:r>
+      <w:r>
+        <w:rPr>
+          <w:b/>
+          <w:bCs/>
+          <w:sz w:val="26"/>
+          <w:szCs w:val="26"/>
+        </w:rPr>
+        <w:t>全國性安全地圖平台</w:t>
+      </w:r>
+      <w:r>
+        <w:rPr>
+          <w:sz w:val="26"/>
+          <w:szCs w:val="26"/>
+        </w:rPr>
+        <w:t>，結合政府、商家與民眾，形成全民參與的防護網，實現真正的「全社會防衛韌性」。</w:t>
       </w:r>
     </w:p>
     <w:sectPr>
@@ -104,6 +2964,5151 @@
     </w:sectPr>
   </w:body>
 </w:document>
+</file>
+
+<file path=word/numbering.xml><?xml version="1.0" encoding="utf-8"?>
+<w:numbering xmlns:wpc="http://schemas.microsoft.com/office/word/2010/wordprocessingCanvas" xmlns:cx="http://schemas.microsoft.com/office/drawing/2014/chartex" xmlns:cx1="http://schemas.microsoft.com/office/drawing/2015/9/8/chartex" xmlns:cx2="http://schemas.microsoft.com/office/drawing/2015/10/21/chartex" xmlns:cx3="http://schemas.microsoft.com/office/drawing/2016/5/9/chartex" xmlns:cx4="http://schemas.microsoft.com/office/drawing/2016/5/10/chartex" xmlns:cx5="http://schemas.microsoft.com/office/drawing/2016/5/11/chartex" xmlns:cx6="http://schemas.microsoft.com/office/drawing/2016/5/12/chartex" xmlns:cx7="http://schemas.microsoft.com/office/drawing/2016/5/13/chartex" xmlns:cx8="http://schemas.microsoft.com/office/drawing/2016/5/14/chartex" xmlns:mc="http://schemas.openxmlformats.org/markup-compatibility/2006" xmlns:aink="http://schemas.microsoft.com/office/drawing/2016/ink" xmlns:am3d="http://schemas.microsoft.com/office/drawing/2017/model3d" xmlns:o="urn:schemas-microsoft-com:office:office" xmlns:oel="http://schemas.microsoft.com/office/2019/extlst" xmlns:r="http://schemas.openxmlformats.org/officeDocument/2006/relationships" xmlns:m="http://schemas.openxmlformats.org/officeDocument/2006/math" xmlns:v="urn:schemas-microsoft-com:vml" xmlns:wp14="http://schemas.microsoft.com/office/word/2010/wordprocessingDrawing" xmlns:wp="http://schemas.openxmlformats.org/drawingml/2006/wordprocessingDrawing" xmlns:w10="urn:schemas-microsoft-com:office:word" xmlns:w="http://schemas.openxmlformats.org/wordprocessingml/2006/main" xmlns:w14="http://schemas.microsoft.com/office/word/2010/wordml" xmlns:w15="http://schemas.microsoft.com/office/word/2012/wordml" xmlns:w16cex="http://schemas.microsoft.com/office/word/2018/wordml/cex" xmlns:w16cid="http://schemas.microsoft.com/office/word/2016/wordml/cid" xmlns:w16="http://schemas.microsoft.com/office/word/2018/wordml" xmlns:w16du="http://schemas.microsoft.com/office/word/2023/wordml/word16du" xmlns:w16sdtdh="http://schemas.microsoft.com/office/word/2020/wordml/sdtdatahash" xmlns:w16sdtfl="http://schemas.microsoft.com/office/word/2024/wordml/sdtformatlock" xmlns:w16se="http://schemas.microsoft.com/office/word/2015/wordml/symex" xmlns:wpg="http://schemas.microsoft.com/office/word/2010/wordprocessingGroup" xmlns:wpi="http://schemas.microsoft.com/office/word/2010/wordprocessingInk" xmlns:wne="http://schemas.microsoft.com/office/word/2006/wordml" xmlns:wps="http://schemas.microsoft.com/office/word/2010/wordprocessingShape" mc:Ignorable="w14 w15 w16se w16cid w16 w16cex w16sdtdh w16sdtfl w16du wp14">
+  <w:abstractNum w:abstractNumId="0" w15:restartNumberingAfterBreak="0">
+    <w:nsid w:val="011A76B6"/>
+    <w:multiLevelType w:val="multilevel"/>
+    <w:tmpl w:val="E6C82D08"/>
+    <w:lvl w:ilvl="0">
+      <w:start w:val="1"/>
+      <w:numFmt w:val="bullet"/>
+      <w:lvlText w:val=""/>
+      <w:lvlJc w:val="left"/>
+      <w:pPr>
+        <w:tabs>
+          <w:tab w:val="num" w:pos="720"/>
+        </w:tabs>
+        <w:ind w:left="720" w:hanging="360"/>
+      </w:pPr>
+      <w:rPr>
+        <w:rFonts w:ascii="Symbol" w:hAnsi="Symbol" w:hint="default"/>
+        <w:sz w:val="20"/>
+      </w:rPr>
+    </w:lvl>
+    <w:lvl w:ilvl="1" w:tentative="1">
+      <w:start w:val="1"/>
+      <w:numFmt w:val="bullet"/>
+      <w:lvlText w:val="o"/>
+      <w:lvlJc w:val="left"/>
+      <w:pPr>
+        <w:tabs>
+          <w:tab w:val="num" w:pos="1440"/>
+        </w:tabs>
+        <w:ind w:left="1440" w:hanging="360"/>
+      </w:pPr>
+      <w:rPr>
+        <w:rFonts w:ascii="Courier New" w:hAnsi="Courier New" w:hint="default"/>
+        <w:sz w:val="20"/>
+      </w:rPr>
+    </w:lvl>
+    <w:lvl w:ilvl="2" w:tentative="1">
+      <w:start w:val="1"/>
+      <w:numFmt w:val="bullet"/>
+      <w:lvlText w:val=""/>
+      <w:lvlJc w:val="left"/>
+      <w:pPr>
+        <w:tabs>
+          <w:tab w:val="num" w:pos="2160"/>
+        </w:tabs>
+        <w:ind w:left="2160" w:hanging="360"/>
+      </w:pPr>
+      <w:rPr>
+        <w:rFonts w:ascii="Wingdings" w:hAnsi="Wingdings" w:hint="default"/>
+        <w:sz w:val="20"/>
+      </w:rPr>
+    </w:lvl>
+    <w:lvl w:ilvl="3" w:tentative="1">
+      <w:start w:val="1"/>
+      <w:numFmt w:val="bullet"/>
+      <w:lvlText w:val=""/>
+      <w:lvlJc w:val="left"/>
+      <w:pPr>
+        <w:tabs>
+          <w:tab w:val="num" w:pos="2880"/>
+        </w:tabs>
+        <w:ind w:left="2880" w:hanging="360"/>
+      </w:pPr>
+      <w:rPr>
+        <w:rFonts w:ascii="Wingdings" w:hAnsi="Wingdings" w:hint="default"/>
+        <w:sz w:val="20"/>
+      </w:rPr>
+    </w:lvl>
+    <w:lvl w:ilvl="4" w:tentative="1">
+      <w:start w:val="1"/>
+      <w:numFmt w:val="bullet"/>
+      <w:lvlText w:val=""/>
+      <w:lvlJc w:val="left"/>
+      <w:pPr>
+        <w:tabs>
+          <w:tab w:val="num" w:pos="3600"/>
+        </w:tabs>
+        <w:ind w:left="3600" w:hanging="360"/>
+      </w:pPr>
+      <w:rPr>
+        <w:rFonts w:ascii="Wingdings" w:hAnsi="Wingdings" w:hint="default"/>
+        <w:sz w:val="20"/>
+      </w:rPr>
+    </w:lvl>
+    <w:lvl w:ilvl="5" w:tentative="1">
+      <w:start w:val="1"/>
+      <w:numFmt w:val="bullet"/>
+      <w:lvlText w:val=""/>
+      <w:lvlJc w:val="left"/>
+      <w:pPr>
+        <w:tabs>
+          <w:tab w:val="num" w:pos="4320"/>
+        </w:tabs>
+        <w:ind w:left="4320" w:hanging="360"/>
+      </w:pPr>
+      <w:rPr>
+        <w:rFonts w:ascii="Wingdings" w:hAnsi="Wingdings" w:hint="default"/>
+        <w:sz w:val="20"/>
+      </w:rPr>
+    </w:lvl>
+    <w:lvl w:ilvl="6" w:tentative="1">
+      <w:start w:val="1"/>
+      <w:numFmt w:val="bullet"/>
+      <w:lvlText w:val=""/>
+      <w:lvlJc w:val="left"/>
+      <w:pPr>
+        <w:tabs>
+          <w:tab w:val="num" w:pos="5040"/>
+        </w:tabs>
+        <w:ind w:left="5040" w:hanging="360"/>
+      </w:pPr>
+      <w:rPr>
+        <w:rFonts w:ascii="Wingdings" w:hAnsi="Wingdings" w:hint="default"/>
+        <w:sz w:val="20"/>
+      </w:rPr>
+    </w:lvl>
+    <w:lvl w:ilvl="7" w:tentative="1">
+      <w:start w:val="1"/>
+      <w:numFmt w:val="bullet"/>
+      <w:lvlText w:val=""/>
+      <w:lvlJc w:val="left"/>
+      <w:pPr>
+        <w:tabs>
+          <w:tab w:val="num" w:pos="5760"/>
+        </w:tabs>
+        <w:ind w:left="5760" w:hanging="360"/>
+      </w:pPr>
+      <w:rPr>
+        <w:rFonts w:ascii="Wingdings" w:hAnsi="Wingdings" w:hint="default"/>
+        <w:sz w:val="20"/>
+      </w:rPr>
+    </w:lvl>
+    <w:lvl w:ilvl="8" w:tentative="1">
+      <w:start w:val="1"/>
+      <w:numFmt w:val="bullet"/>
+      <w:lvlText w:val=""/>
+      <w:lvlJc w:val="left"/>
+      <w:pPr>
+        <w:tabs>
+          <w:tab w:val="num" w:pos="6480"/>
+        </w:tabs>
+        <w:ind w:left="6480" w:hanging="360"/>
+      </w:pPr>
+      <w:rPr>
+        <w:rFonts w:ascii="Wingdings" w:hAnsi="Wingdings" w:hint="default"/>
+        <w:sz w:val="20"/>
+      </w:rPr>
+    </w:lvl>
+  </w:abstractNum>
+  <w:abstractNum w:abstractNumId="1" w15:restartNumberingAfterBreak="0">
+    <w:nsid w:val="016A6F63"/>
+    <w:multiLevelType w:val="multilevel"/>
+    <w:tmpl w:val="D25EFAA2"/>
+    <w:lvl w:ilvl="0">
+      <w:start w:val="1"/>
+      <w:numFmt w:val="bullet"/>
+      <w:lvlText w:val=""/>
+      <w:lvlJc w:val="left"/>
+      <w:pPr>
+        <w:tabs>
+          <w:tab w:val="num" w:pos="720"/>
+        </w:tabs>
+        <w:ind w:left="720" w:hanging="360"/>
+      </w:pPr>
+      <w:rPr>
+        <w:rFonts w:ascii="Symbol" w:hAnsi="Symbol" w:hint="default"/>
+        <w:sz w:val="20"/>
+      </w:rPr>
+    </w:lvl>
+    <w:lvl w:ilvl="1">
+      <w:start w:val="1"/>
+      <w:numFmt w:val="bullet"/>
+      <w:lvlText w:val="o"/>
+      <w:lvlJc w:val="left"/>
+      <w:pPr>
+        <w:tabs>
+          <w:tab w:val="num" w:pos="1440"/>
+        </w:tabs>
+        <w:ind w:left="1440" w:hanging="360"/>
+      </w:pPr>
+      <w:rPr>
+        <w:rFonts w:ascii="Courier New" w:hAnsi="Courier New" w:hint="default"/>
+        <w:sz w:val="20"/>
+      </w:rPr>
+    </w:lvl>
+    <w:lvl w:ilvl="2" w:tentative="1">
+      <w:start w:val="1"/>
+      <w:numFmt w:val="bullet"/>
+      <w:lvlText w:val=""/>
+      <w:lvlJc w:val="left"/>
+      <w:pPr>
+        <w:tabs>
+          <w:tab w:val="num" w:pos="2160"/>
+        </w:tabs>
+        <w:ind w:left="2160" w:hanging="360"/>
+      </w:pPr>
+      <w:rPr>
+        <w:rFonts w:ascii="Wingdings" w:hAnsi="Wingdings" w:hint="default"/>
+        <w:sz w:val="20"/>
+      </w:rPr>
+    </w:lvl>
+    <w:lvl w:ilvl="3" w:tentative="1">
+      <w:start w:val="1"/>
+      <w:numFmt w:val="bullet"/>
+      <w:lvlText w:val=""/>
+      <w:lvlJc w:val="left"/>
+      <w:pPr>
+        <w:tabs>
+          <w:tab w:val="num" w:pos="2880"/>
+        </w:tabs>
+        <w:ind w:left="2880" w:hanging="360"/>
+      </w:pPr>
+      <w:rPr>
+        <w:rFonts w:ascii="Wingdings" w:hAnsi="Wingdings" w:hint="default"/>
+        <w:sz w:val="20"/>
+      </w:rPr>
+    </w:lvl>
+    <w:lvl w:ilvl="4" w:tentative="1">
+      <w:start w:val="1"/>
+      <w:numFmt w:val="bullet"/>
+      <w:lvlText w:val=""/>
+      <w:lvlJc w:val="left"/>
+      <w:pPr>
+        <w:tabs>
+          <w:tab w:val="num" w:pos="3600"/>
+        </w:tabs>
+        <w:ind w:left="3600" w:hanging="360"/>
+      </w:pPr>
+      <w:rPr>
+        <w:rFonts w:ascii="Wingdings" w:hAnsi="Wingdings" w:hint="default"/>
+        <w:sz w:val="20"/>
+      </w:rPr>
+    </w:lvl>
+    <w:lvl w:ilvl="5" w:tentative="1">
+      <w:start w:val="1"/>
+      <w:numFmt w:val="bullet"/>
+      <w:lvlText w:val=""/>
+      <w:lvlJc w:val="left"/>
+      <w:pPr>
+        <w:tabs>
+          <w:tab w:val="num" w:pos="4320"/>
+        </w:tabs>
+        <w:ind w:left="4320" w:hanging="360"/>
+      </w:pPr>
+      <w:rPr>
+        <w:rFonts w:ascii="Wingdings" w:hAnsi="Wingdings" w:hint="default"/>
+        <w:sz w:val="20"/>
+      </w:rPr>
+    </w:lvl>
+    <w:lvl w:ilvl="6" w:tentative="1">
+      <w:start w:val="1"/>
+      <w:numFmt w:val="bullet"/>
+      <w:lvlText w:val=""/>
+      <w:lvlJc w:val="left"/>
+      <w:pPr>
+        <w:tabs>
+          <w:tab w:val="num" w:pos="5040"/>
+        </w:tabs>
+        <w:ind w:left="5040" w:hanging="360"/>
+      </w:pPr>
+      <w:rPr>
+        <w:rFonts w:ascii="Wingdings" w:hAnsi="Wingdings" w:hint="default"/>
+        <w:sz w:val="20"/>
+      </w:rPr>
+    </w:lvl>
+    <w:lvl w:ilvl="7" w:tentative="1">
+      <w:start w:val="1"/>
+      <w:numFmt w:val="bullet"/>
+      <w:lvlText w:val=""/>
+      <w:lvlJc w:val="left"/>
+      <w:pPr>
+        <w:tabs>
+          <w:tab w:val="num" w:pos="5760"/>
+        </w:tabs>
+        <w:ind w:left="5760" w:hanging="360"/>
+      </w:pPr>
+      <w:rPr>
+        <w:rFonts w:ascii="Wingdings" w:hAnsi="Wingdings" w:hint="default"/>
+        <w:sz w:val="20"/>
+      </w:rPr>
+    </w:lvl>
+    <w:lvl w:ilvl="8" w:tentative="1">
+      <w:start w:val="1"/>
+      <w:numFmt w:val="bullet"/>
+      <w:lvlText w:val=""/>
+      <w:lvlJc w:val="left"/>
+      <w:pPr>
+        <w:tabs>
+          <w:tab w:val="num" w:pos="6480"/>
+        </w:tabs>
+        <w:ind w:left="6480" w:hanging="360"/>
+      </w:pPr>
+      <w:rPr>
+        <w:rFonts w:ascii="Wingdings" w:hAnsi="Wingdings" w:hint="default"/>
+        <w:sz w:val="20"/>
+      </w:rPr>
+    </w:lvl>
+  </w:abstractNum>
+  <w:abstractNum w:abstractNumId="2" w15:restartNumberingAfterBreak="0">
+    <w:nsid w:val="02B16F72"/>
+    <w:multiLevelType w:val="multilevel"/>
+    <w:tmpl w:val="6EB0B312"/>
+    <w:lvl w:ilvl="0">
+      <w:start w:val="1"/>
+      <w:numFmt w:val="bullet"/>
+      <w:lvlText w:val=""/>
+      <w:lvlJc w:val="left"/>
+      <w:pPr>
+        <w:tabs>
+          <w:tab w:val="num" w:pos="720"/>
+        </w:tabs>
+        <w:ind w:left="720" w:hanging="360"/>
+      </w:pPr>
+      <w:rPr>
+        <w:rFonts w:ascii="Symbol" w:hAnsi="Symbol" w:hint="default"/>
+        <w:sz w:val="20"/>
+      </w:rPr>
+    </w:lvl>
+    <w:lvl w:ilvl="1" w:tentative="1">
+      <w:start w:val="1"/>
+      <w:numFmt w:val="bullet"/>
+      <w:lvlText w:val="o"/>
+      <w:lvlJc w:val="left"/>
+      <w:pPr>
+        <w:tabs>
+          <w:tab w:val="num" w:pos="1440"/>
+        </w:tabs>
+        <w:ind w:left="1440" w:hanging="360"/>
+      </w:pPr>
+      <w:rPr>
+        <w:rFonts w:ascii="Courier New" w:hAnsi="Courier New" w:hint="default"/>
+        <w:sz w:val="20"/>
+      </w:rPr>
+    </w:lvl>
+    <w:lvl w:ilvl="2" w:tentative="1">
+      <w:start w:val="1"/>
+      <w:numFmt w:val="bullet"/>
+      <w:lvlText w:val=""/>
+      <w:lvlJc w:val="left"/>
+      <w:pPr>
+        <w:tabs>
+          <w:tab w:val="num" w:pos="2160"/>
+        </w:tabs>
+        <w:ind w:left="2160" w:hanging="360"/>
+      </w:pPr>
+      <w:rPr>
+        <w:rFonts w:ascii="Wingdings" w:hAnsi="Wingdings" w:hint="default"/>
+        <w:sz w:val="20"/>
+      </w:rPr>
+    </w:lvl>
+    <w:lvl w:ilvl="3" w:tentative="1">
+      <w:start w:val="1"/>
+      <w:numFmt w:val="bullet"/>
+      <w:lvlText w:val=""/>
+      <w:lvlJc w:val="left"/>
+      <w:pPr>
+        <w:tabs>
+          <w:tab w:val="num" w:pos="2880"/>
+        </w:tabs>
+        <w:ind w:left="2880" w:hanging="360"/>
+      </w:pPr>
+      <w:rPr>
+        <w:rFonts w:ascii="Wingdings" w:hAnsi="Wingdings" w:hint="default"/>
+        <w:sz w:val="20"/>
+      </w:rPr>
+    </w:lvl>
+    <w:lvl w:ilvl="4" w:tentative="1">
+      <w:start w:val="1"/>
+      <w:numFmt w:val="bullet"/>
+      <w:lvlText w:val=""/>
+      <w:lvlJc w:val="left"/>
+      <w:pPr>
+        <w:tabs>
+          <w:tab w:val="num" w:pos="3600"/>
+        </w:tabs>
+        <w:ind w:left="3600" w:hanging="360"/>
+      </w:pPr>
+      <w:rPr>
+        <w:rFonts w:ascii="Wingdings" w:hAnsi="Wingdings" w:hint="default"/>
+        <w:sz w:val="20"/>
+      </w:rPr>
+    </w:lvl>
+    <w:lvl w:ilvl="5" w:tentative="1">
+      <w:start w:val="1"/>
+      <w:numFmt w:val="bullet"/>
+      <w:lvlText w:val=""/>
+      <w:lvlJc w:val="left"/>
+      <w:pPr>
+        <w:tabs>
+          <w:tab w:val="num" w:pos="4320"/>
+        </w:tabs>
+        <w:ind w:left="4320" w:hanging="360"/>
+      </w:pPr>
+      <w:rPr>
+        <w:rFonts w:ascii="Wingdings" w:hAnsi="Wingdings" w:hint="default"/>
+        <w:sz w:val="20"/>
+      </w:rPr>
+    </w:lvl>
+    <w:lvl w:ilvl="6" w:tentative="1">
+      <w:start w:val="1"/>
+      <w:numFmt w:val="bullet"/>
+      <w:lvlText w:val=""/>
+      <w:lvlJc w:val="left"/>
+      <w:pPr>
+        <w:tabs>
+          <w:tab w:val="num" w:pos="5040"/>
+        </w:tabs>
+        <w:ind w:left="5040" w:hanging="360"/>
+      </w:pPr>
+      <w:rPr>
+        <w:rFonts w:ascii="Wingdings" w:hAnsi="Wingdings" w:hint="default"/>
+        <w:sz w:val="20"/>
+      </w:rPr>
+    </w:lvl>
+    <w:lvl w:ilvl="7" w:tentative="1">
+      <w:start w:val="1"/>
+      <w:numFmt w:val="bullet"/>
+      <w:lvlText w:val=""/>
+      <w:lvlJc w:val="left"/>
+      <w:pPr>
+        <w:tabs>
+          <w:tab w:val="num" w:pos="5760"/>
+        </w:tabs>
+        <w:ind w:left="5760" w:hanging="360"/>
+      </w:pPr>
+      <w:rPr>
+        <w:rFonts w:ascii="Wingdings" w:hAnsi="Wingdings" w:hint="default"/>
+        <w:sz w:val="20"/>
+      </w:rPr>
+    </w:lvl>
+    <w:lvl w:ilvl="8" w:tentative="1">
+      <w:start w:val="1"/>
+      <w:numFmt w:val="bullet"/>
+      <w:lvlText w:val=""/>
+      <w:lvlJc w:val="left"/>
+      <w:pPr>
+        <w:tabs>
+          <w:tab w:val="num" w:pos="6480"/>
+        </w:tabs>
+        <w:ind w:left="6480" w:hanging="360"/>
+      </w:pPr>
+      <w:rPr>
+        <w:rFonts w:ascii="Wingdings" w:hAnsi="Wingdings" w:hint="default"/>
+        <w:sz w:val="20"/>
+      </w:rPr>
+    </w:lvl>
+  </w:abstractNum>
+  <w:abstractNum w:abstractNumId="3" w15:restartNumberingAfterBreak="0">
+    <w:nsid w:val="076259CA"/>
+    <w:multiLevelType w:val="multilevel"/>
+    <w:tmpl w:val="DDA8FEB6"/>
+    <w:lvl w:ilvl="0">
+      <w:start w:val="1"/>
+      <w:numFmt w:val="bullet"/>
+      <w:lvlText w:val=""/>
+      <w:lvlJc w:val="left"/>
+      <w:pPr>
+        <w:tabs>
+          <w:tab w:val="num" w:pos="720"/>
+        </w:tabs>
+        <w:ind w:left="720" w:hanging="360"/>
+      </w:pPr>
+      <w:rPr>
+        <w:rFonts w:ascii="Symbol" w:hAnsi="Symbol" w:hint="default"/>
+        <w:sz w:val="20"/>
+      </w:rPr>
+    </w:lvl>
+    <w:lvl w:ilvl="1" w:tentative="1">
+      <w:start w:val="1"/>
+      <w:numFmt w:val="bullet"/>
+      <w:lvlText w:val="o"/>
+      <w:lvlJc w:val="left"/>
+      <w:pPr>
+        <w:tabs>
+          <w:tab w:val="num" w:pos="1440"/>
+        </w:tabs>
+        <w:ind w:left="1440" w:hanging="360"/>
+      </w:pPr>
+      <w:rPr>
+        <w:rFonts w:ascii="Courier New" w:hAnsi="Courier New" w:hint="default"/>
+        <w:sz w:val="20"/>
+      </w:rPr>
+    </w:lvl>
+    <w:lvl w:ilvl="2" w:tentative="1">
+      <w:start w:val="1"/>
+      <w:numFmt w:val="bullet"/>
+      <w:lvlText w:val=""/>
+      <w:lvlJc w:val="left"/>
+      <w:pPr>
+        <w:tabs>
+          <w:tab w:val="num" w:pos="2160"/>
+        </w:tabs>
+        <w:ind w:left="2160" w:hanging="360"/>
+      </w:pPr>
+      <w:rPr>
+        <w:rFonts w:ascii="Wingdings" w:hAnsi="Wingdings" w:hint="default"/>
+        <w:sz w:val="20"/>
+      </w:rPr>
+    </w:lvl>
+    <w:lvl w:ilvl="3" w:tentative="1">
+      <w:start w:val="1"/>
+      <w:numFmt w:val="bullet"/>
+      <w:lvlText w:val=""/>
+      <w:lvlJc w:val="left"/>
+      <w:pPr>
+        <w:tabs>
+          <w:tab w:val="num" w:pos="2880"/>
+        </w:tabs>
+        <w:ind w:left="2880" w:hanging="360"/>
+      </w:pPr>
+      <w:rPr>
+        <w:rFonts w:ascii="Wingdings" w:hAnsi="Wingdings" w:hint="default"/>
+        <w:sz w:val="20"/>
+      </w:rPr>
+    </w:lvl>
+    <w:lvl w:ilvl="4" w:tentative="1">
+      <w:start w:val="1"/>
+      <w:numFmt w:val="bullet"/>
+      <w:lvlText w:val=""/>
+      <w:lvlJc w:val="left"/>
+      <w:pPr>
+        <w:tabs>
+          <w:tab w:val="num" w:pos="3600"/>
+        </w:tabs>
+        <w:ind w:left="3600" w:hanging="360"/>
+      </w:pPr>
+      <w:rPr>
+        <w:rFonts w:ascii="Wingdings" w:hAnsi="Wingdings" w:hint="default"/>
+        <w:sz w:val="20"/>
+      </w:rPr>
+    </w:lvl>
+    <w:lvl w:ilvl="5" w:tentative="1">
+      <w:start w:val="1"/>
+      <w:numFmt w:val="bullet"/>
+      <w:lvlText w:val=""/>
+      <w:lvlJc w:val="left"/>
+      <w:pPr>
+        <w:tabs>
+          <w:tab w:val="num" w:pos="4320"/>
+        </w:tabs>
+        <w:ind w:left="4320" w:hanging="360"/>
+      </w:pPr>
+      <w:rPr>
+        <w:rFonts w:ascii="Wingdings" w:hAnsi="Wingdings" w:hint="default"/>
+        <w:sz w:val="20"/>
+      </w:rPr>
+    </w:lvl>
+    <w:lvl w:ilvl="6" w:tentative="1">
+      <w:start w:val="1"/>
+      <w:numFmt w:val="bullet"/>
+      <w:lvlText w:val=""/>
+      <w:lvlJc w:val="left"/>
+      <w:pPr>
+        <w:tabs>
+          <w:tab w:val="num" w:pos="5040"/>
+        </w:tabs>
+        <w:ind w:left="5040" w:hanging="360"/>
+      </w:pPr>
+      <w:rPr>
+        <w:rFonts w:ascii="Wingdings" w:hAnsi="Wingdings" w:hint="default"/>
+        <w:sz w:val="20"/>
+      </w:rPr>
+    </w:lvl>
+    <w:lvl w:ilvl="7" w:tentative="1">
+      <w:start w:val="1"/>
+      <w:numFmt w:val="bullet"/>
+      <w:lvlText w:val=""/>
+      <w:lvlJc w:val="left"/>
+      <w:pPr>
+        <w:tabs>
+          <w:tab w:val="num" w:pos="5760"/>
+        </w:tabs>
+        <w:ind w:left="5760" w:hanging="360"/>
+      </w:pPr>
+      <w:rPr>
+        <w:rFonts w:ascii="Wingdings" w:hAnsi="Wingdings" w:hint="default"/>
+        <w:sz w:val="20"/>
+      </w:rPr>
+    </w:lvl>
+    <w:lvl w:ilvl="8" w:tentative="1">
+      <w:start w:val="1"/>
+      <w:numFmt w:val="bullet"/>
+      <w:lvlText w:val=""/>
+      <w:lvlJc w:val="left"/>
+      <w:pPr>
+        <w:tabs>
+          <w:tab w:val="num" w:pos="6480"/>
+        </w:tabs>
+        <w:ind w:left="6480" w:hanging="360"/>
+      </w:pPr>
+      <w:rPr>
+        <w:rFonts w:ascii="Wingdings" w:hAnsi="Wingdings" w:hint="default"/>
+        <w:sz w:val="20"/>
+      </w:rPr>
+    </w:lvl>
+  </w:abstractNum>
+  <w:abstractNum w:abstractNumId="4" w15:restartNumberingAfterBreak="0">
+    <w:nsid w:val="0F880FEE"/>
+    <w:multiLevelType w:val="multilevel"/>
+    <w:tmpl w:val="A0E4E77C"/>
+    <w:lvl w:ilvl="0">
+      <w:start w:val="1"/>
+      <w:numFmt w:val="bullet"/>
+      <w:lvlText w:val=""/>
+      <w:lvlJc w:val="left"/>
+      <w:pPr>
+        <w:tabs>
+          <w:tab w:val="num" w:pos="720"/>
+        </w:tabs>
+        <w:ind w:left="720" w:hanging="360"/>
+      </w:pPr>
+      <w:rPr>
+        <w:rFonts w:ascii="Symbol" w:hAnsi="Symbol" w:hint="default"/>
+        <w:sz w:val="20"/>
+      </w:rPr>
+    </w:lvl>
+    <w:lvl w:ilvl="1" w:tentative="1">
+      <w:start w:val="1"/>
+      <w:numFmt w:val="bullet"/>
+      <w:lvlText w:val="o"/>
+      <w:lvlJc w:val="left"/>
+      <w:pPr>
+        <w:tabs>
+          <w:tab w:val="num" w:pos="1440"/>
+        </w:tabs>
+        <w:ind w:left="1440" w:hanging="360"/>
+      </w:pPr>
+      <w:rPr>
+        <w:rFonts w:ascii="Courier New" w:hAnsi="Courier New" w:hint="default"/>
+        <w:sz w:val="20"/>
+      </w:rPr>
+    </w:lvl>
+    <w:lvl w:ilvl="2" w:tentative="1">
+      <w:start w:val="1"/>
+      <w:numFmt w:val="bullet"/>
+      <w:lvlText w:val=""/>
+      <w:lvlJc w:val="left"/>
+      <w:pPr>
+        <w:tabs>
+          <w:tab w:val="num" w:pos="2160"/>
+        </w:tabs>
+        <w:ind w:left="2160" w:hanging="360"/>
+      </w:pPr>
+      <w:rPr>
+        <w:rFonts w:ascii="Wingdings" w:hAnsi="Wingdings" w:hint="default"/>
+        <w:sz w:val="20"/>
+      </w:rPr>
+    </w:lvl>
+    <w:lvl w:ilvl="3" w:tentative="1">
+      <w:start w:val="1"/>
+      <w:numFmt w:val="bullet"/>
+      <w:lvlText w:val=""/>
+      <w:lvlJc w:val="left"/>
+      <w:pPr>
+        <w:tabs>
+          <w:tab w:val="num" w:pos="2880"/>
+        </w:tabs>
+        <w:ind w:left="2880" w:hanging="360"/>
+      </w:pPr>
+      <w:rPr>
+        <w:rFonts w:ascii="Wingdings" w:hAnsi="Wingdings" w:hint="default"/>
+        <w:sz w:val="20"/>
+      </w:rPr>
+    </w:lvl>
+    <w:lvl w:ilvl="4" w:tentative="1">
+      <w:start w:val="1"/>
+      <w:numFmt w:val="bullet"/>
+      <w:lvlText w:val=""/>
+      <w:lvlJc w:val="left"/>
+      <w:pPr>
+        <w:tabs>
+          <w:tab w:val="num" w:pos="3600"/>
+        </w:tabs>
+        <w:ind w:left="3600" w:hanging="360"/>
+      </w:pPr>
+      <w:rPr>
+        <w:rFonts w:ascii="Wingdings" w:hAnsi="Wingdings" w:hint="default"/>
+        <w:sz w:val="20"/>
+      </w:rPr>
+    </w:lvl>
+    <w:lvl w:ilvl="5" w:tentative="1">
+      <w:start w:val="1"/>
+      <w:numFmt w:val="bullet"/>
+      <w:lvlText w:val=""/>
+      <w:lvlJc w:val="left"/>
+      <w:pPr>
+        <w:tabs>
+          <w:tab w:val="num" w:pos="4320"/>
+        </w:tabs>
+        <w:ind w:left="4320" w:hanging="360"/>
+      </w:pPr>
+      <w:rPr>
+        <w:rFonts w:ascii="Wingdings" w:hAnsi="Wingdings" w:hint="default"/>
+        <w:sz w:val="20"/>
+      </w:rPr>
+    </w:lvl>
+    <w:lvl w:ilvl="6" w:tentative="1">
+      <w:start w:val="1"/>
+      <w:numFmt w:val="bullet"/>
+      <w:lvlText w:val=""/>
+      <w:lvlJc w:val="left"/>
+      <w:pPr>
+        <w:tabs>
+          <w:tab w:val="num" w:pos="5040"/>
+        </w:tabs>
+        <w:ind w:left="5040" w:hanging="360"/>
+      </w:pPr>
+      <w:rPr>
+        <w:rFonts w:ascii="Wingdings" w:hAnsi="Wingdings" w:hint="default"/>
+        <w:sz w:val="20"/>
+      </w:rPr>
+    </w:lvl>
+    <w:lvl w:ilvl="7" w:tentative="1">
+      <w:start w:val="1"/>
+      <w:numFmt w:val="bullet"/>
+      <w:lvlText w:val=""/>
+      <w:lvlJc w:val="left"/>
+      <w:pPr>
+        <w:tabs>
+          <w:tab w:val="num" w:pos="5760"/>
+        </w:tabs>
+        <w:ind w:left="5760" w:hanging="360"/>
+      </w:pPr>
+      <w:rPr>
+        <w:rFonts w:ascii="Wingdings" w:hAnsi="Wingdings" w:hint="default"/>
+        <w:sz w:val="20"/>
+      </w:rPr>
+    </w:lvl>
+    <w:lvl w:ilvl="8" w:tentative="1">
+      <w:start w:val="1"/>
+      <w:numFmt w:val="bullet"/>
+      <w:lvlText w:val=""/>
+      <w:lvlJc w:val="left"/>
+      <w:pPr>
+        <w:tabs>
+          <w:tab w:val="num" w:pos="6480"/>
+        </w:tabs>
+        <w:ind w:left="6480" w:hanging="360"/>
+      </w:pPr>
+      <w:rPr>
+        <w:rFonts w:ascii="Wingdings" w:hAnsi="Wingdings" w:hint="default"/>
+        <w:sz w:val="20"/>
+      </w:rPr>
+    </w:lvl>
+  </w:abstractNum>
+  <w:abstractNum w:abstractNumId="5" w15:restartNumberingAfterBreak="0">
+    <w:nsid w:val="1A113188"/>
+    <w:multiLevelType w:val="multilevel"/>
+    <w:tmpl w:val="BC64CDF8"/>
+    <w:lvl w:ilvl="0">
+      <w:start w:val="1"/>
+      <w:numFmt w:val="bullet"/>
+      <w:lvlText w:val=""/>
+      <w:lvlJc w:val="left"/>
+      <w:pPr>
+        <w:tabs>
+          <w:tab w:val="num" w:pos="720"/>
+        </w:tabs>
+        <w:ind w:left="720" w:hanging="360"/>
+      </w:pPr>
+      <w:rPr>
+        <w:rFonts w:ascii="Symbol" w:hAnsi="Symbol" w:hint="default"/>
+        <w:sz w:val="20"/>
+      </w:rPr>
+    </w:lvl>
+    <w:lvl w:ilvl="1">
+      <w:start w:val="1"/>
+      <w:numFmt w:val="bullet"/>
+      <w:lvlText w:val="o"/>
+      <w:lvlJc w:val="left"/>
+      <w:pPr>
+        <w:tabs>
+          <w:tab w:val="num" w:pos="1440"/>
+        </w:tabs>
+        <w:ind w:left="1440" w:hanging="360"/>
+      </w:pPr>
+      <w:rPr>
+        <w:rFonts w:ascii="Courier New" w:hAnsi="Courier New" w:hint="default"/>
+        <w:sz w:val="20"/>
+      </w:rPr>
+    </w:lvl>
+    <w:lvl w:ilvl="2" w:tentative="1">
+      <w:start w:val="1"/>
+      <w:numFmt w:val="bullet"/>
+      <w:lvlText w:val=""/>
+      <w:lvlJc w:val="left"/>
+      <w:pPr>
+        <w:tabs>
+          <w:tab w:val="num" w:pos="2160"/>
+        </w:tabs>
+        <w:ind w:left="2160" w:hanging="360"/>
+      </w:pPr>
+      <w:rPr>
+        <w:rFonts w:ascii="Wingdings" w:hAnsi="Wingdings" w:hint="default"/>
+        <w:sz w:val="20"/>
+      </w:rPr>
+    </w:lvl>
+    <w:lvl w:ilvl="3" w:tentative="1">
+      <w:start w:val="1"/>
+      <w:numFmt w:val="bullet"/>
+      <w:lvlText w:val=""/>
+      <w:lvlJc w:val="left"/>
+      <w:pPr>
+        <w:tabs>
+          <w:tab w:val="num" w:pos="2880"/>
+        </w:tabs>
+        <w:ind w:left="2880" w:hanging="360"/>
+      </w:pPr>
+      <w:rPr>
+        <w:rFonts w:ascii="Wingdings" w:hAnsi="Wingdings" w:hint="default"/>
+        <w:sz w:val="20"/>
+      </w:rPr>
+    </w:lvl>
+    <w:lvl w:ilvl="4" w:tentative="1">
+      <w:start w:val="1"/>
+      <w:numFmt w:val="bullet"/>
+      <w:lvlText w:val=""/>
+      <w:lvlJc w:val="left"/>
+      <w:pPr>
+        <w:tabs>
+          <w:tab w:val="num" w:pos="3600"/>
+        </w:tabs>
+        <w:ind w:left="3600" w:hanging="360"/>
+      </w:pPr>
+      <w:rPr>
+        <w:rFonts w:ascii="Wingdings" w:hAnsi="Wingdings" w:hint="default"/>
+        <w:sz w:val="20"/>
+      </w:rPr>
+    </w:lvl>
+    <w:lvl w:ilvl="5" w:tentative="1">
+      <w:start w:val="1"/>
+      <w:numFmt w:val="bullet"/>
+      <w:lvlText w:val=""/>
+      <w:lvlJc w:val="left"/>
+      <w:pPr>
+        <w:tabs>
+          <w:tab w:val="num" w:pos="4320"/>
+        </w:tabs>
+        <w:ind w:left="4320" w:hanging="360"/>
+      </w:pPr>
+      <w:rPr>
+        <w:rFonts w:ascii="Wingdings" w:hAnsi="Wingdings" w:hint="default"/>
+        <w:sz w:val="20"/>
+      </w:rPr>
+    </w:lvl>
+    <w:lvl w:ilvl="6" w:tentative="1">
+      <w:start w:val="1"/>
+      <w:numFmt w:val="bullet"/>
+      <w:lvlText w:val=""/>
+      <w:lvlJc w:val="left"/>
+      <w:pPr>
+        <w:tabs>
+          <w:tab w:val="num" w:pos="5040"/>
+        </w:tabs>
+        <w:ind w:left="5040" w:hanging="360"/>
+      </w:pPr>
+      <w:rPr>
+        <w:rFonts w:ascii="Wingdings" w:hAnsi="Wingdings" w:hint="default"/>
+        <w:sz w:val="20"/>
+      </w:rPr>
+    </w:lvl>
+    <w:lvl w:ilvl="7" w:tentative="1">
+      <w:start w:val="1"/>
+      <w:numFmt w:val="bullet"/>
+      <w:lvlText w:val=""/>
+      <w:lvlJc w:val="left"/>
+      <w:pPr>
+        <w:tabs>
+          <w:tab w:val="num" w:pos="5760"/>
+        </w:tabs>
+        <w:ind w:left="5760" w:hanging="360"/>
+      </w:pPr>
+      <w:rPr>
+        <w:rFonts w:ascii="Wingdings" w:hAnsi="Wingdings" w:hint="default"/>
+        <w:sz w:val="20"/>
+      </w:rPr>
+    </w:lvl>
+    <w:lvl w:ilvl="8" w:tentative="1">
+      <w:start w:val="1"/>
+      <w:numFmt w:val="bullet"/>
+      <w:lvlText w:val=""/>
+      <w:lvlJc w:val="left"/>
+      <w:pPr>
+        <w:tabs>
+          <w:tab w:val="num" w:pos="6480"/>
+        </w:tabs>
+        <w:ind w:left="6480" w:hanging="360"/>
+      </w:pPr>
+      <w:rPr>
+        <w:rFonts w:ascii="Wingdings" w:hAnsi="Wingdings" w:hint="default"/>
+        <w:sz w:val="20"/>
+      </w:rPr>
+    </w:lvl>
+  </w:abstractNum>
+  <w:abstractNum w:abstractNumId="6" w15:restartNumberingAfterBreak="0">
+    <w:nsid w:val="1D8941E9"/>
+    <w:multiLevelType w:val="multilevel"/>
+    <w:tmpl w:val="6E8A2B72"/>
+    <w:lvl w:ilvl="0">
+      <w:start w:val="1"/>
+      <w:numFmt w:val="bullet"/>
+      <w:lvlText w:val=""/>
+      <w:lvlJc w:val="left"/>
+      <w:pPr>
+        <w:tabs>
+          <w:tab w:val="num" w:pos="720"/>
+        </w:tabs>
+        <w:ind w:left="720" w:hanging="360"/>
+      </w:pPr>
+      <w:rPr>
+        <w:rFonts w:ascii="Symbol" w:hAnsi="Symbol" w:hint="default"/>
+        <w:sz w:val="20"/>
+      </w:rPr>
+    </w:lvl>
+    <w:lvl w:ilvl="1" w:tentative="1">
+      <w:start w:val="1"/>
+      <w:numFmt w:val="bullet"/>
+      <w:lvlText w:val="o"/>
+      <w:lvlJc w:val="left"/>
+      <w:pPr>
+        <w:tabs>
+          <w:tab w:val="num" w:pos="1440"/>
+        </w:tabs>
+        <w:ind w:left="1440" w:hanging="360"/>
+      </w:pPr>
+      <w:rPr>
+        <w:rFonts w:ascii="Courier New" w:hAnsi="Courier New" w:hint="default"/>
+        <w:sz w:val="20"/>
+      </w:rPr>
+    </w:lvl>
+    <w:lvl w:ilvl="2" w:tentative="1">
+      <w:start w:val="1"/>
+      <w:numFmt w:val="bullet"/>
+      <w:lvlText w:val=""/>
+      <w:lvlJc w:val="left"/>
+      <w:pPr>
+        <w:tabs>
+          <w:tab w:val="num" w:pos="2160"/>
+        </w:tabs>
+        <w:ind w:left="2160" w:hanging="360"/>
+      </w:pPr>
+      <w:rPr>
+        <w:rFonts w:ascii="Wingdings" w:hAnsi="Wingdings" w:hint="default"/>
+        <w:sz w:val="20"/>
+      </w:rPr>
+    </w:lvl>
+    <w:lvl w:ilvl="3" w:tentative="1">
+      <w:start w:val="1"/>
+      <w:numFmt w:val="bullet"/>
+      <w:lvlText w:val=""/>
+      <w:lvlJc w:val="left"/>
+      <w:pPr>
+        <w:tabs>
+          <w:tab w:val="num" w:pos="2880"/>
+        </w:tabs>
+        <w:ind w:left="2880" w:hanging="360"/>
+      </w:pPr>
+      <w:rPr>
+        <w:rFonts w:ascii="Wingdings" w:hAnsi="Wingdings" w:hint="default"/>
+        <w:sz w:val="20"/>
+      </w:rPr>
+    </w:lvl>
+    <w:lvl w:ilvl="4" w:tentative="1">
+      <w:start w:val="1"/>
+      <w:numFmt w:val="bullet"/>
+      <w:lvlText w:val=""/>
+      <w:lvlJc w:val="left"/>
+      <w:pPr>
+        <w:tabs>
+          <w:tab w:val="num" w:pos="3600"/>
+        </w:tabs>
+        <w:ind w:left="3600" w:hanging="360"/>
+      </w:pPr>
+      <w:rPr>
+        <w:rFonts w:ascii="Wingdings" w:hAnsi="Wingdings" w:hint="default"/>
+        <w:sz w:val="20"/>
+      </w:rPr>
+    </w:lvl>
+    <w:lvl w:ilvl="5" w:tentative="1">
+      <w:start w:val="1"/>
+      <w:numFmt w:val="bullet"/>
+      <w:lvlText w:val=""/>
+      <w:lvlJc w:val="left"/>
+      <w:pPr>
+        <w:tabs>
+          <w:tab w:val="num" w:pos="4320"/>
+        </w:tabs>
+        <w:ind w:left="4320" w:hanging="360"/>
+      </w:pPr>
+      <w:rPr>
+        <w:rFonts w:ascii="Wingdings" w:hAnsi="Wingdings" w:hint="default"/>
+        <w:sz w:val="20"/>
+      </w:rPr>
+    </w:lvl>
+    <w:lvl w:ilvl="6" w:tentative="1">
+      <w:start w:val="1"/>
+      <w:numFmt w:val="bullet"/>
+      <w:lvlText w:val=""/>
+      <w:lvlJc w:val="left"/>
+      <w:pPr>
+        <w:tabs>
+          <w:tab w:val="num" w:pos="5040"/>
+        </w:tabs>
+        <w:ind w:left="5040" w:hanging="360"/>
+      </w:pPr>
+      <w:rPr>
+        <w:rFonts w:ascii="Wingdings" w:hAnsi="Wingdings" w:hint="default"/>
+        <w:sz w:val="20"/>
+      </w:rPr>
+    </w:lvl>
+    <w:lvl w:ilvl="7" w:tentative="1">
+      <w:start w:val="1"/>
+      <w:numFmt w:val="bullet"/>
+      <w:lvlText w:val=""/>
+      <w:lvlJc w:val="left"/>
+      <w:pPr>
+        <w:tabs>
+          <w:tab w:val="num" w:pos="5760"/>
+        </w:tabs>
+        <w:ind w:left="5760" w:hanging="360"/>
+      </w:pPr>
+      <w:rPr>
+        <w:rFonts w:ascii="Wingdings" w:hAnsi="Wingdings" w:hint="default"/>
+        <w:sz w:val="20"/>
+      </w:rPr>
+    </w:lvl>
+    <w:lvl w:ilvl="8" w:tentative="1">
+      <w:start w:val="1"/>
+      <w:numFmt w:val="bullet"/>
+      <w:lvlText w:val=""/>
+      <w:lvlJc w:val="left"/>
+      <w:pPr>
+        <w:tabs>
+          <w:tab w:val="num" w:pos="6480"/>
+        </w:tabs>
+        <w:ind w:left="6480" w:hanging="360"/>
+      </w:pPr>
+      <w:rPr>
+        <w:rFonts w:ascii="Wingdings" w:hAnsi="Wingdings" w:hint="default"/>
+        <w:sz w:val="20"/>
+      </w:rPr>
+    </w:lvl>
+  </w:abstractNum>
+  <w:abstractNum w:abstractNumId="7" w15:restartNumberingAfterBreak="0">
+    <w:nsid w:val="1F4E2ADE"/>
+    <w:multiLevelType w:val="multilevel"/>
+    <w:tmpl w:val="5F9C5C9E"/>
+    <w:lvl w:ilvl="0">
+      <w:start w:val="1"/>
+      <w:numFmt w:val="bullet"/>
+      <w:lvlText w:val=""/>
+      <w:lvlJc w:val="left"/>
+      <w:pPr>
+        <w:tabs>
+          <w:tab w:val="num" w:pos="720"/>
+        </w:tabs>
+        <w:ind w:left="720" w:hanging="360"/>
+      </w:pPr>
+      <w:rPr>
+        <w:rFonts w:ascii="Symbol" w:hAnsi="Symbol" w:hint="default"/>
+        <w:sz w:val="20"/>
+      </w:rPr>
+    </w:lvl>
+    <w:lvl w:ilvl="1" w:tentative="1">
+      <w:start w:val="1"/>
+      <w:numFmt w:val="bullet"/>
+      <w:lvlText w:val="o"/>
+      <w:lvlJc w:val="left"/>
+      <w:pPr>
+        <w:tabs>
+          <w:tab w:val="num" w:pos="1440"/>
+        </w:tabs>
+        <w:ind w:left="1440" w:hanging="360"/>
+      </w:pPr>
+      <w:rPr>
+        <w:rFonts w:ascii="Courier New" w:hAnsi="Courier New" w:hint="default"/>
+        <w:sz w:val="20"/>
+      </w:rPr>
+    </w:lvl>
+    <w:lvl w:ilvl="2" w:tentative="1">
+      <w:start w:val="1"/>
+      <w:numFmt w:val="bullet"/>
+      <w:lvlText w:val=""/>
+      <w:lvlJc w:val="left"/>
+      <w:pPr>
+        <w:tabs>
+          <w:tab w:val="num" w:pos="2160"/>
+        </w:tabs>
+        <w:ind w:left="2160" w:hanging="360"/>
+      </w:pPr>
+      <w:rPr>
+        <w:rFonts w:ascii="Wingdings" w:hAnsi="Wingdings" w:hint="default"/>
+        <w:sz w:val="20"/>
+      </w:rPr>
+    </w:lvl>
+    <w:lvl w:ilvl="3" w:tentative="1">
+      <w:start w:val="1"/>
+      <w:numFmt w:val="bullet"/>
+      <w:lvlText w:val=""/>
+      <w:lvlJc w:val="left"/>
+      <w:pPr>
+        <w:tabs>
+          <w:tab w:val="num" w:pos="2880"/>
+        </w:tabs>
+        <w:ind w:left="2880" w:hanging="360"/>
+      </w:pPr>
+      <w:rPr>
+        <w:rFonts w:ascii="Wingdings" w:hAnsi="Wingdings" w:hint="default"/>
+        <w:sz w:val="20"/>
+      </w:rPr>
+    </w:lvl>
+    <w:lvl w:ilvl="4" w:tentative="1">
+      <w:start w:val="1"/>
+      <w:numFmt w:val="bullet"/>
+      <w:lvlText w:val=""/>
+      <w:lvlJc w:val="left"/>
+      <w:pPr>
+        <w:tabs>
+          <w:tab w:val="num" w:pos="3600"/>
+        </w:tabs>
+        <w:ind w:left="3600" w:hanging="360"/>
+      </w:pPr>
+      <w:rPr>
+        <w:rFonts w:ascii="Wingdings" w:hAnsi="Wingdings" w:hint="default"/>
+        <w:sz w:val="20"/>
+      </w:rPr>
+    </w:lvl>
+    <w:lvl w:ilvl="5" w:tentative="1">
+      <w:start w:val="1"/>
+      <w:numFmt w:val="bullet"/>
+      <w:lvlText w:val=""/>
+      <w:lvlJc w:val="left"/>
+      <w:pPr>
+        <w:tabs>
+          <w:tab w:val="num" w:pos="4320"/>
+        </w:tabs>
+        <w:ind w:left="4320" w:hanging="360"/>
+      </w:pPr>
+      <w:rPr>
+        <w:rFonts w:ascii="Wingdings" w:hAnsi="Wingdings" w:hint="default"/>
+        <w:sz w:val="20"/>
+      </w:rPr>
+    </w:lvl>
+    <w:lvl w:ilvl="6" w:tentative="1">
+      <w:start w:val="1"/>
+      <w:numFmt w:val="bullet"/>
+      <w:lvlText w:val=""/>
+      <w:lvlJc w:val="left"/>
+      <w:pPr>
+        <w:tabs>
+          <w:tab w:val="num" w:pos="5040"/>
+        </w:tabs>
+        <w:ind w:left="5040" w:hanging="360"/>
+      </w:pPr>
+      <w:rPr>
+        <w:rFonts w:ascii="Wingdings" w:hAnsi="Wingdings" w:hint="default"/>
+        <w:sz w:val="20"/>
+      </w:rPr>
+    </w:lvl>
+    <w:lvl w:ilvl="7" w:tentative="1">
+      <w:start w:val="1"/>
+      <w:numFmt w:val="bullet"/>
+      <w:lvlText w:val=""/>
+      <w:lvlJc w:val="left"/>
+      <w:pPr>
+        <w:tabs>
+          <w:tab w:val="num" w:pos="5760"/>
+        </w:tabs>
+        <w:ind w:left="5760" w:hanging="360"/>
+      </w:pPr>
+      <w:rPr>
+        <w:rFonts w:ascii="Wingdings" w:hAnsi="Wingdings" w:hint="default"/>
+        <w:sz w:val="20"/>
+      </w:rPr>
+    </w:lvl>
+    <w:lvl w:ilvl="8" w:tentative="1">
+      <w:start w:val="1"/>
+      <w:numFmt w:val="bullet"/>
+      <w:lvlText w:val=""/>
+      <w:lvlJc w:val="left"/>
+      <w:pPr>
+        <w:tabs>
+          <w:tab w:val="num" w:pos="6480"/>
+        </w:tabs>
+        <w:ind w:left="6480" w:hanging="360"/>
+      </w:pPr>
+      <w:rPr>
+        <w:rFonts w:ascii="Wingdings" w:hAnsi="Wingdings" w:hint="default"/>
+        <w:sz w:val="20"/>
+      </w:rPr>
+    </w:lvl>
+  </w:abstractNum>
+  <w:abstractNum w:abstractNumId="8" w15:restartNumberingAfterBreak="0">
+    <w:nsid w:val="215151A1"/>
+    <w:multiLevelType w:val="multilevel"/>
+    <w:tmpl w:val="938CD15A"/>
+    <w:lvl w:ilvl="0">
+      <w:start w:val="1"/>
+      <w:numFmt w:val="bullet"/>
+      <w:lvlText w:val=""/>
+      <w:lvlJc w:val="left"/>
+      <w:pPr>
+        <w:tabs>
+          <w:tab w:val="num" w:pos="720"/>
+        </w:tabs>
+        <w:ind w:left="720" w:hanging="360"/>
+      </w:pPr>
+      <w:rPr>
+        <w:rFonts w:ascii="Symbol" w:hAnsi="Symbol" w:hint="default"/>
+        <w:sz w:val="20"/>
+      </w:rPr>
+    </w:lvl>
+    <w:lvl w:ilvl="1" w:tentative="1">
+      <w:start w:val="1"/>
+      <w:numFmt w:val="bullet"/>
+      <w:lvlText w:val="o"/>
+      <w:lvlJc w:val="left"/>
+      <w:pPr>
+        <w:tabs>
+          <w:tab w:val="num" w:pos="1440"/>
+        </w:tabs>
+        <w:ind w:left="1440" w:hanging="360"/>
+      </w:pPr>
+      <w:rPr>
+        <w:rFonts w:ascii="Courier New" w:hAnsi="Courier New" w:hint="default"/>
+        <w:sz w:val="20"/>
+      </w:rPr>
+    </w:lvl>
+    <w:lvl w:ilvl="2" w:tentative="1">
+      <w:start w:val="1"/>
+      <w:numFmt w:val="bullet"/>
+      <w:lvlText w:val=""/>
+      <w:lvlJc w:val="left"/>
+      <w:pPr>
+        <w:tabs>
+          <w:tab w:val="num" w:pos="2160"/>
+        </w:tabs>
+        <w:ind w:left="2160" w:hanging="360"/>
+      </w:pPr>
+      <w:rPr>
+        <w:rFonts w:ascii="Wingdings" w:hAnsi="Wingdings" w:hint="default"/>
+        <w:sz w:val="20"/>
+      </w:rPr>
+    </w:lvl>
+    <w:lvl w:ilvl="3" w:tentative="1">
+      <w:start w:val="1"/>
+      <w:numFmt w:val="bullet"/>
+      <w:lvlText w:val=""/>
+      <w:lvlJc w:val="left"/>
+      <w:pPr>
+        <w:tabs>
+          <w:tab w:val="num" w:pos="2880"/>
+        </w:tabs>
+        <w:ind w:left="2880" w:hanging="360"/>
+      </w:pPr>
+      <w:rPr>
+        <w:rFonts w:ascii="Wingdings" w:hAnsi="Wingdings" w:hint="default"/>
+        <w:sz w:val="20"/>
+      </w:rPr>
+    </w:lvl>
+    <w:lvl w:ilvl="4" w:tentative="1">
+      <w:start w:val="1"/>
+      <w:numFmt w:val="bullet"/>
+      <w:lvlText w:val=""/>
+      <w:lvlJc w:val="left"/>
+      <w:pPr>
+        <w:tabs>
+          <w:tab w:val="num" w:pos="3600"/>
+        </w:tabs>
+        <w:ind w:left="3600" w:hanging="360"/>
+      </w:pPr>
+      <w:rPr>
+        <w:rFonts w:ascii="Wingdings" w:hAnsi="Wingdings" w:hint="default"/>
+        <w:sz w:val="20"/>
+      </w:rPr>
+    </w:lvl>
+    <w:lvl w:ilvl="5" w:tentative="1">
+      <w:start w:val="1"/>
+      <w:numFmt w:val="bullet"/>
+      <w:lvlText w:val=""/>
+      <w:lvlJc w:val="left"/>
+      <w:pPr>
+        <w:tabs>
+          <w:tab w:val="num" w:pos="4320"/>
+        </w:tabs>
+        <w:ind w:left="4320" w:hanging="360"/>
+      </w:pPr>
+      <w:rPr>
+        <w:rFonts w:ascii="Wingdings" w:hAnsi="Wingdings" w:hint="default"/>
+        <w:sz w:val="20"/>
+      </w:rPr>
+    </w:lvl>
+    <w:lvl w:ilvl="6" w:tentative="1">
+      <w:start w:val="1"/>
+      <w:numFmt w:val="bullet"/>
+      <w:lvlText w:val=""/>
+      <w:lvlJc w:val="left"/>
+      <w:pPr>
+        <w:tabs>
+          <w:tab w:val="num" w:pos="5040"/>
+        </w:tabs>
+        <w:ind w:left="5040" w:hanging="360"/>
+      </w:pPr>
+      <w:rPr>
+        <w:rFonts w:ascii="Wingdings" w:hAnsi="Wingdings" w:hint="default"/>
+        <w:sz w:val="20"/>
+      </w:rPr>
+    </w:lvl>
+    <w:lvl w:ilvl="7" w:tentative="1">
+      <w:start w:val="1"/>
+      <w:numFmt w:val="bullet"/>
+      <w:lvlText w:val=""/>
+      <w:lvlJc w:val="left"/>
+      <w:pPr>
+        <w:tabs>
+          <w:tab w:val="num" w:pos="5760"/>
+        </w:tabs>
+        <w:ind w:left="5760" w:hanging="360"/>
+      </w:pPr>
+      <w:rPr>
+        <w:rFonts w:ascii="Wingdings" w:hAnsi="Wingdings" w:hint="default"/>
+        <w:sz w:val="20"/>
+      </w:rPr>
+    </w:lvl>
+    <w:lvl w:ilvl="8" w:tentative="1">
+      <w:start w:val="1"/>
+      <w:numFmt w:val="bullet"/>
+      <w:lvlText w:val=""/>
+      <w:lvlJc w:val="left"/>
+      <w:pPr>
+        <w:tabs>
+          <w:tab w:val="num" w:pos="6480"/>
+        </w:tabs>
+        <w:ind w:left="6480" w:hanging="360"/>
+      </w:pPr>
+      <w:rPr>
+        <w:rFonts w:ascii="Wingdings" w:hAnsi="Wingdings" w:hint="default"/>
+        <w:sz w:val="20"/>
+      </w:rPr>
+    </w:lvl>
+  </w:abstractNum>
+  <w:abstractNum w:abstractNumId="9" w15:restartNumberingAfterBreak="0">
+    <w:nsid w:val="266C333C"/>
+    <w:multiLevelType w:val="multilevel"/>
+    <w:tmpl w:val="77D4760C"/>
+    <w:lvl w:ilvl="0">
+      <w:start w:val="1"/>
+      <w:numFmt w:val="decimal"/>
+      <w:lvlText w:val="%1."/>
+      <w:lvlJc w:val="left"/>
+      <w:pPr>
+        <w:tabs>
+          <w:tab w:val="num" w:pos="720"/>
+        </w:tabs>
+        <w:ind w:left="720" w:hanging="360"/>
+      </w:pPr>
+    </w:lvl>
+    <w:lvl w:ilvl="1" w:tentative="1">
+      <w:start w:val="1"/>
+      <w:numFmt w:val="decimal"/>
+      <w:lvlText w:val="%2."/>
+      <w:lvlJc w:val="left"/>
+      <w:pPr>
+        <w:tabs>
+          <w:tab w:val="num" w:pos="1440"/>
+        </w:tabs>
+        <w:ind w:left="1440" w:hanging="360"/>
+      </w:pPr>
+    </w:lvl>
+    <w:lvl w:ilvl="2" w:tentative="1">
+      <w:start w:val="1"/>
+      <w:numFmt w:val="decimal"/>
+      <w:lvlText w:val="%3."/>
+      <w:lvlJc w:val="left"/>
+      <w:pPr>
+        <w:tabs>
+          <w:tab w:val="num" w:pos="2160"/>
+        </w:tabs>
+        <w:ind w:left="2160" w:hanging="360"/>
+      </w:pPr>
+    </w:lvl>
+    <w:lvl w:ilvl="3" w:tentative="1">
+      <w:start w:val="1"/>
+      <w:numFmt w:val="decimal"/>
+      <w:lvlText w:val="%4."/>
+      <w:lvlJc w:val="left"/>
+      <w:pPr>
+        <w:tabs>
+          <w:tab w:val="num" w:pos="2880"/>
+        </w:tabs>
+        <w:ind w:left="2880" w:hanging="360"/>
+      </w:pPr>
+    </w:lvl>
+    <w:lvl w:ilvl="4" w:tentative="1">
+      <w:start w:val="1"/>
+      <w:numFmt w:val="decimal"/>
+      <w:lvlText w:val="%5."/>
+      <w:lvlJc w:val="left"/>
+      <w:pPr>
+        <w:tabs>
+          <w:tab w:val="num" w:pos="3600"/>
+        </w:tabs>
+        <w:ind w:left="3600" w:hanging="360"/>
+      </w:pPr>
+    </w:lvl>
+    <w:lvl w:ilvl="5" w:tentative="1">
+      <w:start w:val="1"/>
+      <w:numFmt w:val="decimal"/>
+      <w:lvlText w:val="%6."/>
+      <w:lvlJc w:val="left"/>
+      <w:pPr>
+        <w:tabs>
+          <w:tab w:val="num" w:pos="4320"/>
+        </w:tabs>
+        <w:ind w:left="4320" w:hanging="360"/>
+      </w:pPr>
+    </w:lvl>
+    <w:lvl w:ilvl="6" w:tentative="1">
+      <w:start w:val="1"/>
+      <w:numFmt w:val="decimal"/>
+      <w:lvlText w:val="%7."/>
+      <w:lvlJc w:val="left"/>
+      <w:pPr>
+        <w:tabs>
+          <w:tab w:val="num" w:pos="5040"/>
+        </w:tabs>
+        <w:ind w:left="5040" w:hanging="360"/>
+      </w:pPr>
+    </w:lvl>
+    <w:lvl w:ilvl="7" w:tentative="1">
+      <w:start w:val="1"/>
+      <w:numFmt w:val="decimal"/>
+      <w:lvlText w:val="%8."/>
+      <w:lvlJc w:val="left"/>
+      <w:pPr>
+        <w:tabs>
+          <w:tab w:val="num" w:pos="5760"/>
+        </w:tabs>
+        <w:ind w:left="5760" w:hanging="360"/>
+      </w:pPr>
+    </w:lvl>
+    <w:lvl w:ilvl="8" w:tentative="1">
+      <w:start w:val="1"/>
+      <w:numFmt w:val="decimal"/>
+      <w:lvlText w:val="%9."/>
+      <w:lvlJc w:val="left"/>
+      <w:pPr>
+        <w:tabs>
+          <w:tab w:val="num" w:pos="6480"/>
+        </w:tabs>
+        <w:ind w:left="6480" w:hanging="360"/>
+      </w:pPr>
+    </w:lvl>
+  </w:abstractNum>
+  <w:abstractNum w:abstractNumId="10" w15:restartNumberingAfterBreak="0">
+    <w:nsid w:val="2BDE272B"/>
+    <w:multiLevelType w:val="multilevel"/>
+    <w:tmpl w:val="C422E3CC"/>
+    <w:lvl w:ilvl="0">
+      <w:start w:val="1"/>
+      <w:numFmt w:val="bullet"/>
+      <w:lvlText w:val=""/>
+      <w:lvlJc w:val="left"/>
+      <w:pPr>
+        <w:tabs>
+          <w:tab w:val="num" w:pos="720"/>
+        </w:tabs>
+        <w:ind w:left="720" w:hanging="360"/>
+      </w:pPr>
+      <w:rPr>
+        <w:rFonts w:ascii="Symbol" w:hAnsi="Symbol" w:hint="default"/>
+        <w:sz w:val="20"/>
+      </w:rPr>
+    </w:lvl>
+    <w:lvl w:ilvl="1" w:tentative="1">
+      <w:start w:val="1"/>
+      <w:numFmt w:val="bullet"/>
+      <w:lvlText w:val="o"/>
+      <w:lvlJc w:val="left"/>
+      <w:pPr>
+        <w:tabs>
+          <w:tab w:val="num" w:pos="1440"/>
+        </w:tabs>
+        <w:ind w:left="1440" w:hanging="360"/>
+      </w:pPr>
+      <w:rPr>
+        <w:rFonts w:ascii="Courier New" w:hAnsi="Courier New" w:hint="default"/>
+        <w:sz w:val="20"/>
+      </w:rPr>
+    </w:lvl>
+    <w:lvl w:ilvl="2" w:tentative="1">
+      <w:start w:val="1"/>
+      <w:numFmt w:val="bullet"/>
+      <w:lvlText w:val=""/>
+      <w:lvlJc w:val="left"/>
+      <w:pPr>
+        <w:tabs>
+          <w:tab w:val="num" w:pos="2160"/>
+        </w:tabs>
+        <w:ind w:left="2160" w:hanging="360"/>
+      </w:pPr>
+      <w:rPr>
+        <w:rFonts w:ascii="Wingdings" w:hAnsi="Wingdings" w:hint="default"/>
+        <w:sz w:val="20"/>
+      </w:rPr>
+    </w:lvl>
+    <w:lvl w:ilvl="3" w:tentative="1">
+      <w:start w:val="1"/>
+      <w:numFmt w:val="bullet"/>
+      <w:lvlText w:val=""/>
+      <w:lvlJc w:val="left"/>
+      <w:pPr>
+        <w:tabs>
+          <w:tab w:val="num" w:pos="2880"/>
+        </w:tabs>
+        <w:ind w:left="2880" w:hanging="360"/>
+      </w:pPr>
+      <w:rPr>
+        <w:rFonts w:ascii="Wingdings" w:hAnsi="Wingdings" w:hint="default"/>
+        <w:sz w:val="20"/>
+      </w:rPr>
+    </w:lvl>
+    <w:lvl w:ilvl="4" w:tentative="1">
+      <w:start w:val="1"/>
+      <w:numFmt w:val="bullet"/>
+      <w:lvlText w:val=""/>
+      <w:lvlJc w:val="left"/>
+      <w:pPr>
+        <w:tabs>
+          <w:tab w:val="num" w:pos="3600"/>
+        </w:tabs>
+        <w:ind w:left="3600" w:hanging="360"/>
+      </w:pPr>
+      <w:rPr>
+        <w:rFonts w:ascii="Wingdings" w:hAnsi="Wingdings" w:hint="default"/>
+        <w:sz w:val="20"/>
+      </w:rPr>
+    </w:lvl>
+    <w:lvl w:ilvl="5" w:tentative="1">
+      <w:start w:val="1"/>
+      <w:numFmt w:val="bullet"/>
+      <w:lvlText w:val=""/>
+      <w:lvlJc w:val="left"/>
+      <w:pPr>
+        <w:tabs>
+          <w:tab w:val="num" w:pos="4320"/>
+        </w:tabs>
+        <w:ind w:left="4320" w:hanging="360"/>
+      </w:pPr>
+      <w:rPr>
+        <w:rFonts w:ascii="Wingdings" w:hAnsi="Wingdings" w:hint="default"/>
+        <w:sz w:val="20"/>
+      </w:rPr>
+    </w:lvl>
+    <w:lvl w:ilvl="6" w:tentative="1">
+      <w:start w:val="1"/>
+      <w:numFmt w:val="bullet"/>
+      <w:lvlText w:val=""/>
+      <w:lvlJc w:val="left"/>
+      <w:pPr>
+        <w:tabs>
+          <w:tab w:val="num" w:pos="5040"/>
+        </w:tabs>
+        <w:ind w:left="5040" w:hanging="360"/>
+      </w:pPr>
+      <w:rPr>
+        <w:rFonts w:ascii="Wingdings" w:hAnsi="Wingdings" w:hint="default"/>
+        <w:sz w:val="20"/>
+      </w:rPr>
+    </w:lvl>
+    <w:lvl w:ilvl="7" w:tentative="1">
+      <w:start w:val="1"/>
+      <w:numFmt w:val="bullet"/>
+      <w:lvlText w:val=""/>
+      <w:lvlJc w:val="left"/>
+      <w:pPr>
+        <w:tabs>
+          <w:tab w:val="num" w:pos="5760"/>
+        </w:tabs>
+        <w:ind w:left="5760" w:hanging="360"/>
+      </w:pPr>
+      <w:rPr>
+        <w:rFonts w:ascii="Wingdings" w:hAnsi="Wingdings" w:hint="default"/>
+        <w:sz w:val="20"/>
+      </w:rPr>
+    </w:lvl>
+    <w:lvl w:ilvl="8" w:tentative="1">
+      <w:start w:val="1"/>
+      <w:numFmt w:val="bullet"/>
+      <w:lvlText w:val=""/>
+      <w:lvlJc w:val="left"/>
+      <w:pPr>
+        <w:tabs>
+          <w:tab w:val="num" w:pos="6480"/>
+        </w:tabs>
+        <w:ind w:left="6480" w:hanging="360"/>
+      </w:pPr>
+      <w:rPr>
+        <w:rFonts w:ascii="Wingdings" w:hAnsi="Wingdings" w:hint="default"/>
+        <w:sz w:val="20"/>
+      </w:rPr>
+    </w:lvl>
+  </w:abstractNum>
+  <w:abstractNum w:abstractNumId="11" w15:restartNumberingAfterBreak="0">
+    <w:nsid w:val="309865B7"/>
+    <w:multiLevelType w:val="multilevel"/>
+    <w:tmpl w:val="EE5258E2"/>
+    <w:lvl w:ilvl="0">
+      <w:start w:val="1"/>
+      <w:numFmt w:val="bullet"/>
+      <w:lvlText w:val=""/>
+      <w:lvlJc w:val="left"/>
+      <w:pPr>
+        <w:tabs>
+          <w:tab w:val="num" w:pos="720"/>
+        </w:tabs>
+        <w:ind w:left="720" w:hanging="360"/>
+      </w:pPr>
+      <w:rPr>
+        <w:rFonts w:ascii="Symbol" w:hAnsi="Symbol" w:hint="default"/>
+        <w:sz w:val="20"/>
+      </w:rPr>
+    </w:lvl>
+    <w:lvl w:ilvl="1" w:tentative="1">
+      <w:start w:val="1"/>
+      <w:numFmt w:val="bullet"/>
+      <w:lvlText w:val="o"/>
+      <w:lvlJc w:val="left"/>
+      <w:pPr>
+        <w:tabs>
+          <w:tab w:val="num" w:pos="1440"/>
+        </w:tabs>
+        <w:ind w:left="1440" w:hanging="360"/>
+      </w:pPr>
+      <w:rPr>
+        <w:rFonts w:ascii="Courier New" w:hAnsi="Courier New" w:hint="default"/>
+        <w:sz w:val="20"/>
+      </w:rPr>
+    </w:lvl>
+    <w:lvl w:ilvl="2" w:tentative="1">
+      <w:start w:val="1"/>
+      <w:numFmt w:val="bullet"/>
+      <w:lvlText w:val=""/>
+      <w:lvlJc w:val="left"/>
+      <w:pPr>
+        <w:tabs>
+          <w:tab w:val="num" w:pos="2160"/>
+        </w:tabs>
+        <w:ind w:left="2160" w:hanging="360"/>
+      </w:pPr>
+      <w:rPr>
+        <w:rFonts w:ascii="Wingdings" w:hAnsi="Wingdings" w:hint="default"/>
+        <w:sz w:val="20"/>
+      </w:rPr>
+    </w:lvl>
+    <w:lvl w:ilvl="3" w:tentative="1">
+      <w:start w:val="1"/>
+      <w:numFmt w:val="bullet"/>
+      <w:lvlText w:val=""/>
+      <w:lvlJc w:val="left"/>
+      <w:pPr>
+        <w:tabs>
+          <w:tab w:val="num" w:pos="2880"/>
+        </w:tabs>
+        <w:ind w:left="2880" w:hanging="360"/>
+      </w:pPr>
+      <w:rPr>
+        <w:rFonts w:ascii="Wingdings" w:hAnsi="Wingdings" w:hint="default"/>
+        <w:sz w:val="20"/>
+      </w:rPr>
+    </w:lvl>
+    <w:lvl w:ilvl="4" w:tentative="1">
+      <w:start w:val="1"/>
+      <w:numFmt w:val="bullet"/>
+      <w:lvlText w:val=""/>
+      <w:lvlJc w:val="left"/>
+      <w:pPr>
+        <w:tabs>
+          <w:tab w:val="num" w:pos="3600"/>
+        </w:tabs>
+        <w:ind w:left="3600" w:hanging="360"/>
+      </w:pPr>
+      <w:rPr>
+        <w:rFonts w:ascii="Wingdings" w:hAnsi="Wingdings" w:hint="default"/>
+        <w:sz w:val="20"/>
+      </w:rPr>
+    </w:lvl>
+    <w:lvl w:ilvl="5" w:tentative="1">
+      <w:start w:val="1"/>
+      <w:numFmt w:val="bullet"/>
+      <w:lvlText w:val=""/>
+      <w:lvlJc w:val="left"/>
+      <w:pPr>
+        <w:tabs>
+          <w:tab w:val="num" w:pos="4320"/>
+        </w:tabs>
+        <w:ind w:left="4320" w:hanging="360"/>
+      </w:pPr>
+      <w:rPr>
+        <w:rFonts w:ascii="Wingdings" w:hAnsi="Wingdings" w:hint="default"/>
+        <w:sz w:val="20"/>
+      </w:rPr>
+    </w:lvl>
+    <w:lvl w:ilvl="6" w:tentative="1">
+      <w:start w:val="1"/>
+      <w:numFmt w:val="bullet"/>
+      <w:lvlText w:val=""/>
+      <w:lvlJc w:val="left"/>
+      <w:pPr>
+        <w:tabs>
+          <w:tab w:val="num" w:pos="5040"/>
+        </w:tabs>
+        <w:ind w:left="5040" w:hanging="360"/>
+      </w:pPr>
+      <w:rPr>
+        <w:rFonts w:ascii="Wingdings" w:hAnsi="Wingdings" w:hint="default"/>
+        <w:sz w:val="20"/>
+      </w:rPr>
+    </w:lvl>
+    <w:lvl w:ilvl="7" w:tentative="1">
+      <w:start w:val="1"/>
+      <w:numFmt w:val="bullet"/>
+      <w:lvlText w:val=""/>
+      <w:lvlJc w:val="left"/>
+      <w:pPr>
+        <w:tabs>
+          <w:tab w:val="num" w:pos="5760"/>
+        </w:tabs>
+        <w:ind w:left="5760" w:hanging="360"/>
+      </w:pPr>
+      <w:rPr>
+        <w:rFonts w:ascii="Wingdings" w:hAnsi="Wingdings" w:hint="default"/>
+        <w:sz w:val="20"/>
+      </w:rPr>
+    </w:lvl>
+    <w:lvl w:ilvl="8" w:tentative="1">
+      <w:start w:val="1"/>
+      <w:numFmt w:val="bullet"/>
+      <w:lvlText w:val=""/>
+      <w:lvlJc w:val="left"/>
+      <w:pPr>
+        <w:tabs>
+          <w:tab w:val="num" w:pos="6480"/>
+        </w:tabs>
+        <w:ind w:left="6480" w:hanging="360"/>
+      </w:pPr>
+      <w:rPr>
+        <w:rFonts w:ascii="Wingdings" w:hAnsi="Wingdings" w:hint="default"/>
+        <w:sz w:val="20"/>
+      </w:rPr>
+    </w:lvl>
+  </w:abstractNum>
+  <w:abstractNum w:abstractNumId="12" w15:restartNumberingAfterBreak="0">
+    <w:nsid w:val="323444EA"/>
+    <w:multiLevelType w:val="multilevel"/>
+    <w:tmpl w:val="2E9698DC"/>
+    <w:lvl w:ilvl="0">
+      <w:start w:val="1"/>
+      <w:numFmt w:val="bullet"/>
+      <w:lvlText w:val=""/>
+      <w:lvlJc w:val="left"/>
+      <w:pPr>
+        <w:tabs>
+          <w:tab w:val="num" w:pos="720"/>
+        </w:tabs>
+        <w:ind w:left="720" w:hanging="360"/>
+      </w:pPr>
+      <w:rPr>
+        <w:rFonts w:ascii="Symbol" w:hAnsi="Symbol" w:hint="default"/>
+        <w:sz w:val="20"/>
+      </w:rPr>
+    </w:lvl>
+    <w:lvl w:ilvl="1" w:tentative="1">
+      <w:start w:val="1"/>
+      <w:numFmt w:val="bullet"/>
+      <w:lvlText w:val="o"/>
+      <w:lvlJc w:val="left"/>
+      <w:pPr>
+        <w:tabs>
+          <w:tab w:val="num" w:pos="1440"/>
+        </w:tabs>
+        <w:ind w:left="1440" w:hanging="360"/>
+      </w:pPr>
+      <w:rPr>
+        <w:rFonts w:ascii="Courier New" w:hAnsi="Courier New" w:hint="default"/>
+        <w:sz w:val="20"/>
+      </w:rPr>
+    </w:lvl>
+    <w:lvl w:ilvl="2" w:tentative="1">
+      <w:start w:val="1"/>
+      <w:numFmt w:val="bullet"/>
+      <w:lvlText w:val=""/>
+      <w:lvlJc w:val="left"/>
+      <w:pPr>
+        <w:tabs>
+          <w:tab w:val="num" w:pos="2160"/>
+        </w:tabs>
+        <w:ind w:left="2160" w:hanging="360"/>
+      </w:pPr>
+      <w:rPr>
+        <w:rFonts w:ascii="Wingdings" w:hAnsi="Wingdings" w:hint="default"/>
+        <w:sz w:val="20"/>
+      </w:rPr>
+    </w:lvl>
+    <w:lvl w:ilvl="3" w:tentative="1">
+      <w:start w:val="1"/>
+      <w:numFmt w:val="bullet"/>
+      <w:lvlText w:val=""/>
+      <w:lvlJc w:val="left"/>
+      <w:pPr>
+        <w:tabs>
+          <w:tab w:val="num" w:pos="2880"/>
+        </w:tabs>
+        <w:ind w:left="2880" w:hanging="360"/>
+      </w:pPr>
+      <w:rPr>
+        <w:rFonts w:ascii="Wingdings" w:hAnsi="Wingdings" w:hint="default"/>
+        <w:sz w:val="20"/>
+      </w:rPr>
+    </w:lvl>
+    <w:lvl w:ilvl="4" w:tentative="1">
+      <w:start w:val="1"/>
+      <w:numFmt w:val="bullet"/>
+      <w:lvlText w:val=""/>
+      <w:lvlJc w:val="left"/>
+      <w:pPr>
+        <w:tabs>
+          <w:tab w:val="num" w:pos="3600"/>
+        </w:tabs>
+        <w:ind w:left="3600" w:hanging="360"/>
+      </w:pPr>
+      <w:rPr>
+        <w:rFonts w:ascii="Wingdings" w:hAnsi="Wingdings" w:hint="default"/>
+        <w:sz w:val="20"/>
+      </w:rPr>
+    </w:lvl>
+    <w:lvl w:ilvl="5" w:tentative="1">
+      <w:start w:val="1"/>
+      <w:numFmt w:val="bullet"/>
+      <w:lvlText w:val=""/>
+      <w:lvlJc w:val="left"/>
+      <w:pPr>
+        <w:tabs>
+          <w:tab w:val="num" w:pos="4320"/>
+        </w:tabs>
+        <w:ind w:left="4320" w:hanging="360"/>
+      </w:pPr>
+      <w:rPr>
+        <w:rFonts w:ascii="Wingdings" w:hAnsi="Wingdings" w:hint="default"/>
+        <w:sz w:val="20"/>
+      </w:rPr>
+    </w:lvl>
+    <w:lvl w:ilvl="6" w:tentative="1">
+      <w:start w:val="1"/>
+      <w:numFmt w:val="bullet"/>
+      <w:lvlText w:val=""/>
+      <w:lvlJc w:val="left"/>
+      <w:pPr>
+        <w:tabs>
+          <w:tab w:val="num" w:pos="5040"/>
+        </w:tabs>
+        <w:ind w:left="5040" w:hanging="360"/>
+      </w:pPr>
+      <w:rPr>
+        <w:rFonts w:ascii="Wingdings" w:hAnsi="Wingdings" w:hint="default"/>
+        <w:sz w:val="20"/>
+      </w:rPr>
+    </w:lvl>
+    <w:lvl w:ilvl="7" w:tentative="1">
+      <w:start w:val="1"/>
+      <w:numFmt w:val="bullet"/>
+      <w:lvlText w:val=""/>
+      <w:lvlJc w:val="left"/>
+      <w:pPr>
+        <w:tabs>
+          <w:tab w:val="num" w:pos="5760"/>
+        </w:tabs>
+        <w:ind w:left="5760" w:hanging="360"/>
+      </w:pPr>
+      <w:rPr>
+        <w:rFonts w:ascii="Wingdings" w:hAnsi="Wingdings" w:hint="default"/>
+        <w:sz w:val="20"/>
+      </w:rPr>
+    </w:lvl>
+    <w:lvl w:ilvl="8" w:tentative="1">
+      <w:start w:val="1"/>
+      <w:numFmt w:val="bullet"/>
+      <w:lvlText w:val=""/>
+      <w:lvlJc w:val="left"/>
+      <w:pPr>
+        <w:tabs>
+          <w:tab w:val="num" w:pos="6480"/>
+        </w:tabs>
+        <w:ind w:left="6480" w:hanging="360"/>
+      </w:pPr>
+      <w:rPr>
+        <w:rFonts w:ascii="Wingdings" w:hAnsi="Wingdings" w:hint="default"/>
+        <w:sz w:val="20"/>
+      </w:rPr>
+    </w:lvl>
+  </w:abstractNum>
+  <w:abstractNum w:abstractNumId="13" w15:restartNumberingAfterBreak="0">
+    <w:nsid w:val="3BE7444D"/>
+    <w:multiLevelType w:val="multilevel"/>
+    <w:tmpl w:val="FE885072"/>
+    <w:lvl w:ilvl="0">
+      <w:start w:val="1"/>
+      <w:numFmt w:val="bullet"/>
+      <w:lvlText w:val=""/>
+      <w:lvlJc w:val="left"/>
+      <w:pPr>
+        <w:tabs>
+          <w:tab w:val="num" w:pos="720"/>
+        </w:tabs>
+        <w:ind w:left="720" w:hanging="360"/>
+      </w:pPr>
+      <w:rPr>
+        <w:rFonts w:ascii="Symbol" w:hAnsi="Symbol" w:hint="default"/>
+        <w:sz w:val="20"/>
+      </w:rPr>
+    </w:lvl>
+    <w:lvl w:ilvl="1" w:tentative="1">
+      <w:start w:val="1"/>
+      <w:numFmt w:val="bullet"/>
+      <w:lvlText w:val="o"/>
+      <w:lvlJc w:val="left"/>
+      <w:pPr>
+        <w:tabs>
+          <w:tab w:val="num" w:pos="1440"/>
+        </w:tabs>
+        <w:ind w:left="1440" w:hanging="360"/>
+      </w:pPr>
+      <w:rPr>
+        <w:rFonts w:ascii="Courier New" w:hAnsi="Courier New" w:hint="default"/>
+        <w:sz w:val="20"/>
+      </w:rPr>
+    </w:lvl>
+    <w:lvl w:ilvl="2" w:tentative="1">
+      <w:start w:val="1"/>
+      <w:numFmt w:val="bullet"/>
+      <w:lvlText w:val=""/>
+      <w:lvlJc w:val="left"/>
+      <w:pPr>
+        <w:tabs>
+          <w:tab w:val="num" w:pos="2160"/>
+        </w:tabs>
+        <w:ind w:left="2160" w:hanging="360"/>
+      </w:pPr>
+      <w:rPr>
+        <w:rFonts w:ascii="Wingdings" w:hAnsi="Wingdings" w:hint="default"/>
+        <w:sz w:val="20"/>
+      </w:rPr>
+    </w:lvl>
+    <w:lvl w:ilvl="3" w:tentative="1">
+      <w:start w:val="1"/>
+      <w:numFmt w:val="bullet"/>
+      <w:lvlText w:val=""/>
+      <w:lvlJc w:val="left"/>
+      <w:pPr>
+        <w:tabs>
+          <w:tab w:val="num" w:pos="2880"/>
+        </w:tabs>
+        <w:ind w:left="2880" w:hanging="360"/>
+      </w:pPr>
+      <w:rPr>
+        <w:rFonts w:ascii="Wingdings" w:hAnsi="Wingdings" w:hint="default"/>
+        <w:sz w:val="20"/>
+      </w:rPr>
+    </w:lvl>
+    <w:lvl w:ilvl="4" w:tentative="1">
+      <w:start w:val="1"/>
+      <w:numFmt w:val="bullet"/>
+      <w:lvlText w:val=""/>
+      <w:lvlJc w:val="left"/>
+      <w:pPr>
+        <w:tabs>
+          <w:tab w:val="num" w:pos="3600"/>
+        </w:tabs>
+        <w:ind w:left="3600" w:hanging="360"/>
+      </w:pPr>
+      <w:rPr>
+        <w:rFonts w:ascii="Wingdings" w:hAnsi="Wingdings" w:hint="default"/>
+        <w:sz w:val="20"/>
+      </w:rPr>
+    </w:lvl>
+    <w:lvl w:ilvl="5" w:tentative="1">
+      <w:start w:val="1"/>
+      <w:numFmt w:val="bullet"/>
+      <w:lvlText w:val=""/>
+      <w:lvlJc w:val="left"/>
+      <w:pPr>
+        <w:tabs>
+          <w:tab w:val="num" w:pos="4320"/>
+        </w:tabs>
+        <w:ind w:left="4320" w:hanging="360"/>
+      </w:pPr>
+      <w:rPr>
+        <w:rFonts w:ascii="Wingdings" w:hAnsi="Wingdings" w:hint="default"/>
+        <w:sz w:val="20"/>
+      </w:rPr>
+    </w:lvl>
+    <w:lvl w:ilvl="6" w:tentative="1">
+      <w:start w:val="1"/>
+      <w:numFmt w:val="bullet"/>
+      <w:lvlText w:val=""/>
+      <w:lvlJc w:val="left"/>
+      <w:pPr>
+        <w:tabs>
+          <w:tab w:val="num" w:pos="5040"/>
+        </w:tabs>
+        <w:ind w:left="5040" w:hanging="360"/>
+      </w:pPr>
+      <w:rPr>
+        <w:rFonts w:ascii="Wingdings" w:hAnsi="Wingdings" w:hint="default"/>
+        <w:sz w:val="20"/>
+      </w:rPr>
+    </w:lvl>
+    <w:lvl w:ilvl="7" w:tentative="1">
+      <w:start w:val="1"/>
+      <w:numFmt w:val="bullet"/>
+      <w:lvlText w:val=""/>
+      <w:lvlJc w:val="left"/>
+      <w:pPr>
+        <w:tabs>
+          <w:tab w:val="num" w:pos="5760"/>
+        </w:tabs>
+        <w:ind w:left="5760" w:hanging="360"/>
+      </w:pPr>
+      <w:rPr>
+        <w:rFonts w:ascii="Wingdings" w:hAnsi="Wingdings" w:hint="default"/>
+        <w:sz w:val="20"/>
+      </w:rPr>
+    </w:lvl>
+    <w:lvl w:ilvl="8" w:tentative="1">
+      <w:start w:val="1"/>
+      <w:numFmt w:val="bullet"/>
+      <w:lvlText w:val=""/>
+      <w:lvlJc w:val="left"/>
+      <w:pPr>
+        <w:tabs>
+          <w:tab w:val="num" w:pos="6480"/>
+        </w:tabs>
+        <w:ind w:left="6480" w:hanging="360"/>
+      </w:pPr>
+      <w:rPr>
+        <w:rFonts w:ascii="Wingdings" w:hAnsi="Wingdings" w:hint="default"/>
+        <w:sz w:val="20"/>
+      </w:rPr>
+    </w:lvl>
+  </w:abstractNum>
+  <w:abstractNum w:abstractNumId="14" w15:restartNumberingAfterBreak="0">
+    <w:nsid w:val="3CBC437C"/>
+    <w:multiLevelType w:val="multilevel"/>
+    <w:tmpl w:val="569AD81C"/>
+    <w:lvl w:ilvl="0">
+      <w:start w:val="1"/>
+      <w:numFmt w:val="bullet"/>
+      <w:lvlText w:val=""/>
+      <w:lvlJc w:val="left"/>
+      <w:pPr>
+        <w:tabs>
+          <w:tab w:val="num" w:pos="720"/>
+        </w:tabs>
+        <w:ind w:left="720" w:hanging="360"/>
+      </w:pPr>
+      <w:rPr>
+        <w:rFonts w:ascii="Symbol" w:hAnsi="Symbol" w:hint="default"/>
+        <w:sz w:val="20"/>
+      </w:rPr>
+    </w:lvl>
+    <w:lvl w:ilvl="1" w:tentative="1">
+      <w:start w:val="1"/>
+      <w:numFmt w:val="bullet"/>
+      <w:lvlText w:val="o"/>
+      <w:lvlJc w:val="left"/>
+      <w:pPr>
+        <w:tabs>
+          <w:tab w:val="num" w:pos="1440"/>
+        </w:tabs>
+        <w:ind w:left="1440" w:hanging="360"/>
+      </w:pPr>
+      <w:rPr>
+        <w:rFonts w:ascii="Courier New" w:hAnsi="Courier New" w:hint="default"/>
+        <w:sz w:val="20"/>
+      </w:rPr>
+    </w:lvl>
+    <w:lvl w:ilvl="2" w:tentative="1">
+      <w:start w:val="1"/>
+      <w:numFmt w:val="bullet"/>
+      <w:lvlText w:val=""/>
+      <w:lvlJc w:val="left"/>
+      <w:pPr>
+        <w:tabs>
+          <w:tab w:val="num" w:pos="2160"/>
+        </w:tabs>
+        <w:ind w:left="2160" w:hanging="360"/>
+      </w:pPr>
+      <w:rPr>
+        <w:rFonts w:ascii="Wingdings" w:hAnsi="Wingdings" w:hint="default"/>
+        <w:sz w:val="20"/>
+      </w:rPr>
+    </w:lvl>
+    <w:lvl w:ilvl="3" w:tentative="1">
+      <w:start w:val="1"/>
+      <w:numFmt w:val="bullet"/>
+      <w:lvlText w:val=""/>
+      <w:lvlJc w:val="left"/>
+      <w:pPr>
+        <w:tabs>
+          <w:tab w:val="num" w:pos="2880"/>
+        </w:tabs>
+        <w:ind w:left="2880" w:hanging="360"/>
+      </w:pPr>
+      <w:rPr>
+        <w:rFonts w:ascii="Wingdings" w:hAnsi="Wingdings" w:hint="default"/>
+        <w:sz w:val="20"/>
+      </w:rPr>
+    </w:lvl>
+    <w:lvl w:ilvl="4" w:tentative="1">
+      <w:start w:val="1"/>
+      <w:numFmt w:val="bullet"/>
+      <w:lvlText w:val=""/>
+      <w:lvlJc w:val="left"/>
+      <w:pPr>
+        <w:tabs>
+          <w:tab w:val="num" w:pos="3600"/>
+        </w:tabs>
+        <w:ind w:left="3600" w:hanging="360"/>
+      </w:pPr>
+      <w:rPr>
+        <w:rFonts w:ascii="Wingdings" w:hAnsi="Wingdings" w:hint="default"/>
+        <w:sz w:val="20"/>
+      </w:rPr>
+    </w:lvl>
+    <w:lvl w:ilvl="5" w:tentative="1">
+      <w:start w:val="1"/>
+      <w:numFmt w:val="bullet"/>
+      <w:lvlText w:val=""/>
+      <w:lvlJc w:val="left"/>
+      <w:pPr>
+        <w:tabs>
+          <w:tab w:val="num" w:pos="4320"/>
+        </w:tabs>
+        <w:ind w:left="4320" w:hanging="360"/>
+      </w:pPr>
+      <w:rPr>
+        <w:rFonts w:ascii="Wingdings" w:hAnsi="Wingdings" w:hint="default"/>
+        <w:sz w:val="20"/>
+      </w:rPr>
+    </w:lvl>
+    <w:lvl w:ilvl="6" w:tentative="1">
+      <w:start w:val="1"/>
+      <w:numFmt w:val="bullet"/>
+      <w:lvlText w:val=""/>
+      <w:lvlJc w:val="left"/>
+      <w:pPr>
+        <w:tabs>
+          <w:tab w:val="num" w:pos="5040"/>
+        </w:tabs>
+        <w:ind w:left="5040" w:hanging="360"/>
+      </w:pPr>
+      <w:rPr>
+        <w:rFonts w:ascii="Wingdings" w:hAnsi="Wingdings" w:hint="default"/>
+        <w:sz w:val="20"/>
+      </w:rPr>
+    </w:lvl>
+    <w:lvl w:ilvl="7" w:tentative="1">
+      <w:start w:val="1"/>
+      <w:numFmt w:val="bullet"/>
+      <w:lvlText w:val=""/>
+      <w:lvlJc w:val="left"/>
+      <w:pPr>
+        <w:tabs>
+          <w:tab w:val="num" w:pos="5760"/>
+        </w:tabs>
+        <w:ind w:left="5760" w:hanging="360"/>
+      </w:pPr>
+      <w:rPr>
+        <w:rFonts w:ascii="Wingdings" w:hAnsi="Wingdings" w:hint="default"/>
+        <w:sz w:val="20"/>
+      </w:rPr>
+    </w:lvl>
+    <w:lvl w:ilvl="8" w:tentative="1">
+      <w:start w:val="1"/>
+      <w:numFmt w:val="bullet"/>
+      <w:lvlText w:val=""/>
+      <w:lvlJc w:val="left"/>
+      <w:pPr>
+        <w:tabs>
+          <w:tab w:val="num" w:pos="6480"/>
+        </w:tabs>
+        <w:ind w:left="6480" w:hanging="360"/>
+      </w:pPr>
+      <w:rPr>
+        <w:rFonts w:ascii="Wingdings" w:hAnsi="Wingdings" w:hint="default"/>
+        <w:sz w:val="20"/>
+      </w:rPr>
+    </w:lvl>
+  </w:abstractNum>
+  <w:abstractNum w:abstractNumId="15" w15:restartNumberingAfterBreak="0">
+    <w:nsid w:val="3D0F340B"/>
+    <w:multiLevelType w:val="multilevel"/>
+    <w:tmpl w:val="AF98E770"/>
+    <w:lvl w:ilvl="0">
+      <w:start w:val="1"/>
+      <w:numFmt w:val="bullet"/>
+      <w:lvlText w:val=""/>
+      <w:lvlJc w:val="left"/>
+      <w:pPr>
+        <w:tabs>
+          <w:tab w:val="num" w:pos="720"/>
+        </w:tabs>
+        <w:ind w:left="720" w:hanging="360"/>
+      </w:pPr>
+      <w:rPr>
+        <w:rFonts w:ascii="Symbol" w:hAnsi="Symbol" w:hint="default"/>
+        <w:sz w:val="20"/>
+      </w:rPr>
+    </w:lvl>
+    <w:lvl w:ilvl="1" w:tentative="1">
+      <w:start w:val="1"/>
+      <w:numFmt w:val="bullet"/>
+      <w:lvlText w:val="o"/>
+      <w:lvlJc w:val="left"/>
+      <w:pPr>
+        <w:tabs>
+          <w:tab w:val="num" w:pos="1440"/>
+        </w:tabs>
+        <w:ind w:left="1440" w:hanging="360"/>
+      </w:pPr>
+      <w:rPr>
+        <w:rFonts w:ascii="Courier New" w:hAnsi="Courier New" w:hint="default"/>
+        <w:sz w:val="20"/>
+      </w:rPr>
+    </w:lvl>
+    <w:lvl w:ilvl="2" w:tentative="1">
+      <w:start w:val="1"/>
+      <w:numFmt w:val="bullet"/>
+      <w:lvlText w:val=""/>
+      <w:lvlJc w:val="left"/>
+      <w:pPr>
+        <w:tabs>
+          <w:tab w:val="num" w:pos="2160"/>
+        </w:tabs>
+        <w:ind w:left="2160" w:hanging="360"/>
+      </w:pPr>
+      <w:rPr>
+        <w:rFonts w:ascii="Wingdings" w:hAnsi="Wingdings" w:hint="default"/>
+        <w:sz w:val="20"/>
+      </w:rPr>
+    </w:lvl>
+    <w:lvl w:ilvl="3" w:tentative="1">
+      <w:start w:val="1"/>
+      <w:numFmt w:val="bullet"/>
+      <w:lvlText w:val=""/>
+      <w:lvlJc w:val="left"/>
+      <w:pPr>
+        <w:tabs>
+          <w:tab w:val="num" w:pos="2880"/>
+        </w:tabs>
+        <w:ind w:left="2880" w:hanging="360"/>
+      </w:pPr>
+      <w:rPr>
+        <w:rFonts w:ascii="Wingdings" w:hAnsi="Wingdings" w:hint="default"/>
+        <w:sz w:val="20"/>
+      </w:rPr>
+    </w:lvl>
+    <w:lvl w:ilvl="4" w:tentative="1">
+      <w:start w:val="1"/>
+      <w:numFmt w:val="bullet"/>
+      <w:lvlText w:val=""/>
+      <w:lvlJc w:val="left"/>
+      <w:pPr>
+        <w:tabs>
+          <w:tab w:val="num" w:pos="3600"/>
+        </w:tabs>
+        <w:ind w:left="3600" w:hanging="360"/>
+      </w:pPr>
+      <w:rPr>
+        <w:rFonts w:ascii="Wingdings" w:hAnsi="Wingdings" w:hint="default"/>
+        <w:sz w:val="20"/>
+      </w:rPr>
+    </w:lvl>
+    <w:lvl w:ilvl="5" w:tentative="1">
+      <w:start w:val="1"/>
+      <w:numFmt w:val="bullet"/>
+      <w:lvlText w:val=""/>
+      <w:lvlJc w:val="left"/>
+      <w:pPr>
+        <w:tabs>
+          <w:tab w:val="num" w:pos="4320"/>
+        </w:tabs>
+        <w:ind w:left="4320" w:hanging="360"/>
+      </w:pPr>
+      <w:rPr>
+        <w:rFonts w:ascii="Wingdings" w:hAnsi="Wingdings" w:hint="default"/>
+        <w:sz w:val="20"/>
+      </w:rPr>
+    </w:lvl>
+    <w:lvl w:ilvl="6" w:tentative="1">
+      <w:start w:val="1"/>
+      <w:numFmt w:val="bullet"/>
+      <w:lvlText w:val=""/>
+      <w:lvlJc w:val="left"/>
+      <w:pPr>
+        <w:tabs>
+          <w:tab w:val="num" w:pos="5040"/>
+        </w:tabs>
+        <w:ind w:left="5040" w:hanging="360"/>
+      </w:pPr>
+      <w:rPr>
+        <w:rFonts w:ascii="Wingdings" w:hAnsi="Wingdings" w:hint="default"/>
+        <w:sz w:val="20"/>
+      </w:rPr>
+    </w:lvl>
+    <w:lvl w:ilvl="7" w:tentative="1">
+      <w:start w:val="1"/>
+      <w:numFmt w:val="bullet"/>
+      <w:lvlText w:val=""/>
+      <w:lvlJc w:val="left"/>
+      <w:pPr>
+        <w:tabs>
+          <w:tab w:val="num" w:pos="5760"/>
+        </w:tabs>
+        <w:ind w:left="5760" w:hanging="360"/>
+      </w:pPr>
+      <w:rPr>
+        <w:rFonts w:ascii="Wingdings" w:hAnsi="Wingdings" w:hint="default"/>
+        <w:sz w:val="20"/>
+      </w:rPr>
+    </w:lvl>
+    <w:lvl w:ilvl="8" w:tentative="1">
+      <w:start w:val="1"/>
+      <w:numFmt w:val="bullet"/>
+      <w:lvlText w:val=""/>
+      <w:lvlJc w:val="left"/>
+      <w:pPr>
+        <w:tabs>
+          <w:tab w:val="num" w:pos="6480"/>
+        </w:tabs>
+        <w:ind w:left="6480" w:hanging="360"/>
+      </w:pPr>
+      <w:rPr>
+        <w:rFonts w:ascii="Wingdings" w:hAnsi="Wingdings" w:hint="default"/>
+        <w:sz w:val="20"/>
+      </w:rPr>
+    </w:lvl>
+  </w:abstractNum>
+  <w:abstractNum w:abstractNumId="16" w15:restartNumberingAfterBreak="0">
+    <w:nsid w:val="42481947"/>
+    <w:multiLevelType w:val="multilevel"/>
+    <w:tmpl w:val="037C1420"/>
+    <w:lvl w:ilvl="0">
+      <w:start w:val="1"/>
+      <w:numFmt w:val="decimal"/>
+      <w:lvlText w:val="%1."/>
+      <w:lvlJc w:val="left"/>
+      <w:pPr>
+        <w:tabs>
+          <w:tab w:val="num" w:pos="720"/>
+        </w:tabs>
+        <w:ind w:left="720" w:hanging="360"/>
+      </w:pPr>
+    </w:lvl>
+    <w:lvl w:ilvl="1" w:tentative="1">
+      <w:start w:val="1"/>
+      <w:numFmt w:val="decimal"/>
+      <w:lvlText w:val="%2."/>
+      <w:lvlJc w:val="left"/>
+      <w:pPr>
+        <w:tabs>
+          <w:tab w:val="num" w:pos="1440"/>
+        </w:tabs>
+        <w:ind w:left="1440" w:hanging="360"/>
+      </w:pPr>
+    </w:lvl>
+    <w:lvl w:ilvl="2" w:tentative="1">
+      <w:start w:val="1"/>
+      <w:numFmt w:val="decimal"/>
+      <w:lvlText w:val="%3."/>
+      <w:lvlJc w:val="left"/>
+      <w:pPr>
+        <w:tabs>
+          <w:tab w:val="num" w:pos="2160"/>
+        </w:tabs>
+        <w:ind w:left="2160" w:hanging="360"/>
+      </w:pPr>
+    </w:lvl>
+    <w:lvl w:ilvl="3" w:tentative="1">
+      <w:start w:val="1"/>
+      <w:numFmt w:val="decimal"/>
+      <w:lvlText w:val="%4."/>
+      <w:lvlJc w:val="left"/>
+      <w:pPr>
+        <w:tabs>
+          <w:tab w:val="num" w:pos="2880"/>
+        </w:tabs>
+        <w:ind w:left="2880" w:hanging="360"/>
+      </w:pPr>
+    </w:lvl>
+    <w:lvl w:ilvl="4" w:tentative="1">
+      <w:start w:val="1"/>
+      <w:numFmt w:val="decimal"/>
+      <w:lvlText w:val="%5."/>
+      <w:lvlJc w:val="left"/>
+      <w:pPr>
+        <w:tabs>
+          <w:tab w:val="num" w:pos="3600"/>
+        </w:tabs>
+        <w:ind w:left="3600" w:hanging="360"/>
+      </w:pPr>
+    </w:lvl>
+    <w:lvl w:ilvl="5" w:tentative="1">
+      <w:start w:val="1"/>
+      <w:numFmt w:val="decimal"/>
+      <w:lvlText w:val="%6."/>
+      <w:lvlJc w:val="left"/>
+      <w:pPr>
+        <w:tabs>
+          <w:tab w:val="num" w:pos="4320"/>
+        </w:tabs>
+        <w:ind w:left="4320" w:hanging="360"/>
+      </w:pPr>
+    </w:lvl>
+    <w:lvl w:ilvl="6" w:tentative="1">
+      <w:start w:val="1"/>
+      <w:numFmt w:val="decimal"/>
+      <w:lvlText w:val="%7."/>
+      <w:lvlJc w:val="left"/>
+      <w:pPr>
+        <w:tabs>
+          <w:tab w:val="num" w:pos="5040"/>
+        </w:tabs>
+        <w:ind w:left="5040" w:hanging="360"/>
+      </w:pPr>
+    </w:lvl>
+    <w:lvl w:ilvl="7" w:tentative="1">
+      <w:start w:val="1"/>
+      <w:numFmt w:val="decimal"/>
+      <w:lvlText w:val="%8."/>
+      <w:lvlJc w:val="left"/>
+      <w:pPr>
+        <w:tabs>
+          <w:tab w:val="num" w:pos="5760"/>
+        </w:tabs>
+        <w:ind w:left="5760" w:hanging="360"/>
+      </w:pPr>
+    </w:lvl>
+    <w:lvl w:ilvl="8" w:tentative="1">
+      <w:start w:val="1"/>
+      <w:numFmt w:val="decimal"/>
+      <w:lvlText w:val="%9."/>
+      <w:lvlJc w:val="left"/>
+      <w:pPr>
+        <w:tabs>
+          <w:tab w:val="num" w:pos="6480"/>
+        </w:tabs>
+        <w:ind w:left="6480" w:hanging="360"/>
+      </w:pPr>
+    </w:lvl>
+  </w:abstractNum>
+  <w:abstractNum w:abstractNumId="17" w15:restartNumberingAfterBreak="0">
+    <w:nsid w:val="45FE6F01"/>
+    <w:multiLevelType w:val="multilevel"/>
+    <w:tmpl w:val="A174688E"/>
+    <w:lvl w:ilvl="0">
+      <w:start w:val="1"/>
+      <w:numFmt w:val="decimal"/>
+      <w:lvlText w:val="%1."/>
+      <w:lvlJc w:val="left"/>
+      <w:pPr>
+        <w:tabs>
+          <w:tab w:val="num" w:pos="720"/>
+        </w:tabs>
+        <w:ind w:left="720" w:hanging="360"/>
+      </w:pPr>
+    </w:lvl>
+    <w:lvl w:ilvl="1" w:tentative="1">
+      <w:start w:val="1"/>
+      <w:numFmt w:val="decimal"/>
+      <w:lvlText w:val="%2."/>
+      <w:lvlJc w:val="left"/>
+      <w:pPr>
+        <w:tabs>
+          <w:tab w:val="num" w:pos="1440"/>
+        </w:tabs>
+        <w:ind w:left="1440" w:hanging="360"/>
+      </w:pPr>
+    </w:lvl>
+    <w:lvl w:ilvl="2" w:tentative="1">
+      <w:start w:val="1"/>
+      <w:numFmt w:val="decimal"/>
+      <w:lvlText w:val="%3."/>
+      <w:lvlJc w:val="left"/>
+      <w:pPr>
+        <w:tabs>
+          <w:tab w:val="num" w:pos="2160"/>
+        </w:tabs>
+        <w:ind w:left="2160" w:hanging="360"/>
+      </w:pPr>
+    </w:lvl>
+    <w:lvl w:ilvl="3" w:tentative="1">
+      <w:start w:val="1"/>
+      <w:numFmt w:val="decimal"/>
+      <w:lvlText w:val="%4."/>
+      <w:lvlJc w:val="left"/>
+      <w:pPr>
+        <w:tabs>
+          <w:tab w:val="num" w:pos="2880"/>
+        </w:tabs>
+        <w:ind w:left="2880" w:hanging="360"/>
+      </w:pPr>
+    </w:lvl>
+    <w:lvl w:ilvl="4" w:tentative="1">
+      <w:start w:val="1"/>
+      <w:numFmt w:val="decimal"/>
+      <w:lvlText w:val="%5."/>
+      <w:lvlJc w:val="left"/>
+      <w:pPr>
+        <w:tabs>
+          <w:tab w:val="num" w:pos="3600"/>
+        </w:tabs>
+        <w:ind w:left="3600" w:hanging="360"/>
+      </w:pPr>
+    </w:lvl>
+    <w:lvl w:ilvl="5" w:tentative="1">
+      <w:start w:val="1"/>
+      <w:numFmt w:val="decimal"/>
+      <w:lvlText w:val="%6."/>
+      <w:lvlJc w:val="left"/>
+      <w:pPr>
+        <w:tabs>
+          <w:tab w:val="num" w:pos="4320"/>
+        </w:tabs>
+        <w:ind w:left="4320" w:hanging="360"/>
+      </w:pPr>
+    </w:lvl>
+    <w:lvl w:ilvl="6" w:tentative="1">
+      <w:start w:val="1"/>
+      <w:numFmt w:val="decimal"/>
+      <w:lvlText w:val="%7."/>
+      <w:lvlJc w:val="left"/>
+      <w:pPr>
+        <w:tabs>
+          <w:tab w:val="num" w:pos="5040"/>
+        </w:tabs>
+        <w:ind w:left="5040" w:hanging="360"/>
+      </w:pPr>
+    </w:lvl>
+    <w:lvl w:ilvl="7" w:tentative="1">
+      <w:start w:val="1"/>
+      <w:numFmt w:val="decimal"/>
+      <w:lvlText w:val="%8."/>
+      <w:lvlJc w:val="left"/>
+      <w:pPr>
+        <w:tabs>
+          <w:tab w:val="num" w:pos="5760"/>
+        </w:tabs>
+        <w:ind w:left="5760" w:hanging="360"/>
+      </w:pPr>
+    </w:lvl>
+    <w:lvl w:ilvl="8" w:tentative="1">
+      <w:start w:val="1"/>
+      <w:numFmt w:val="decimal"/>
+      <w:lvlText w:val="%9."/>
+      <w:lvlJc w:val="left"/>
+      <w:pPr>
+        <w:tabs>
+          <w:tab w:val="num" w:pos="6480"/>
+        </w:tabs>
+        <w:ind w:left="6480" w:hanging="360"/>
+      </w:pPr>
+    </w:lvl>
+  </w:abstractNum>
+  <w:abstractNum w:abstractNumId="18" w15:restartNumberingAfterBreak="0">
+    <w:nsid w:val="48437CF8"/>
+    <w:multiLevelType w:val="multilevel"/>
+    <w:tmpl w:val="13F2B230"/>
+    <w:lvl w:ilvl="0">
+      <w:start w:val="1"/>
+      <w:numFmt w:val="bullet"/>
+      <w:lvlText w:val=""/>
+      <w:lvlJc w:val="left"/>
+      <w:pPr>
+        <w:tabs>
+          <w:tab w:val="num" w:pos="720"/>
+        </w:tabs>
+        <w:ind w:left="720" w:hanging="360"/>
+      </w:pPr>
+      <w:rPr>
+        <w:rFonts w:ascii="Symbol" w:hAnsi="Symbol" w:hint="default"/>
+        <w:sz w:val="20"/>
+      </w:rPr>
+    </w:lvl>
+    <w:lvl w:ilvl="1" w:tentative="1">
+      <w:start w:val="1"/>
+      <w:numFmt w:val="bullet"/>
+      <w:lvlText w:val="o"/>
+      <w:lvlJc w:val="left"/>
+      <w:pPr>
+        <w:tabs>
+          <w:tab w:val="num" w:pos="1440"/>
+        </w:tabs>
+        <w:ind w:left="1440" w:hanging="360"/>
+      </w:pPr>
+      <w:rPr>
+        <w:rFonts w:ascii="Courier New" w:hAnsi="Courier New" w:hint="default"/>
+        <w:sz w:val="20"/>
+      </w:rPr>
+    </w:lvl>
+    <w:lvl w:ilvl="2" w:tentative="1">
+      <w:start w:val="1"/>
+      <w:numFmt w:val="bullet"/>
+      <w:lvlText w:val=""/>
+      <w:lvlJc w:val="left"/>
+      <w:pPr>
+        <w:tabs>
+          <w:tab w:val="num" w:pos="2160"/>
+        </w:tabs>
+        <w:ind w:left="2160" w:hanging="360"/>
+      </w:pPr>
+      <w:rPr>
+        <w:rFonts w:ascii="Wingdings" w:hAnsi="Wingdings" w:hint="default"/>
+        <w:sz w:val="20"/>
+      </w:rPr>
+    </w:lvl>
+    <w:lvl w:ilvl="3" w:tentative="1">
+      <w:start w:val="1"/>
+      <w:numFmt w:val="bullet"/>
+      <w:lvlText w:val=""/>
+      <w:lvlJc w:val="left"/>
+      <w:pPr>
+        <w:tabs>
+          <w:tab w:val="num" w:pos="2880"/>
+        </w:tabs>
+        <w:ind w:left="2880" w:hanging="360"/>
+      </w:pPr>
+      <w:rPr>
+        <w:rFonts w:ascii="Wingdings" w:hAnsi="Wingdings" w:hint="default"/>
+        <w:sz w:val="20"/>
+      </w:rPr>
+    </w:lvl>
+    <w:lvl w:ilvl="4" w:tentative="1">
+      <w:start w:val="1"/>
+      <w:numFmt w:val="bullet"/>
+      <w:lvlText w:val=""/>
+      <w:lvlJc w:val="left"/>
+      <w:pPr>
+        <w:tabs>
+          <w:tab w:val="num" w:pos="3600"/>
+        </w:tabs>
+        <w:ind w:left="3600" w:hanging="360"/>
+      </w:pPr>
+      <w:rPr>
+        <w:rFonts w:ascii="Wingdings" w:hAnsi="Wingdings" w:hint="default"/>
+        <w:sz w:val="20"/>
+      </w:rPr>
+    </w:lvl>
+    <w:lvl w:ilvl="5" w:tentative="1">
+      <w:start w:val="1"/>
+      <w:numFmt w:val="bullet"/>
+      <w:lvlText w:val=""/>
+      <w:lvlJc w:val="left"/>
+      <w:pPr>
+        <w:tabs>
+          <w:tab w:val="num" w:pos="4320"/>
+        </w:tabs>
+        <w:ind w:left="4320" w:hanging="360"/>
+      </w:pPr>
+      <w:rPr>
+        <w:rFonts w:ascii="Wingdings" w:hAnsi="Wingdings" w:hint="default"/>
+        <w:sz w:val="20"/>
+      </w:rPr>
+    </w:lvl>
+    <w:lvl w:ilvl="6" w:tentative="1">
+      <w:start w:val="1"/>
+      <w:numFmt w:val="bullet"/>
+      <w:lvlText w:val=""/>
+      <w:lvlJc w:val="left"/>
+      <w:pPr>
+        <w:tabs>
+          <w:tab w:val="num" w:pos="5040"/>
+        </w:tabs>
+        <w:ind w:left="5040" w:hanging="360"/>
+      </w:pPr>
+      <w:rPr>
+        <w:rFonts w:ascii="Wingdings" w:hAnsi="Wingdings" w:hint="default"/>
+        <w:sz w:val="20"/>
+      </w:rPr>
+    </w:lvl>
+    <w:lvl w:ilvl="7" w:tentative="1">
+      <w:start w:val="1"/>
+      <w:numFmt w:val="bullet"/>
+      <w:lvlText w:val=""/>
+      <w:lvlJc w:val="left"/>
+      <w:pPr>
+        <w:tabs>
+          <w:tab w:val="num" w:pos="5760"/>
+        </w:tabs>
+        <w:ind w:left="5760" w:hanging="360"/>
+      </w:pPr>
+      <w:rPr>
+        <w:rFonts w:ascii="Wingdings" w:hAnsi="Wingdings" w:hint="default"/>
+        <w:sz w:val="20"/>
+      </w:rPr>
+    </w:lvl>
+    <w:lvl w:ilvl="8" w:tentative="1">
+      <w:start w:val="1"/>
+      <w:numFmt w:val="bullet"/>
+      <w:lvlText w:val=""/>
+      <w:lvlJc w:val="left"/>
+      <w:pPr>
+        <w:tabs>
+          <w:tab w:val="num" w:pos="6480"/>
+        </w:tabs>
+        <w:ind w:left="6480" w:hanging="360"/>
+      </w:pPr>
+      <w:rPr>
+        <w:rFonts w:ascii="Wingdings" w:hAnsi="Wingdings" w:hint="default"/>
+        <w:sz w:val="20"/>
+      </w:rPr>
+    </w:lvl>
+  </w:abstractNum>
+  <w:abstractNum w:abstractNumId="19" w15:restartNumberingAfterBreak="0">
+    <w:nsid w:val="485C29BC"/>
+    <w:multiLevelType w:val="multilevel"/>
+    <w:tmpl w:val="91A61218"/>
+    <w:lvl w:ilvl="0">
+      <w:start w:val="1"/>
+      <w:numFmt w:val="bullet"/>
+      <w:lvlText w:val=""/>
+      <w:lvlJc w:val="left"/>
+      <w:pPr>
+        <w:tabs>
+          <w:tab w:val="num" w:pos="720"/>
+        </w:tabs>
+        <w:ind w:left="720" w:hanging="360"/>
+      </w:pPr>
+      <w:rPr>
+        <w:rFonts w:ascii="Symbol" w:hAnsi="Symbol" w:hint="default"/>
+        <w:sz w:val="20"/>
+      </w:rPr>
+    </w:lvl>
+    <w:lvl w:ilvl="1" w:tentative="1">
+      <w:start w:val="1"/>
+      <w:numFmt w:val="bullet"/>
+      <w:lvlText w:val="o"/>
+      <w:lvlJc w:val="left"/>
+      <w:pPr>
+        <w:tabs>
+          <w:tab w:val="num" w:pos="1440"/>
+        </w:tabs>
+        <w:ind w:left="1440" w:hanging="360"/>
+      </w:pPr>
+      <w:rPr>
+        <w:rFonts w:ascii="Courier New" w:hAnsi="Courier New" w:hint="default"/>
+        <w:sz w:val="20"/>
+      </w:rPr>
+    </w:lvl>
+    <w:lvl w:ilvl="2" w:tentative="1">
+      <w:start w:val="1"/>
+      <w:numFmt w:val="bullet"/>
+      <w:lvlText w:val=""/>
+      <w:lvlJc w:val="left"/>
+      <w:pPr>
+        <w:tabs>
+          <w:tab w:val="num" w:pos="2160"/>
+        </w:tabs>
+        <w:ind w:left="2160" w:hanging="360"/>
+      </w:pPr>
+      <w:rPr>
+        <w:rFonts w:ascii="Wingdings" w:hAnsi="Wingdings" w:hint="default"/>
+        <w:sz w:val="20"/>
+      </w:rPr>
+    </w:lvl>
+    <w:lvl w:ilvl="3" w:tentative="1">
+      <w:start w:val="1"/>
+      <w:numFmt w:val="bullet"/>
+      <w:lvlText w:val=""/>
+      <w:lvlJc w:val="left"/>
+      <w:pPr>
+        <w:tabs>
+          <w:tab w:val="num" w:pos="2880"/>
+        </w:tabs>
+        <w:ind w:left="2880" w:hanging="360"/>
+      </w:pPr>
+      <w:rPr>
+        <w:rFonts w:ascii="Wingdings" w:hAnsi="Wingdings" w:hint="default"/>
+        <w:sz w:val="20"/>
+      </w:rPr>
+    </w:lvl>
+    <w:lvl w:ilvl="4" w:tentative="1">
+      <w:start w:val="1"/>
+      <w:numFmt w:val="bullet"/>
+      <w:lvlText w:val=""/>
+      <w:lvlJc w:val="left"/>
+      <w:pPr>
+        <w:tabs>
+          <w:tab w:val="num" w:pos="3600"/>
+        </w:tabs>
+        <w:ind w:left="3600" w:hanging="360"/>
+      </w:pPr>
+      <w:rPr>
+        <w:rFonts w:ascii="Wingdings" w:hAnsi="Wingdings" w:hint="default"/>
+        <w:sz w:val="20"/>
+      </w:rPr>
+    </w:lvl>
+    <w:lvl w:ilvl="5" w:tentative="1">
+      <w:start w:val="1"/>
+      <w:numFmt w:val="bullet"/>
+      <w:lvlText w:val=""/>
+      <w:lvlJc w:val="left"/>
+      <w:pPr>
+        <w:tabs>
+          <w:tab w:val="num" w:pos="4320"/>
+        </w:tabs>
+        <w:ind w:left="4320" w:hanging="360"/>
+      </w:pPr>
+      <w:rPr>
+        <w:rFonts w:ascii="Wingdings" w:hAnsi="Wingdings" w:hint="default"/>
+        <w:sz w:val="20"/>
+      </w:rPr>
+    </w:lvl>
+    <w:lvl w:ilvl="6" w:tentative="1">
+      <w:start w:val="1"/>
+      <w:numFmt w:val="bullet"/>
+      <w:lvlText w:val=""/>
+      <w:lvlJc w:val="left"/>
+      <w:pPr>
+        <w:tabs>
+          <w:tab w:val="num" w:pos="5040"/>
+        </w:tabs>
+        <w:ind w:left="5040" w:hanging="360"/>
+      </w:pPr>
+      <w:rPr>
+        <w:rFonts w:ascii="Wingdings" w:hAnsi="Wingdings" w:hint="default"/>
+        <w:sz w:val="20"/>
+      </w:rPr>
+    </w:lvl>
+    <w:lvl w:ilvl="7" w:tentative="1">
+      <w:start w:val="1"/>
+      <w:numFmt w:val="bullet"/>
+      <w:lvlText w:val=""/>
+      <w:lvlJc w:val="left"/>
+      <w:pPr>
+        <w:tabs>
+          <w:tab w:val="num" w:pos="5760"/>
+        </w:tabs>
+        <w:ind w:left="5760" w:hanging="360"/>
+      </w:pPr>
+      <w:rPr>
+        <w:rFonts w:ascii="Wingdings" w:hAnsi="Wingdings" w:hint="default"/>
+        <w:sz w:val="20"/>
+      </w:rPr>
+    </w:lvl>
+    <w:lvl w:ilvl="8" w:tentative="1">
+      <w:start w:val="1"/>
+      <w:numFmt w:val="bullet"/>
+      <w:lvlText w:val=""/>
+      <w:lvlJc w:val="left"/>
+      <w:pPr>
+        <w:tabs>
+          <w:tab w:val="num" w:pos="6480"/>
+        </w:tabs>
+        <w:ind w:left="6480" w:hanging="360"/>
+      </w:pPr>
+      <w:rPr>
+        <w:rFonts w:ascii="Wingdings" w:hAnsi="Wingdings" w:hint="default"/>
+        <w:sz w:val="20"/>
+      </w:rPr>
+    </w:lvl>
+  </w:abstractNum>
+  <w:abstractNum w:abstractNumId="20" w15:restartNumberingAfterBreak="0">
+    <w:nsid w:val="486879EF"/>
+    <w:multiLevelType w:val="multilevel"/>
+    <w:tmpl w:val="12EAEA3E"/>
+    <w:lvl w:ilvl="0">
+      <w:start w:val="1"/>
+      <w:numFmt w:val="bullet"/>
+      <w:lvlText w:val=""/>
+      <w:lvlJc w:val="left"/>
+      <w:pPr>
+        <w:tabs>
+          <w:tab w:val="num" w:pos="720"/>
+        </w:tabs>
+        <w:ind w:left="720" w:hanging="360"/>
+      </w:pPr>
+      <w:rPr>
+        <w:rFonts w:ascii="Symbol" w:hAnsi="Symbol" w:hint="default"/>
+        <w:sz w:val="20"/>
+      </w:rPr>
+    </w:lvl>
+    <w:lvl w:ilvl="1" w:tentative="1">
+      <w:start w:val="1"/>
+      <w:numFmt w:val="bullet"/>
+      <w:lvlText w:val="o"/>
+      <w:lvlJc w:val="left"/>
+      <w:pPr>
+        <w:tabs>
+          <w:tab w:val="num" w:pos="1440"/>
+        </w:tabs>
+        <w:ind w:left="1440" w:hanging="360"/>
+      </w:pPr>
+      <w:rPr>
+        <w:rFonts w:ascii="Courier New" w:hAnsi="Courier New" w:hint="default"/>
+        <w:sz w:val="20"/>
+      </w:rPr>
+    </w:lvl>
+    <w:lvl w:ilvl="2" w:tentative="1">
+      <w:start w:val="1"/>
+      <w:numFmt w:val="bullet"/>
+      <w:lvlText w:val=""/>
+      <w:lvlJc w:val="left"/>
+      <w:pPr>
+        <w:tabs>
+          <w:tab w:val="num" w:pos="2160"/>
+        </w:tabs>
+        <w:ind w:left="2160" w:hanging="360"/>
+      </w:pPr>
+      <w:rPr>
+        <w:rFonts w:ascii="Wingdings" w:hAnsi="Wingdings" w:hint="default"/>
+        <w:sz w:val="20"/>
+      </w:rPr>
+    </w:lvl>
+    <w:lvl w:ilvl="3" w:tentative="1">
+      <w:start w:val="1"/>
+      <w:numFmt w:val="bullet"/>
+      <w:lvlText w:val=""/>
+      <w:lvlJc w:val="left"/>
+      <w:pPr>
+        <w:tabs>
+          <w:tab w:val="num" w:pos="2880"/>
+        </w:tabs>
+        <w:ind w:left="2880" w:hanging="360"/>
+      </w:pPr>
+      <w:rPr>
+        <w:rFonts w:ascii="Wingdings" w:hAnsi="Wingdings" w:hint="default"/>
+        <w:sz w:val="20"/>
+      </w:rPr>
+    </w:lvl>
+    <w:lvl w:ilvl="4" w:tentative="1">
+      <w:start w:val="1"/>
+      <w:numFmt w:val="bullet"/>
+      <w:lvlText w:val=""/>
+      <w:lvlJc w:val="left"/>
+      <w:pPr>
+        <w:tabs>
+          <w:tab w:val="num" w:pos="3600"/>
+        </w:tabs>
+        <w:ind w:left="3600" w:hanging="360"/>
+      </w:pPr>
+      <w:rPr>
+        <w:rFonts w:ascii="Wingdings" w:hAnsi="Wingdings" w:hint="default"/>
+        <w:sz w:val="20"/>
+      </w:rPr>
+    </w:lvl>
+    <w:lvl w:ilvl="5" w:tentative="1">
+      <w:start w:val="1"/>
+      <w:numFmt w:val="bullet"/>
+      <w:lvlText w:val=""/>
+      <w:lvlJc w:val="left"/>
+      <w:pPr>
+        <w:tabs>
+          <w:tab w:val="num" w:pos="4320"/>
+        </w:tabs>
+        <w:ind w:left="4320" w:hanging="360"/>
+      </w:pPr>
+      <w:rPr>
+        <w:rFonts w:ascii="Wingdings" w:hAnsi="Wingdings" w:hint="default"/>
+        <w:sz w:val="20"/>
+      </w:rPr>
+    </w:lvl>
+    <w:lvl w:ilvl="6" w:tentative="1">
+      <w:start w:val="1"/>
+      <w:numFmt w:val="bullet"/>
+      <w:lvlText w:val=""/>
+      <w:lvlJc w:val="left"/>
+      <w:pPr>
+        <w:tabs>
+          <w:tab w:val="num" w:pos="5040"/>
+        </w:tabs>
+        <w:ind w:left="5040" w:hanging="360"/>
+      </w:pPr>
+      <w:rPr>
+        <w:rFonts w:ascii="Wingdings" w:hAnsi="Wingdings" w:hint="default"/>
+        <w:sz w:val="20"/>
+      </w:rPr>
+    </w:lvl>
+    <w:lvl w:ilvl="7" w:tentative="1">
+      <w:start w:val="1"/>
+      <w:numFmt w:val="bullet"/>
+      <w:lvlText w:val=""/>
+      <w:lvlJc w:val="left"/>
+      <w:pPr>
+        <w:tabs>
+          <w:tab w:val="num" w:pos="5760"/>
+        </w:tabs>
+        <w:ind w:left="5760" w:hanging="360"/>
+      </w:pPr>
+      <w:rPr>
+        <w:rFonts w:ascii="Wingdings" w:hAnsi="Wingdings" w:hint="default"/>
+        <w:sz w:val="20"/>
+      </w:rPr>
+    </w:lvl>
+    <w:lvl w:ilvl="8" w:tentative="1">
+      <w:start w:val="1"/>
+      <w:numFmt w:val="bullet"/>
+      <w:lvlText w:val=""/>
+      <w:lvlJc w:val="left"/>
+      <w:pPr>
+        <w:tabs>
+          <w:tab w:val="num" w:pos="6480"/>
+        </w:tabs>
+        <w:ind w:left="6480" w:hanging="360"/>
+      </w:pPr>
+      <w:rPr>
+        <w:rFonts w:ascii="Wingdings" w:hAnsi="Wingdings" w:hint="default"/>
+        <w:sz w:val="20"/>
+      </w:rPr>
+    </w:lvl>
+  </w:abstractNum>
+  <w:abstractNum w:abstractNumId="21" w15:restartNumberingAfterBreak="0">
+    <w:nsid w:val="48884E85"/>
+    <w:multiLevelType w:val="multilevel"/>
+    <w:tmpl w:val="065EC5B8"/>
+    <w:lvl w:ilvl="0">
+      <w:start w:val="1"/>
+      <w:numFmt w:val="bullet"/>
+      <w:lvlText w:val=""/>
+      <w:lvlJc w:val="left"/>
+      <w:pPr>
+        <w:tabs>
+          <w:tab w:val="num" w:pos="720"/>
+        </w:tabs>
+        <w:ind w:left="720" w:hanging="360"/>
+      </w:pPr>
+      <w:rPr>
+        <w:rFonts w:ascii="Symbol" w:hAnsi="Symbol" w:hint="default"/>
+        <w:sz w:val="20"/>
+      </w:rPr>
+    </w:lvl>
+    <w:lvl w:ilvl="1" w:tentative="1">
+      <w:start w:val="1"/>
+      <w:numFmt w:val="bullet"/>
+      <w:lvlText w:val="o"/>
+      <w:lvlJc w:val="left"/>
+      <w:pPr>
+        <w:tabs>
+          <w:tab w:val="num" w:pos="1440"/>
+        </w:tabs>
+        <w:ind w:left="1440" w:hanging="360"/>
+      </w:pPr>
+      <w:rPr>
+        <w:rFonts w:ascii="Courier New" w:hAnsi="Courier New" w:hint="default"/>
+        <w:sz w:val="20"/>
+      </w:rPr>
+    </w:lvl>
+    <w:lvl w:ilvl="2" w:tentative="1">
+      <w:start w:val="1"/>
+      <w:numFmt w:val="bullet"/>
+      <w:lvlText w:val=""/>
+      <w:lvlJc w:val="left"/>
+      <w:pPr>
+        <w:tabs>
+          <w:tab w:val="num" w:pos="2160"/>
+        </w:tabs>
+        <w:ind w:left="2160" w:hanging="360"/>
+      </w:pPr>
+      <w:rPr>
+        <w:rFonts w:ascii="Wingdings" w:hAnsi="Wingdings" w:hint="default"/>
+        <w:sz w:val="20"/>
+      </w:rPr>
+    </w:lvl>
+    <w:lvl w:ilvl="3" w:tentative="1">
+      <w:start w:val="1"/>
+      <w:numFmt w:val="bullet"/>
+      <w:lvlText w:val=""/>
+      <w:lvlJc w:val="left"/>
+      <w:pPr>
+        <w:tabs>
+          <w:tab w:val="num" w:pos="2880"/>
+        </w:tabs>
+        <w:ind w:left="2880" w:hanging="360"/>
+      </w:pPr>
+      <w:rPr>
+        <w:rFonts w:ascii="Wingdings" w:hAnsi="Wingdings" w:hint="default"/>
+        <w:sz w:val="20"/>
+      </w:rPr>
+    </w:lvl>
+    <w:lvl w:ilvl="4" w:tentative="1">
+      <w:start w:val="1"/>
+      <w:numFmt w:val="bullet"/>
+      <w:lvlText w:val=""/>
+      <w:lvlJc w:val="left"/>
+      <w:pPr>
+        <w:tabs>
+          <w:tab w:val="num" w:pos="3600"/>
+        </w:tabs>
+        <w:ind w:left="3600" w:hanging="360"/>
+      </w:pPr>
+      <w:rPr>
+        <w:rFonts w:ascii="Wingdings" w:hAnsi="Wingdings" w:hint="default"/>
+        <w:sz w:val="20"/>
+      </w:rPr>
+    </w:lvl>
+    <w:lvl w:ilvl="5" w:tentative="1">
+      <w:start w:val="1"/>
+      <w:numFmt w:val="bullet"/>
+      <w:lvlText w:val=""/>
+      <w:lvlJc w:val="left"/>
+      <w:pPr>
+        <w:tabs>
+          <w:tab w:val="num" w:pos="4320"/>
+        </w:tabs>
+        <w:ind w:left="4320" w:hanging="360"/>
+      </w:pPr>
+      <w:rPr>
+        <w:rFonts w:ascii="Wingdings" w:hAnsi="Wingdings" w:hint="default"/>
+        <w:sz w:val="20"/>
+      </w:rPr>
+    </w:lvl>
+    <w:lvl w:ilvl="6" w:tentative="1">
+      <w:start w:val="1"/>
+      <w:numFmt w:val="bullet"/>
+      <w:lvlText w:val=""/>
+      <w:lvlJc w:val="left"/>
+      <w:pPr>
+        <w:tabs>
+          <w:tab w:val="num" w:pos="5040"/>
+        </w:tabs>
+        <w:ind w:left="5040" w:hanging="360"/>
+      </w:pPr>
+      <w:rPr>
+        <w:rFonts w:ascii="Wingdings" w:hAnsi="Wingdings" w:hint="default"/>
+        <w:sz w:val="20"/>
+      </w:rPr>
+    </w:lvl>
+    <w:lvl w:ilvl="7" w:tentative="1">
+      <w:start w:val="1"/>
+      <w:numFmt w:val="bullet"/>
+      <w:lvlText w:val=""/>
+      <w:lvlJc w:val="left"/>
+      <w:pPr>
+        <w:tabs>
+          <w:tab w:val="num" w:pos="5760"/>
+        </w:tabs>
+        <w:ind w:left="5760" w:hanging="360"/>
+      </w:pPr>
+      <w:rPr>
+        <w:rFonts w:ascii="Wingdings" w:hAnsi="Wingdings" w:hint="default"/>
+        <w:sz w:val="20"/>
+      </w:rPr>
+    </w:lvl>
+    <w:lvl w:ilvl="8" w:tentative="1">
+      <w:start w:val="1"/>
+      <w:numFmt w:val="bullet"/>
+      <w:lvlText w:val=""/>
+      <w:lvlJc w:val="left"/>
+      <w:pPr>
+        <w:tabs>
+          <w:tab w:val="num" w:pos="6480"/>
+        </w:tabs>
+        <w:ind w:left="6480" w:hanging="360"/>
+      </w:pPr>
+      <w:rPr>
+        <w:rFonts w:ascii="Wingdings" w:hAnsi="Wingdings" w:hint="default"/>
+        <w:sz w:val="20"/>
+      </w:rPr>
+    </w:lvl>
+  </w:abstractNum>
+  <w:abstractNum w:abstractNumId="22" w15:restartNumberingAfterBreak="0">
+    <w:nsid w:val="4F8261F8"/>
+    <w:multiLevelType w:val="multilevel"/>
+    <w:tmpl w:val="750E34AA"/>
+    <w:lvl w:ilvl="0">
+      <w:start w:val="1"/>
+      <w:numFmt w:val="bullet"/>
+      <w:lvlText w:val=""/>
+      <w:lvlJc w:val="left"/>
+      <w:pPr>
+        <w:tabs>
+          <w:tab w:val="num" w:pos="720"/>
+        </w:tabs>
+        <w:ind w:left="720" w:hanging="360"/>
+      </w:pPr>
+      <w:rPr>
+        <w:rFonts w:ascii="Symbol" w:hAnsi="Symbol" w:hint="default"/>
+        <w:sz w:val="20"/>
+      </w:rPr>
+    </w:lvl>
+    <w:lvl w:ilvl="1">
+      <w:start w:val="1"/>
+      <w:numFmt w:val="bullet"/>
+      <w:lvlText w:val="o"/>
+      <w:lvlJc w:val="left"/>
+      <w:pPr>
+        <w:tabs>
+          <w:tab w:val="num" w:pos="1440"/>
+        </w:tabs>
+        <w:ind w:left="1440" w:hanging="360"/>
+      </w:pPr>
+      <w:rPr>
+        <w:rFonts w:ascii="Courier New" w:hAnsi="Courier New" w:hint="default"/>
+        <w:sz w:val="20"/>
+      </w:rPr>
+    </w:lvl>
+    <w:lvl w:ilvl="2" w:tentative="1">
+      <w:start w:val="1"/>
+      <w:numFmt w:val="bullet"/>
+      <w:lvlText w:val=""/>
+      <w:lvlJc w:val="left"/>
+      <w:pPr>
+        <w:tabs>
+          <w:tab w:val="num" w:pos="2160"/>
+        </w:tabs>
+        <w:ind w:left="2160" w:hanging="360"/>
+      </w:pPr>
+      <w:rPr>
+        <w:rFonts w:ascii="Wingdings" w:hAnsi="Wingdings" w:hint="default"/>
+        <w:sz w:val="20"/>
+      </w:rPr>
+    </w:lvl>
+    <w:lvl w:ilvl="3" w:tentative="1">
+      <w:start w:val="1"/>
+      <w:numFmt w:val="bullet"/>
+      <w:lvlText w:val=""/>
+      <w:lvlJc w:val="left"/>
+      <w:pPr>
+        <w:tabs>
+          <w:tab w:val="num" w:pos="2880"/>
+        </w:tabs>
+        <w:ind w:left="2880" w:hanging="360"/>
+      </w:pPr>
+      <w:rPr>
+        <w:rFonts w:ascii="Wingdings" w:hAnsi="Wingdings" w:hint="default"/>
+        <w:sz w:val="20"/>
+      </w:rPr>
+    </w:lvl>
+    <w:lvl w:ilvl="4" w:tentative="1">
+      <w:start w:val="1"/>
+      <w:numFmt w:val="bullet"/>
+      <w:lvlText w:val=""/>
+      <w:lvlJc w:val="left"/>
+      <w:pPr>
+        <w:tabs>
+          <w:tab w:val="num" w:pos="3600"/>
+        </w:tabs>
+        <w:ind w:left="3600" w:hanging="360"/>
+      </w:pPr>
+      <w:rPr>
+        <w:rFonts w:ascii="Wingdings" w:hAnsi="Wingdings" w:hint="default"/>
+        <w:sz w:val="20"/>
+      </w:rPr>
+    </w:lvl>
+    <w:lvl w:ilvl="5" w:tentative="1">
+      <w:start w:val="1"/>
+      <w:numFmt w:val="bullet"/>
+      <w:lvlText w:val=""/>
+      <w:lvlJc w:val="left"/>
+      <w:pPr>
+        <w:tabs>
+          <w:tab w:val="num" w:pos="4320"/>
+        </w:tabs>
+        <w:ind w:left="4320" w:hanging="360"/>
+      </w:pPr>
+      <w:rPr>
+        <w:rFonts w:ascii="Wingdings" w:hAnsi="Wingdings" w:hint="default"/>
+        <w:sz w:val="20"/>
+      </w:rPr>
+    </w:lvl>
+    <w:lvl w:ilvl="6" w:tentative="1">
+      <w:start w:val="1"/>
+      <w:numFmt w:val="bullet"/>
+      <w:lvlText w:val=""/>
+      <w:lvlJc w:val="left"/>
+      <w:pPr>
+        <w:tabs>
+          <w:tab w:val="num" w:pos="5040"/>
+        </w:tabs>
+        <w:ind w:left="5040" w:hanging="360"/>
+      </w:pPr>
+      <w:rPr>
+        <w:rFonts w:ascii="Wingdings" w:hAnsi="Wingdings" w:hint="default"/>
+        <w:sz w:val="20"/>
+      </w:rPr>
+    </w:lvl>
+    <w:lvl w:ilvl="7" w:tentative="1">
+      <w:start w:val="1"/>
+      <w:numFmt w:val="bullet"/>
+      <w:lvlText w:val=""/>
+      <w:lvlJc w:val="left"/>
+      <w:pPr>
+        <w:tabs>
+          <w:tab w:val="num" w:pos="5760"/>
+        </w:tabs>
+        <w:ind w:left="5760" w:hanging="360"/>
+      </w:pPr>
+      <w:rPr>
+        <w:rFonts w:ascii="Wingdings" w:hAnsi="Wingdings" w:hint="default"/>
+        <w:sz w:val="20"/>
+      </w:rPr>
+    </w:lvl>
+    <w:lvl w:ilvl="8" w:tentative="1">
+      <w:start w:val="1"/>
+      <w:numFmt w:val="bullet"/>
+      <w:lvlText w:val=""/>
+      <w:lvlJc w:val="left"/>
+      <w:pPr>
+        <w:tabs>
+          <w:tab w:val="num" w:pos="6480"/>
+        </w:tabs>
+        <w:ind w:left="6480" w:hanging="360"/>
+      </w:pPr>
+      <w:rPr>
+        <w:rFonts w:ascii="Wingdings" w:hAnsi="Wingdings" w:hint="default"/>
+        <w:sz w:val="20"/>
+      </w:rPr>
+    </w:lvl>
+  </w:abstractNum>
+  <w:abstractNum w:abstractNumId="23" w15:restartNumberingAfterBreak="0">
+    <w:nsid w:val="509F1A1F"/>
+    <w:multiLevelType w:val="multilevel"/>
+    <w:tmpl w:val="81169BA4"/>
+    <w:lvl w:ilvl="0">
+      <w:start w:val="1"/>
+      <w:numFmt w:val="bullet"/>
+      <w:lvlText w:val=""/>
+      <w:lvlJc w:val="left"/>
+      <w:pPr>
+        <w:tabs>
+          <w:tab w:val="num" w:pos="720"/>
+        </w:tabs>
+        <w:ind w:left="720" w:hanging="360"/>
+      </w:pPr>
+      <w:rPr>
+        <w:rFonts w:ascii="Symbol" w:hAnsi="Symbol" w:hint="default"/>
+        <w:sz w:val="20"/>
+      </w:rPr>
+    </w:lvl>
+    <w:lvl w:ilvl="1" w:tentative="1">
+      <w:start w:val="1"/>
+      <w:numFmt w:val="bullet"/>
+      <w:lvlText w:val="o"/>
+      <w:lvlJc w:val="left"/>
+      <w:pPr>
+        <w:tabs>
+          <w:tab w:val="num" w:pos="1440"/>
+        </w:tabs>
+        <w:ind w:left="1440" w:hanging="360"/>
+      </w:pPr>
+      <w:rPr>
+        <w:rFonts w:ascii="Courier New" w:hAnsi="Courier New" w:hint="default"/>
+        <w:sz w:val="20"/>
+      </w:rPr>
+    </w:lvl>
+    <w:lvl w:ilvl="2" w:tentative="1">
+      <w:start w:val="1"/>
+      <w:numFmt w:val="bullet"/>
+      <w:lvlText w:val=""/>
+      <w:lvlJc w:val="left"/>
+      <w:pPr>
+        <w:tabs>
+          <w:tab w:val="num" w:pos="2160"/>
+        </w:tabs>
+        <w:ind w:left="2160" w:hanging="360"/>
+      </w:pPr>
+      <w:rPr>
+        <w:rFonts w:ascii="Wingdings" w:hAnsi="Wingdings" w:hint="default"/>
+        <w:sz w:val="20"/>
+      </w:rPr>
+    </w:lvl>
+    <w:lvl w:ilvl="3" w:tentative="1">
+      <w:start w:val="1"/>
+      <w:numFmt w:val="bullet"/>
+      <w:lvlText w:val=""/>
+      <w:lvlJc w:val="left"/>
+      <w:pPr>
+        <w:tabs>
+          <w:tab w:val="num" w:pos="2880"/>
+        </w:tabs>
+        <w:ind w:left="2880" w:hanging="360"/>
+      </w:pPr>
+      <w:rPr>
+        <w:rFonts w:ascii="Wingdings" w:hAnsi="Wingdings" w:hint="default"/>
+        <w:sz w:val="20"/>
+      </w:rPr>
+    </w:lvl>
+    <w:lvl w:ilvl="4" w:tentative="1">
+      <w:start w:val="1"/>
+      <w:numFmt w:val="bullet"/>
+      <w:lvlText w:val=""/>
+      <w:lvlJc w:val="left"/>
+      <w:pPr>
+        <w:tabs>
+          <w:tab w:val="num" w:pos="3600"/>
+        </w:tabs>
+        <w:ind w:left="3600" w:hanging="360"/>
+      </w:pPr>
+      <w:rPr>
+        <w:rFonts w:ascii="Wingdings" w:hAnsi="Wingdings" w:hint="default"/>
+        <w:sz w:val="20"/>
+      </w:rPr>
+    </w:lvl>
+    <w:lvl w:ilvl="5" w:tentative="1">
+      <w:start w:val="1"/>
+      <w:numFmt w:val="bullet"/>
+      <w:lvlText w:val=""/>
+      <w:lvlJc w:val="left"/>
+      <w:pPr>
+        <w:tabs>
+          <w:tab w:val="num" w:pos="4320"/>
+        </w:tabs>
+        <w:ind w:left="4320" w:hanging="360"/>
+      </w:pPr>
+      <w:rPr>
+        <w:rFonts w:ascii="Wingdings" w:hAnsi="Wingdings" w:hint="default"/>
+        <w:sz w:val="20"/>
+      </w:rPr>
+    </w:lvl>
+    <w:lvl w:ilvl="6" w:tentative="1">
+      <w:start w:val="1"/>
+      <w:numFmt w:val="bullet"/>
+      <w:lvlText w:val=""/>
+      <w:lvlJc w:val="left"/>
+      <w:pPr>
+        <w:tabs>
+          <w:tab w:val="num" w:pos="5040"/>
+        </w:tabs>
+        <w:ind w:left="5040" w:hanging="360"/>
+      </w:pPr>
+      <w:rPr>
+        <w:rFonts w:ascii="Wingdings" w:hAnsi="Wingdings" w:hint="default"/>
+        <w:sz w:val="20"/>
+      </w:rPr>
+    </w:lvl>
+    <w:lvl w:ilvl="7" w:tentative="1">
+      <w:start w:val="1"/>
+      <w:numFmt w:val="bullet"/>
+      <w:lvlText w:val=""/>
+      <w:lvlJc w:val="left"/>
+      <w:pPr>
+        <w:tabs>
+          <w:tab w:val="num" w:pos="5760"/>
+        </w:tabs>
+        <w:ind w:left="5760" w:hanging="360"/>
+      </w:pPr>
+      <w:rPr>
+        <w:rFonts w:ascii="Wingdings" w:hAnsi="Wingdings" w:hint="default"/>
+        <w:sz w:val="20"/>
+      </w:rPr>
+    </w:lvl>
+    <w:lvl w:ilvl="8" w:tentative="1">
+      <w:start w:val="1"/>
+      <w:numFmt w:val="bullet"/>
+      <w:lvlText w:val=""/>
+      <w:lvlJc w:val="left"/>
+      <w:pPr>
+        <w:tabs>
+          <w:tab w:val="num" w:pos="6480"/>
+        </w:tabs>
+        <w:ind w:left="6480" w:hanging="360"/>
+      </w:pPr>
+      <w:rPr>
+        <w:rFonts w:ascii="Wingdings" w:hAnsi="Wingdings" w:hint="default"/>
+        <w:sz w:val="20"/>
+      </w:rPr>
+    </w:lvl>
+  </w:abstractNum>
+  <w:abstractNum w:abstractNumId="24" w15:restartNumberingAfterBreak="0">
+    <w:nsid w:val="54D127B3"/>
+    <w:multiLevelType w:val="multilevel"/>
+    <w:tmpl w:val="6464F102"/>
+    <w:lvl w:ilvl="0">
+      <w:start w:val="1"/>
+      <w:numFmt w:val="bullet"/>
+      <w:lvlText w:val=""/>
+      <w:lvlJc w:val="left"/>
+      <w:pPr>
+        <w:tabs>
+          <w:tab w:val="num" w:pos="720"/>
+        </w:tabs>
+        <w:ind w:left="720" w:hanging="360"/>
+      </w:pPr>
+      <w:rPr>
+        <w:rFonts w:ascii="Symbol" w:hAnsi="Symbol" w:hint="default"/>
+        <w:sz w:val="20"/>
+      </w:rPr>
+    </w:lvl>
+    <w:lvl w:ilvl="1" w:tentative="1">
+      <w:start w:val="1"/>
+      <w:numFmt w:val="bullet"/>
+      <w:lvlText w:val="o"/>
+      <w:lvlJc w:val="left"/>
+      <w:pPr>
+        <w:tabs>
+          <w:tab w:val="num" w:pos="1440"/>
+        </w:tabs>
+        <w:ind w:left="1440" w:hanging="360"/>
+      </w:pPr>
+      <w:rPr>
+        <w:rFonts w:ascii="Courier New" w:hAnsi="Courier New" w:hint="default"/>
+        <w:sz w:val="20"/>
+      </w:rPr>
+    </w:lvl>
+    <w:lvl w:ilvl="2" w:tentative="1">
+      <w:start w:val="1"/>
+      <w:numFmt w:val="bullet"/>
+      <w:lvlText w:val=""/>
+      <w:lvlJc w:val="left"/>
+      <w:pPr>
+        <w:tabs>
+          <w:tab w:val="num" w:pos="2160"/>
+        </w:tabs>
+        <w:ind w:left="2160" w:hanging="360"/>
+      </w:pPr>
+      <w:rPr>
+        <w:rFonts w:ascii="Wingdings" w:hAnsi="Wingdings" w:hint="default"/>
+        <w:sz w:val="20"/>
+      </w:rPr>
+    </w:lvl>
+    <w:lvl w:ilvl="3" w:tentative="1">
+      <w:start w:val="1"/>
+      <w:numFmt w:val="bullet"/>
+      <w:lvlText w:val=""/>
+      <w:lvlJc w:val="left"/>
+      <w:pPr>
+        <w:tabs>
+          <w:tab w:val="num" w:pos="2880"/>
+        </w:tabs>
+        <w:ind w:left="2880" w:hanging="360"/>
+      </w:pPr>
+      <w:rPr>
+        <w:rFonts w:ascii="Wingdings" w:hAnsi="Wingdings" w:hint="default"/>
+        <w:sz w:val="20"/>
+      </w:rPr>
+    </w:lvl>
+    <w:lvl w:ilvl="4" w:tentative="1">
+      <w:start w:val="1"/>
+      <w:numFmt w:val="bullet"/>
+      <w:lvlText w:val=""/>
+      <w:lvlJc w:val="left"/>
+      <w:pPr>
+        <w:tabs>
+          <w:tab w:val="num" w:pos="3600"/>
+        </w:tabs>
+        <w:ind w:left="3600" w:hanging="360"/>
+      </w:pPr>
+      <w:rPr>
+        <w:rFonts w:ascii="Wingdings" w:hAnsi="Wingdings" w:hint="default"/>
+        <w:sz w:val="20"/>
+      </w:rPr>
+    </w:lvl>
+    <w:lvl w:ilvl="5" w:tentative="1">
+      <w:start w:val="1"/>
+      <w:numFmt w:val="bullet"/>
+      <w:lvlText w:val=""/>
+      <w:lvlJc w:val="left"/>
+      <w:pPr>
+        <w:tabs>
+          <w:tab w:val="num" w:pos="4320"/>
+        </w:tabs>
+        <w:ind w:left="4320" w:hanging="360"/>
+      </w:pPr>
+      <w:rPr>
+        <w:rFonts w:ascii="Wingdings" w:hAnsi="Wingdings" w:hint="default"/>
+        <w:sz w:val="20"/>
+      </w:rPr>
+    </w:lvl>
+    <w:lvl w:ilvl="6" w:tentative="1">
+      <w:start w:val="1"/>
+      <w:numFmt w:val="bullet"/>
+      <w:lvlText w:val=""/>
+      <w:lvlJc w:val="left"/>
+      <w:pPr>
+        <w:tabs>
+          <w:tab w:val="num" w:pos="5040"/>
+        </w:tabs>
+        <w:ind w:left="5040" w:hanging="360"/>
+      </w:pPr>
+      <w:rPr>
+        <w:rFonts w:ascii="Wingdings" w:hAnsi="Wingdings" w:hint="default"/>
+        <w:sz w:val="20"/>
+      </w:rPr>
+    </w:lvl>
+    <w:lvl w:ilvl="7" w:tentative="1">
+      <w:start w:val="1"/>
+      <w:numFmt w:val="bullet"/>
+      <w:lvlText w:val=""/>
+      <w:lvlJc w:val="left"/>
+      <w:pPr>
+        <w:tabs>
+          <w:tab w:val="num" w:pos="5760"/>
+        </w:tabs>
+        <w:ind w:left="5760" w:hanging="360"/>
+      </w:pPr>
+      <w:rPr>
+        <w:rFonts w:ascii="Wingdings" w:hAnsi="Wingdings" w:hint="default"/>
+        <w:sz w:val="20"/>
+      </w:rPr>
+    </w:lvl>
+    <w:lvl w:ilvl="8" w:tentative="1">
+      <w:start w:val="1"/>
+      <w:numFmt w:val="bullet"/>
+      <w:lvlText w:val=""/>
+      <w:lvlJc w:val="left"/>
+      <w:pPr>
+        <w:tabs>
+          <w:tab w:val="num" w:pos="6480"/>
+        </w:tabs>
+        <w:ind w:left="6480" w:hanging="360"/>
+      </w:pPr>
+      <w:rPr>
+        <w:rFonts w:ascii="Wingdings" w:hAnsi="Wingdings" w:hint="default"/>
+        <w:sz w:val="20"/>
+      </w:rPr>
+    </w:lvl>
+  </w:abstractNum>
+  <w:abstractNum w:abstractNumId="25" w15:restartNumberingAfterBreak="0">
+    <w:nsid w:val="58BD2496"/>
+    <w:multiLevelType w:val="multilevel"/>
+    <w:tmpl w:val="6C1015B2"/>
+    <w:lvl w:ilvl="0">
+      <w:start w:val="1"/>
+      <w:numFmt w:val="bullet"/>
+      <w:lvlText w:val=""/>
+      <w:lvlJc w:val="left"/>
+      <w:pPr>
+        <w:tabs>
+          <w:tab w:val="num" w:pos="720"/>
+        </w:tabs>
+        <w:ind w:left="720" w:hanging="360"/>
+      </w:pPr>
+      <w:rPr>
+        <w:rFonts w:ascii="Symbol" w:hAnsi="Symbol" w:hint="default"/>
+        <w:sz w:val="20"/>
+      </w:rPr>
+    </w:lvl>
+    <w:lvl w:ilvl="1" w:tentative="1">
+      <w:start w:val="1"/>
+      <w:numFmt w:val="bullet"/>
+      <w:lvlText w:val="o"/>
+      <w:lvlJc w:val="left"/>
+      <w:pPr>
+        <w:tabs>
+          <w:tab w:val="num" w:pos="1440"/>
+        </w:tabs>
+        <w:ind w:left="1440" w:hanging="360"/>
+      </w:pPr>
+      <w:rPr>
+        <w:rFonts w:ascii="Courier New" w:hAnsi="Courier New" w:hint="default"/>
+        <w:sz w:val="20"/>
+      </w:rPr>
+    </w:lvl>
+    <w:lvl w:ilvl="2" w:tentative="1">
+      <w:start w:val="1"/>
+      <w:numFmt w:val="bullet"/>
+      <w:lvlText w:val=""/>
+      <w:lvlJc w:val="left"/>
+      <w:pPr>
+        <w:tabs>
+          <w:tab w:val="num" w:pos="2160"/>
+        </w:tabs>
+        <w:ind w:left="2160" w:hanging="360"/>
+      </w:pPr>
+      <w:rPr>
+        <w:rFonts w:ascii="Wingdings" w:hAnsi="Wingdings" w:hint="default"/>
+        <w:sz w:val="20"/>
+      </w:rPr>
+    </w:lvl>
+    <w:lvl w:ilvl="3" w:tentative="1">
+      <w:start w:val="1"/>
+      <w:numFmt w:val="bullet"/>
+      <w:lvlText w:val=""/>
+      <w:lvlJc w:val="left"/>
+      <w:pPr>
+        <w:tabs>
+          <w:tab w:val="num" w:pos="2880"/>
+        </w:tabs>
+        <w:ind w:left="2880" w:hanging="360"/>
+      </w:pPr>
+      <w:rPr>
+        <w:rFonts w:ascii="Wingdings" w:hAnsi="Wingdings" w:hint="default"/>
+        <w:sz w:val="20"/>
+      </w:rPr>
+    </w:lvl>
+    <w:lvl w:ilvl="4" w:tentative="1">
+      <w:start w:val="1"/>
+      <w:numFmt w:val="bullet"/>
+      <w:lvlText w:val=""/>
+      <w:lvlJc w:val="left"/>
+      <w:pPr>
+        <w:tabs>
+          <w:tab w:val="num" w:pos="3600"/>
+        </w:tabs>
+        <w:ind w:left="3600" w:hanging="360"/>
+      </w:pPr>
+      <w:rPr>
+        <w:rFonts w:ascii="Wingdings" w:hAnsi="Wingdings" w:hint="default"/>
+        <w:sz w:val="20"/>
+      </w:rPr>
+    </w:lvl>
+    <w:lvl w:ilvl="5" w:tentative="1">
+      <w:start w:val="1"/>
+      <w:numFmt w:val="bullet"/>
+      <w:lvlText w:val=""/>
+      <w:lvlJc w:val="left"/>
+      <w:pPr>
+        <w:tabs>
+          <w:tab w:val="num" w:pos="4320"/>
+        </w:tabs>
+        <w:ind w:left="4320" w:hanging="360"/>
+      </w:pPr>
+      <w:rPr>
+        <w:rFonts w:ascii="Wingdings" w:hAnsi="Wingdings" w:hint="default"/>
+        <w:sz w:val="20"/>
+      </w:rPr>
+    </w:lvl>
+    <w:lvl w:ilvl="6" w:tentative="1">
+      <w:start w:val="1"/>
+      <w:numFmt w:val="bullet"/>
+      <w:lvlText w:val=""/>
+      <w:lvlJc w:val="left"/>
+      <w:pPr>
+        <w:tabs>
+          <w:tab w:val="num" w:pos="5040"/>
+        </w:tabs>
+        <w:ind w:left="5040" w:hanging="360"/>
+      </w:pPr>
+      <w:rPr>
+        <w:rFonts w:ascii="Wingdings" w:hAnsi="Wingdings" w:hint="default"/>
+        <w:sz w:val="20"/>
+      </w:rPr>
+    </w:lvl>
+    <w:lvl w:ilvl="7" w:tentative="1">
+      <w:start w:val="1"/>
+      <w:numFmt w:val="bullet"/>
+      <w:lvlText w:val=""/>
+      <w:lvlJc w:val="left"/>
+      <w:pPr>
+        <w:tabs>
+          <w:tab w:val="num" w:pos="5760"/>
+        </w:tabs>
+        <w:ind w:left="5760" w:hanging="360"/>
+      </w:pPr>
+      <w:rPr>
+        <w:rFonts w:ascii="Wingdings" w:hAnsi="Wingdings" w:hint="default"/>
+        <w:sz w:val="20"/>
+      </w:rPr>
+    </w:lvl>
+    <w:lvl w:ilvl="8" w:tentative="1">
+      <w:start w:val="1"/>
+      <w:numFmt w:val="bullet"/>
+      <w:lvlText w:val=""/>
+      <w:lvlJc w:val="left"/>
+      <w:pPr>
+        <w:tabs>
+          <w:tab w:val="num" w:pos="6480"/>
+        </w:tabs>
+        <w:ind w:left="6480" w:hanging="360"/>
+      </w:pPr>
+      <w:rPr>
+        <w:rFonts w:ascii="Wingdings" w:hAnsi="Wingdings" w:hint="default"/>
+        <w:sz w:val="20"/>
+      </w:rPr>
+    </w:lvl>
+  </w:abstractNum>
+  <w:abstractNum w:abstractNumId="26" w15:restartNumberingAfterBreak="0">
+    <w:nsid w:val="61024B30"/>
+    <w:multiLevelType w:val="multilevel"/>
+    <w:tmpl w:val="6554E81E"/>
+    <w:lvl w:ilvl="0">
+      <w:start w:val="1"/>
+      <w:numFmt w:val="bullet"/>
+      <w:lvlText w:val=""/>
+      <w:lvlJc w:val="left"/>
+      <w:pPr>
+        <w:tabs>
+          <w:tab w:val="num" w:pos="720"/>
+        </w:tabs>
+        <w:ind w:left="720" w:hanging="360"/>
+      </w:pPr>
+      <w:rPr>
+        <w:rFonts w:ascii="Symbol" w:hAnsi="Symbol" w:hint="default"/>
+        <w:sz w:val="20"/>
+      </w:rPr>
+    </w:lvl>
+    <w:lvl w:ilvl="1">
+      <w:start w:val="1"/>
+      <w:numFmt w:val="bullet"/>
+      <w:lvlText w:val="o"/>
+      <w:lvlJc w:val="left"/>
+      <w:pPr>
+        <w:tabs>
+          <w:tab w:val="num" w:pos="1440"/>
+        </w:tabs>
+        <w:ind w:left="1440" w:hanging="360"/>
+      </w:pPr>
+      <w:rPr>
+        <w:rFonts w:ascii="Courier New" w:hAnsi="Courier New" w:hint="default"/>
+        <w:sz w:val="20"/>
+      </w:rPr>
+    </w:lvl>
+    <w:lvl w:ilvl="2" w:tentative="1">
+      <w:start w:val="1"/>
+      <w:numFmt w:val="bullet"/>
+      <w:lvlText w:val=""/>
+      <w:lvlJc w:val="left"/>
+      <w:pPr>
+        <w:tabs>
+          <w:tab w:val="num" w:pos="2160"/>
+        </w:tabs>
+        <w:ind w:left="2160" w:hanging="360"/>
+      </w:pPr>
+      <w:rPr>
+        <w:rFonts w:ascii="Wingdings" w:hAnsi="Wingdings" w:hint="default"/>
+        <w:sz w:val="20"/>
+      </w:rPr>
+    </w:lvl>
+    <w:lvl w:ilvl="3" w:tentative="1">
+      <w:start w:val="1"/>
+      <w:numFmt w:val="bullet"/>
+      <w:lvlText w:val=""/>
+      <w:lvlJc w:val="left"/>
+      <w:pPr>
+        <w:tabs>
+          <w:tab w:val="num" w:pos="2880"/>
+        </w:tabs>
+        <w:ind w:left="2880" w:hanging="360"/>
+      </w:pPr>
+      <w:rPr>
+        <w:rFonts w:ascii="Wingdings" w:hAnsi="Wingdings" w:hint="default"/>
+        <w:sz w:val="20"/>
+      </w:rPr>
+    </w:lvl>
+    <w:lvl w:ilvl="4" w:tentative="1">
+      <w:start w:val="1"/>
+      <w:numFmt w:val="bullet"/>
+      <w:lvlText w:val=""/>
+      <w:lvlJc w:val="left"/>
+      <w:pPr>
+        <w:tabs>
+          <w:tab w:val="num" w:pos="3600"/>
+        </w:tabs>
+        <w:ind w:left="3600" w:hanging="360"/>
+      </w:pPr>
+      <w:rPr>
+        <w:rFonts w:ascii="Wingdings" w:hAnsi="Wingdings" w:hint="default"/>
+        <w:sz w:val="20"/>
+      </w:rPr>
+    </w:lvl>
+    <w:lvl w:ilvl="5" w:tentative="1">
+      <w:start w:val="1"/>
+      <w:numFmt w:val="bullet"/>
+      <w:lvlText w:val=""/>
+      <w:lvlJc w:val="left"/>
+      <w:pPr>
+        <w:tabs>
+          <w:tab w:val="num" w:pos="4320"/>
+        </w:tabs>
+        <w:ind w:left="4320" w:hanging="360"/>
+      </w:pPr>
+      <w:rPr>
+        <w:rFonts w:ascii="Wingdings" w:hAnsi="Wingdings" w:hint="default"/>
+        <w:sz w:val="20"/>
+      </w:rPr>
+    </w:lvl>
+    <w:lvl w:ilvl="6" w:tentative="1">
+      <w:start w:val="1"/>
+      <w:numFmt w:val="bullet"/>
+      <w:lvlText w:val=""/>
+      <w:lvlJc w:val="left"/>
+      <w:pPr>
+        <w:tabs>
+          <w:tab w:val="num" w:pos="5040"/>
+        </w:tabs>
+        <w:ind w:left="5040" w:hanging="360"/>
+      </w:pPr>
+      <w:rPr>
+        <w:rFonts w:ascii="Wingdings" w:hAnsi="Wingdings" w:hint="default"/>
+        <w:sz w:val="20"/>
+      </w:rPr>
+    </w:lvl>
+    <w:lvl w:ilvl="7" w:tentative="1">
+      <w:start w:val="1"/>
+      <w:numFmt w:val="bullet"/>
+      <w:lvlText w:val=""/>
+      <w:lvlJc w:val="left"/>
+      <w:pPr>
+        <w:tabs>
+          <w:tab w:val="num" w:pos="5760"/>
+        </w:tabs>
+        <w:ind w:left="5760" w:hanging="360"/>
+      </w:pPr>
+      <w:rPr>
+        <w:rFonts w:ascii="Wingdings" w:hAnsi="Wingdings" w:hint="default"/>
+        <w:sz w:val="20"/>
+      </w:rPr>
+    </w:lvl>
+    <w:lvl w:ilvl="8" w:tentative="1">
+      <w:start w:val="1"/>
+      <w:numFmt w:val="bullet"/>
+      <w:lvlText w:val=""/>
+      <w:lvlJc w:val="left"/>
+      <w:pPr>
+        <w:tabs>
+          <w:tab w:val="num" w:pos="6480"/>
+        </w:tabs>
+        <w:ind w:left="6480" w:hanging="360"/>
+      </w:pPr>
+      <w:rPr>
+        <w:rFonts w:ascii="Wingdings" w:hAnsi="Wingdings" w:hint="default"/>
+        <w:sz w:val="20"/>
+      </w:rPr>
+    </w:lvl>
+  </w:abstractNum>
+  <w:abstractNum w:abstractNumId="27" w15:restartNumberingAfterBreak="0">
+    <w:nsid w:val="62C26F08"/>
+    <w:multiLevelType w:val="multilevel"/>
+    <w:tmpl w:val="CE10F940"/>
+    <w:lvl w:ilvl="0">
+      <w:start w:val="1"/>
+      <w:numFmt w:val="bullet"/>
+      <w:lvlText w:val=""/>
+      <w:lvlJc w:val="left"/>
+      <w:pPr>
+        <w:tabs>
+          <w:tab w:val="num" w:pos="720"/>
+        </w:tabs>
+        <w:ind w:left="720" w:hanging="360"/>
+      </w:pPr>
+      <w:rPr>
+        <w:rFonts w:ascii="Symbol" w:hAnsi="Symbol" w:hint="default"/>
+        <w:sz w:val="20"/>
+      </w:rPr>
+    </w:lvl>
+    <w:lvl w:ilvl="1" w:tentative="1">
+      <w:start w:val="1"/>
+      <w:numFmt w:val="bullet"/>
+      <w:lvlText w:val="o"/>
+      <w:lvlJc w:val="left"/>
+      <w:pPr>
+        <w:tabs>
+          <w:tab w:val="num" w:pos="1440"/>
+        </w:tabs>
+        <w:ind w:left="1440" w:hanging="360"/>
+      </w:pPr>
+      <w:rPr>
+        <w:rFonts w:ascii="Courier New" w:hAnsi="Courier New" w:hint="default"/>
+        <w:sz w:val="20"/>
+      </w:rPr>
+    </w:lvl>
+    <w:lvl w:ilvl="2" w:tentative="1">
+      <w:start w:val="1"/>
+      <w:numFmt w:val="bullet"/>
+      <w:lvlText w:val=""/>
+      <w:lvlJc w:val="left"/>
+      <w:pPr>
+        <w:tabs>
+          <w:tab w:val="num" w:pos="2160"/>
+        </w:tabs>
+        <w:ind w:left="2160" w:hanging="360"/>
+      </w:pPr>
+      <w:rPr>
+        <w:rFonts w:ascii="Wingdings" w:hAnsi="Wingdings" w:hint="default"/>
+        <w:sz w:val="20"/>
+      </w:rPr>
+    </w:lvl>
+    <w:lvl w:ilvl="3" w:tentative="1">
+      <w:start w:val="1"/>
+      <w:numFmt w:val="bullet"/>
+      <w:lvlText w:val=""/>
+      <w:lvlJc w:val="left"/>
+      <w:pPr>
+        <w:tabs>
+          <w:tab w:val="num" w:pos="2880"/>
+        </w:tabs>
+        <w:ind w:left="2880" w:hanging="360"/>
+      </w:pPr>
+      <w:rPr>
+        <w:rFonts w:ascii="Wingdings" w:hAnsi="Wingdings" w:hint="default"/>
+        <w:sz w:val="20"/>
+      </w:rPr>
+    </w:lvl>
+    <w:lvl w:ilvl="4" w:tentative="1">
+      <w:start w:val="1"/>
+      <w:numFmt w:val="bullet"/>
+      <w:lvlText w:val=""/>
+      <w:lvlJc w:val="left"/>
+      <w:pPr>
+        <w:tabs>
+          <w:tab w:val="num" w:pos="3600"/>
+        </w:tabs>
+        <w:ind w:left="3600" w:hanging="360"/>
+      </w:pPr>
+      <w:rPr>
+        <w:rFonts w:ascii="Wingdings" w:hAnsi="Wingdings" w:hint="default"/>
+        <w:sz w:val="20"/>
+      </w:rPr>
+    </w:lvl>
+    <w:lvl w:ilvl="5" w:tentative="1">
+      <w:start w:val="1"/>
+      <w:numFmt w:val="bullet"/>
+      <w:lvlText w:val=""/>
+      <w:lvlJc w:val="left"/>
+      <w:pPr>
+        <w:tabs>
+          <w:tab w:val="num" w:pos="4320"/>
+        </w:tabs>
+        <w:ind w:left="4320" w:hanging="360"/>
+      </w:pPr>
+      <w:rPr>
+        <w:rFonts w:ascii="Wingdings" w:hAnsi="Wingdings" w:hint="default"/>
+        <w:sz w:val="20"/>
+      </w:rPr>
+    </w:lvl>
+    <w:lvl w:ilvl="6" w:tentative="1">
+      <w:start w:val="1"/>
+      <w:numFmt w:val="bullet"/>
+      <w:lvlText w:val=""/>
+      <w:lvlJc w:val="left"/>
+      <w:pPr>
+        <w:tabs>
+          <w:tab w:val="num" w:pos="5040"/>
+        </w:tabs>
+        <w:ind w:left="5040" w:hanging="360"/>
+      </w:pPr>
+      <w:rPr>
+        <w:rFonts w:ascii="Wingdings" w:hAnsi="Wingdings" w:hint="default"/>
+        <w:sz w:val="20"/>
+      </w:rPr>
+    </w:lvl>
+    <w:lvl w:ilvl="7" w:tentative="1">
+      <w:start w:val="1"/>
+      <w:numFmt w:val="bullet"/>
+      <w:lvlText w:val=""/>
+      <w:lvlJc w:val="left"/>
+      <w:pPr>
+        <w:tabs>
+          <w:tab w:val="num" w:pos="5760"/>
+        </w:tabs>
+        <w:ind w:left="5760" w:hanging="360"/>
+      </w:pPr>
+      <w:rPr>
+        <w:rFonts w:ascii="Wingdings" w:hAnsi="Wingdings" w:hint="default"/>
+        <w:sz w:val="20"/>
+      </w:rPr>
+    </w:lvl>
+    <w:lvl w:ilvl="8" w:tentative="1">
+      <w:start w:val="1"/>
+      <w:numFmt w:val="bullet"/>
+      <w:lvlText w:val=""/>
+      <w:lvlJc w:val="left"/>
+      <w:pPr>
+        <w:tabs>
+          <w:tab w:val="num" w:pos="6480"/>
+        </w:tabs>
+        <w:ind w:left="6480" w:hanging="360"/>
+      </w:pPr>
+      <w:rPr>
+        <w:rFonts w:ascii="Wingdings" w:hAnsi="Wingdings" w:hint="default"/>
+        <w:sz w:val="20"/>
+      </w:rPr>
+    </w:lvl>
+  </w:abstractNum>
+  <w:abstractNum w:abstractNumId="28" w15:restartNumberingAfterBreak="0">
+    <w:nsid w:val="664C3ED9"/>
+    <w:multiLevelType w:val="multilevel"/>
+    <w:tmpl w:val="BA6AE6E4"/>
+    <w:lvl w:ilvl="0">
+      <w:start w:val="1"/>
+      <w:numFmt w:val="bullet"/>
+      <w:lvlText w:val=""/>
+      <w:lvlJc w:val="left"/>
+      <w:pPr>
+        <w:tabs>
+          <w:tab w:val="num" w:pos="720"/>
+        </w:tabs>
+        <w:ind w:left="720" w:hanging="360"/>
+      </w:pPr>
+      <w:rPr>
+        <w:rFonts w:ascii="Symbol" w:hAnsi="Symbol" w:hint="default"/>
+        <w:sz w:val="20"/>
+      </w:rPr>
+    </w:lvl>
+    <w:lvl w:ilvl="1" w:tentative="1">
+      <w:start w:val="1"/>
+      <w:numFmt w:val="bullet"/>
+      <w:lvlText w:val="o"/>
+      <w:lvlJc w:val="left"/>
+      <w:pPr>
+        <w:tabs>
+          <w:tab w:val="num" w:pos="1440"/>
+        </w:tabs>
+        <w:ind w:left="1440" w:hanging="360"/>
+      </w:pPr>
+      <w:rPr>
+        <w:rFonts w:ascii="Courier New" w:hAnsi="Courier New" w:hint="default"/>
+        <w:sz w:val="20"/>
+      </w:rPr>
+    </w:lvl>
+    <w:lvl w:ilvl="2" w:tentative="1">
+      <w:start w:val="1"/>
+      <w:numFmt w:val="bullet"/>
+      <w:lvlText w:val=""/>
+      <w:lvlJc w:val="left"/>
+      <w:pPr>
+        <w:tabs>
+          <w:tab w:val="num" w:pos="2160"/>
+        </w:tabs>
+        <w:ind w:left="2160" w:hanging="360"/>
+      </w:pPr>
+      <w:rPr>
+        <w:rFonts w:ascii="Wingdings" w:hAnsi="Wingdings" w:hint="default"/>
+        <w:sz w:val="20"/>
+      </w:rPr>
+    </w:lvl>
+    <w:lvl w:ilvl="3" w:tentative="1">
+      <w:start w:val="1"/>
+      <w:numFmt w:val="bullet"/>
+      <w:lvlText w:val=""/>
+      <w:lvlJc w:val="left"/>
+      <w:pPr>
+        <w:tabs>
+          <w:tab w:val="num" w:pos="2880"/>
+        </w:tabs>
+        <w:ind w:left="2880" w:hanging="360"/>
+      </w:pPr>
+      <w:rPr>
+        <w:rFonts w:ascii="Wingdings" w:hAnsi="Wingdings" w:hint="default"/>
+        <w:sz w:val="20"/>
+      </w:rPr>
+    </w:lvl>
+    <w:lvl w:ilvl="4" w:tentative="1">
+      <w:start w:val="1"/>
+      <w:numFmt w:val="bullet"/>
+      <w:lvlText w:val=""/>
+      <w:lvlJc w:val="left"/>
+      <w:pPr>
+        <w:tabs>
+          <w:tab w:val="num" w:pos="3600"/>
+        </w:tabs>
+        <w:ind w:left="3600" w:hanging="360"/>
+      </w:pPr>
+      <w:rPr>
+        <w:rFonts w:ascii="Wingdings" w:hAnsi="Wingdings" w:hint="default"/>
+        <w:sz w:val="20"/>
+      </w:rPr>
+    </w:lvl>
+    <w:lvl w:ilvl="5" w:tentative="1">
+      <w:start w:val="1"/>
+      <w:numFmt w:val="bullet"/>
+      <w:lvlText w:val=""/>
+      <w:lvlJc w:val="left"/>
+      <w:pPr>
+        <w:tabs>
+          <w:tab w:val="num" w:pos="4320"/>
+        </w:tabs>
+        <w:ind w:left="4320" w:hanging="360"/>
+      </w:pPr>
+      <w:rPr>
+        <w:rFonts w:ascii="Wingdings" w:hAnsi="Wingdings" w:hint="default"/>
+        <w:sz w:val="20"/>
+      </w:rPr>
+    </w:lvl>
+    <w:lvl w:ilvl="6" w:tentative="1">
+      <w:start w:val="1"/>
+      <w:numFmt w:val="bullet"/>
+      <w:lvlText w:val=""/>
+      <w:lvlJc w:val="left"/>
+      <w:pPr>
+        <w:tabs>
+          <w:tab w:val="num" w:pos="5040"/>
+        </w:tabs>
+        <w:ind w:left="5040" w:hanging="360"/>
+      </w:pPr>
+      <w:rPr>
+        <w:rFonts w:ascii="Wingdings" w:hAnsi="Wingdings" w:hint="default"/>
+        <w:sz w:val="20"/>
+      </w:rPr>
+    </w:lvl>
+    <w:lvl w:ilvl="7" w:tentative="1">
+      <w:start w:val="1"/>
+      <w:numFmt w:val="bullet"/>
+      <w:lvlText w:val=""/>
+      <w:lvlJc w:val="left"/>
+      <w:pPr>
+        <w:tabs>
+          <w:tab w:val="num" w:pos="5760"/>
+        </w:tabs>
+        <w:ind w:left="5760" w:hanging="360"/>
+      </w:pPr>
+      <w:rPr>
+        <w:rFonts w:ascii="Wingdings" w:hAnsi="Wingdings" w:hint="default"/>
+        <w:sz w:val="20"/>
+      </w:rPr>
+    </w:lvl>
+    <w:lvl w:ilvl="8" w:tentative="1">
+      <w:start w:val="1"/>
+      <w:numFmt w:val="bullet"/>
+      <w:lvlText w:val=""/>
+      <w:lvlJc w:val="left"/>
+      <w:pPr>
+        <w:tabs>
+          <w:tab w:val="num" w:pos="6480"/>
+        </w:tabs>
+        <w:ind w:left="6480" w:hanging="360"/>
+      </w:pPr>
+      <w:rPr>
+        <w:rFonts w:ascii="Wingdings" w:hAnsi="Wingdings" w:hint="default"/>
+        <w:sz w:val="20"/>
+      </w:rPr>
+    </w:lvl>
+  </w:abstractNum>
+  <w:abstractNum w:abstractNumId="29" w15:restartNumberingAfterBreak="0">
+    <w:nsid w:val="68DD37B3"/>
+    <w:multiLevelType w:val="multilevel"/>
+    <w:tmpl w:val="1D2C86EA"/>
+    <w:lvl w:ilvl="0">
+      <w:start w:val="1"/>
+      <w:numFmt w:val="bullet"/>
+      <w:lvlText w:val=""/>
+      <w:lvlJc w:val="left"/>
+      <w:pPr>
+        <w:tabs>
+          <w:tab w:val="num" w:pos="720"/>
+        </w:tabs>
+        <w:ind w:left="720" w:hanging="360"/>
+      </w:pPr>
+      <w:rPr>
+        <w:rFonts w:ascii="Symbol" w:hAnsi="Symbol" w:hint="default"/>
+        <w:sz w:val="20"/>
+      </w:rPr>
+    </w:lvl>
+    <w:lvl w:ilvl="1" w:tentative="1">
+      <w:start w:val="1"/>
+      <w:numFmt w:val="bullet"/>
+      <w:lvlText w:val="o"/>
+      <w:lvlJc w:val="left"/>
+      <w:pPr>
+        <w:tabs>
+          <w:tab w:val="num" w:pos="1440"/>
+        </w:tabs>
+        <w:ind w:left="1440" w:hanging="360"/>
+      </w:pPr>
+      <w:rPr>
+        <w:rFonts w:ascii="Courier New" w:hAnsi="Courier New" w:hint="default"/>
+        <w:sz w:val="20"/>
+      </w:rPr>
+    </w:lvl>
+    <w:lvl w:ilvl="2" w:tentative="1">
+      <w:start w:val="1"/>
+      <w:numFmt w:val="bullet"/>
+      <w:lvlText w:val=""/>
+      <w:lvlJc w:val="left"/>
+      <w:pPr>
+        <w:tabs>
+          <w:tab w:val="num" w:pos="2160"/>
+        </w:tabs>
+        <w:ind w:left="2160" w:hanging="360"/>
+      </w:pPr>
+      <w:rPr>
+        <w:rFonts w:ascii="Wingdings" w:hAnsi="Wingdings" w:hint="default"/>
+        <w:sz w:val="20"/>
+      </w:rPr>
+    </w:lvl>
+    <w:lvl w:ilvl="3" w:tentative="1">
+      <w:start w:val="1"/>
+      <w:numFmt w:val="bullet"/>
+      <w:lvlText w:val=""/>
+      <w:lvlJc w:val="left"/>
+      <w:pPr>
+        <w:tabs>
+          <w:tab w:val="num" w:pos="2880"/>
+        </w:tabs>
+        <w:ind w:left="2880" w:hanging="360"/>
+      </w:pPr>
+      <w:rPr>
+        <w:rFonts w:ascii="Wingdings" w:hAnsi="Wingdings" w:hint="default"/>
+        <w:sz w:val="20"/>
+      </w:rPr>
+    </w:lvl>
+    <w:lvl w:ilvl="4" w:tentative="1">
+      <w:start w:val="1"/>
+      <w:numFmt w:val="bullet"/>
+      <w:lvlText w:val=""/>
+      <w:lvlJc w:val="left"/>
+      <w:pPr>
+        <w:tabs>
+          <w:tab w:val="num" w:pos="3600"/>
+        </w:tabs>
+        <w:ind w:left="3600" w:hanging="360"/>
+      </w:pPr>
+      <w:rPr>
+        <w:rFonts w:ascii="Wingdings" w:hAnsi="Wingdings" w:hint="default"/>
+        <w:sz w:val="20"/>
+      </w:rPr>
+    </w:lvl>
+    <w:lvl w:ilvl="5" w:tentative="1">
+      <w:start w:val="1"/>
+      <w:numFmt w:val="bullet"/>
+      <w:lvlText w:val=""/>
+      <w:lvlJc w:val="left"/>
+      <w:pPr>
+        <w:tabs>
+          <w:tab w:val="num" w:pos="4320"/>
+        </w:tabs>
+        <w:ind w:left="4320" w:hanging="360"/>
+      </w:pPr>
+      <w:rPr>
+        <w:rFonts w:ascii="Wingdings" w:hAnsi="Wingdings" w:hint="default"/>
+        <w:sz w:val="20"/>
+      </w:rPr>
+    </w:lvl>
+    <w:lvl w:ilvl="6" w:tentative="1">
+      <w:start w:val="1"/>
+      <w:numFmt w:val="bullet"/>
+      <w:lvlText w:val=""/>
+      <w:lvlJc w:val="left"/>
+      <w:pPr>
+        <w:tabs>
+          <w:tab w:val="num" w:pos="5040"/>
+        </w:tabs>
+        <w:ind w:left="5040" w:hanging="360"/>
+      </w:pPr>
+      <w:rPr>
+        <w:rFonts w:ascii="Wingdings" w:hAnsi="Wingdings" w:hint="default"/>
+        <w:sz w:val="20"/>
+      </w:rPr>
+    </w:lvl>
+    <w:lvl w:ilvl="7" w:tentative="1">
+      <w:start w:val="1"/>
+      <w:numFmt w:val="bullet"/>
+      <w:lvlText w:val=""/>
+      <w:lvlJc w:val="left"/>
+      <w:pPr>
+        <w:tabs>
+          <w:tab w:val="num" w:pos="5760"/>
+        </w:tabs>
+        <w:ind w:left="5760" w:hanging="360"/>
+      </w:pPr>
+      <w:rPr>
+        <w:rFonts w:ascii="Wingdings" w:hAnsi="Wingdings" w:hint="default"/>
+        <w:sz w:val="20"/>
+      </w:rPr>
+    </w:lvl>
+    <w:lvl w:ilvl="8" w:tentative="1">
+      <w:start w:val="1"/>
+      <w:numFmt w:val="bullet"/>
+      <w:lvlText w:val=""/>
+      <w:lvlJc w:val="left"/>
+      <w:pPr>
+        <w:tabs>
+          <w:tab w:val="num" w:pos="6480"/>
+        </w:tabs>
+        <w:ind w:left="6480" w:hanging="360"/>
+      </w:pPr>
+      <w:rPr>
+        <w:rFonts w:ascii="Wingdings" w:hAnsi="Wingdings" w:hint="default"/>
+        <w:sz w:val="20"/>
+      </w:rPr>
+    </w:lvl>
+  </w:abstractNum>
+  <w:abstractNum w:abstractNumId="30" w15:restartNumberingAfterBreak="0">
+    <w:nsid w:val="748C7FA5"/>
+    <w:multiLevelType w:val="multilevel"/>
+    <w:tmpl w:val="85D6FA8E"/>
+    <w:lvl w:ilvl="0">
+      <w:start w:val="1"/>
+      <w:numFmt w:val="bullet"/>
+      <w:lvlText w:val=""/>
+      <w:lvlJc w:val="left"/>
+      <w:pPr>
+        <w:tabs>
+          <w:tab w:val="num" w:pos="720"/>
+        </w:tabs>
+        <w:ind w:left="720" w:hanging="360"/>
+      </w:pPr>
+      <w:rPr>
+        <w:rFonts w:ascii="Symbol" w:hAnsi="Symbol" w:hint="default"/>
+        <w:sz w:val="20"/>
+      </w:rPr>
+    </w:lvl>
+    <w:lvl w:ilvl="1" w:tentative="1">
+      <w:start w:val="1"/>
+      <w:numFmt w:val="bullet"/>
+      <w:lvlText w:val="o"/>
+      <w:lvlJc w:val="left"/>
+      <w:pPr>
+        <w:tabs>
+          <w:tab w:val="num" w:pos="1440"/>
+        </w:tabs>
+        <w:ind w:left="1440" w:hanging="360"/>
+      </w:pPr>
+      <w:rPr>
+        <w:rFonts w:ascii="Courier New" w:hAnsi="Courier New" w:hint="default"/>
+        <w:sz w:val="20"/>
+      </w:rPr>
+    </w:lvl>
+    <w:lvl w:ilvl="2" w:tentative="1">
+      <w:start w:val="1"/>
+      <w:numFmt w:val="bullet"/>
+      <w:lvlText w:val=""/>
+      <w:lvlJc w:val="left"/>
+      <w:pPr>
+        <w:tabs>
+          <w:tab w:val="num" w:pos="2160"/>
+        </w:tabs>
+        <w:ind w:left="2160" w:hanging="360"/>
+      </w:pPr>
+      <w:rPr>
+        <w:rFonts w:ascii="Wingdings" w:hAnsi="Wingdings" w:hint="default"/>
+        <w:sz w:val="20"/>
+      </w:rPr>
+    </w:lvl>
+    <w:lvl w:ilvl="3" w:tentative="1">
+      <w:start w:val="1"/>
+      <w:numFmt w:val="bullet"/>
+      <w:lvlText w:val=""/>
+      <w:lvlJc w:val="left"/>
+      <w:pPr>
+        <w:tabs>
+          <w:tab w:val="num" w:pos="2880"/>
+        </w:tabs>
+        <w:ind w:left="2880" w:hanging="360"/>
+      </w:pPr>
+      <w:rPr>
+        <w:rFonts w:ascii="Wingdings" w:hAnsi="Wingdings" w:hint="default"/>
+        <w:sz w:val="20"/>
+      </w:rPr>
+    </w:lvl>
+    <w:lvl w:ilvl="4" w:tentative="1">
+      <w:start w:val="1"/>
+      <w:numFmt w:val="bullet"/>
+      <w:lvlText w:val=""/>
+      <w:lvlJc w:val="left"/>
+      <w:pPr>
+        <w:tabs>
+          <w:tab w:val="num" w:pos="3600"/>
+        </w:tabs>
+        <w:ind w:left="3600" w:hanging="360"/>
+      </w:pPr>
+      <w:rPr>
+        <w:rFonts w:ascii="Wingdings" w:hAnsi="Wingdings" w:hint="default"/>
+        <w:sz w:val="20"/>
+      </w:rPr>
+    </w:lvl>
+    <w:lvl w:ilvl="5" w:tentative="1">
+      <w:start w:val="1"/>
+      <w:numFmt w:val="bullet"/>
+      <w:lvlText w:val=""/>
+      <w:lvlJc w:val="left"/>
+      <w:pPr>
+        <w:tabs>
+          <w:tab w:val="num" w:pos="4320"/>
+        </w:tabs>
+        <w:ind w:left="4320" w:hanging="360"/>
+      </w:pPr>
+      <w:rPr>
+        <w:rFonts w:ascii="Wingdings" w:hAnsi="Wingdings" w:hint="default"/>
+        <w:sz w:val="20"/>
+      </w:rPr>
+    </w:lvl>
+    <w:lvl w:ilvl="6" w:tentative="1">
+      <w:start w:val="1"/>
+      <w:numFmt w:val="bullet"/>
+      <w:lvlText w:val=""/>
+      <w:lvlJc w:val="left"/>
+      <w:pPr>
+        <w:tabs>
+          <w:tab w:val="num" w:pos="5040"/>
+        </w:tabs>
+        <w:ind w:left="5040" w:hanging="360"/>
+      </w:pPr>
+      <w:rPr>
+        <w:rFonts w:ascii="Wingdings" w:hAnsi="Wingdings" w:hint="default"/>
+        <w:sz w:val="20"/>
+      </w:rPr>
+    </w:lvl>
+    <w:lvl w:ilvl="7" w:tentative="1">
+      <w:start w:val="1"/>
+      <w:numFmt w:val="bullet"/>
+      <w:lvlText w:val=""/>
+      <w:lvlJc w:val="left"/>
+      <w:pPr>
+        <w:tabs>
+          <w:tab w:val="num" w:pos="5760"/>
+        </w:tabs>
+        <w:ind w:left="5760" w:hanging="360"/>
+      </w:pPr>
+      <w:rPr>
+        <w:rFonts w:ascii="Wingdings" w:hAnsi="Wingdings" w:hint="default"/>
+        <w:sz w:val="20"/>
+      </w:rPr>
+    </w:lvl>
+    <w:lvl w:ilvl="8" w:tentative="1">
+      <w:start w:val="1"/>
+      <w:numFmt w:val="bullet"/>
+      <w:lvlText w:val=""/>
+      <w:lvlJc w:val="left"/>
+      <w:pPr>
+        <w:tabs>
+          <w:tab w:val="num" w:pos="6480"/>
+        </w:tabs>
+        <w:ind w:left="6480" w:hanging="360"/>
+      </w:pPr>
+      <w:rPr>
+        <w:rFonts w:ascii="Wingdings" w:hAnsi="Wingdings" w:hint="default"/>
+        <w:sz w:val="20"/>
+      </w:rPr>
+    </w:lvl>
+  </w:abstractNum>
+  <w:abstractNum w:abstractNumId="31" w15:restartNumberingAfterBreak="0">
+    <w:nsid w:val="75DC580C"/>
+    <w:multiLevelType w:val="multilevel"/>
+    <w:tmpl w:val="26DE84D2"/>
+    <w:lvl w:ilvl="0">
+      <w:start w:val="1"/>
+      <w:numFmt w:val="decimal"/>
+      <w:lvlText w:val="%1."/>
+      <w:lvlJc w:val="left"/>
+      <w:pPr>
+        <w:tabs>
+          <w:tab w:val="num" w:pos="720"/>
+        </w:tabs>
+        <w:ind w:left="720" w:hanging="360"/>
+      </w:pPr>
+    </w:lvl>
+    <w:lvl w:ilvl="1" w:tentative="1">
+      <w:start w:val="1"/>
+      <w:numFmt w:val="decimal"/>
+      <w:lvlText w:val="%2."/>
+      <w:lvlJc w:val="left"/>
+      <w:pPr>
+        <w:tabs>
+          <w:tab w:val="num" w:pos="1440"/>
+        </w:tabs>
+        <w:ind w:left="1440" w:hanging="360"/>
+      </w:pPr>
+    </w:lvl>
+    <w:lvl w:ilvl="2" w:tentative="1">
+      <w:start w:val="1"/>
+      <w:numFmt w:val="decimal"/>
+      <w:lvlText w:val="%3."/>
+      <w:lvlJc w:val="left"/>
+      <w:pPr>
+        <w:tabs>
+          <w:tab w:val="num" w:pos="2160"/>
+        </w:tabs>
+        <w:ind w:left="2160" w:hanging="360"/>
+      </w:pPr>
+    </w:lvl>
+    <w:lvl w:ilvl="3" w:tentative="1">
+      <w:start w:val="1"/>
+      <w:numFmt w:val="decimal"/>
+      <w:lvlText w:val="%4."/>
+      <w:lvlJc w:val="left"/>
+      <w:pPr>
+        <w:tabs>
+          <w:tab w:val="num" w:pos="2880"/>
+        </w:tabs>
+        <w:ind w:left="2880" w:hanging="360"/>
+      </w:pPr>
+    </w:lvl>
+    <w:lvl w:ilvl="4" w:tentative="1">
+      <w:start w:val="1"/>
+      <w:numFmt w:val="decimal"/>
+      <w:lvlText w:val="%5."/>
+      <w:lvlJc w:val="left"/>
+      <w:pPr>
+        <w:tabs>
+          <w:tab w:val="num" w:pos="3600"/>
+        </w:tabs>
+        <w:ind w:left="3600" w:hanging="360"/>
+      </w:pPr>
+    </w:lvl>
+    <w:lvl w:ilvl="5" w:tentative="1">
+      <w:start w:val="1"/>
+      <w:numFmt w:val="decimal"/>
+      <w:lvlText w:val="%6."/>
+      <w:lvlJc w:val="left"/>
+      <w:pPr>
+        <w:tabs>
+          <w:tab w:val="num" w:pos="4320"/>
+        </w:tabs>
+        <w:ind w:left="4320" w:hanging="360"/>
+      </w:pPr>
+    </w:lvl>
+    <w:lvl w:ilvl="6" w:tentative="1">
+      <w:start w:val="1"/>
+      <w:numFmt w:val="decimal"/>
+      <w:lvlText w:val="%7."/>
+      <w:lvlJc w:val="left"/>
+      <w:pPr>
+        <w:tabs>
+          <w:tab w:val="num" w:pos="5040"/>
+        </w:tabs>
+        <w:ind w:left="5040" w:hanging="360"/>
+      </w:pPr>
+    </w:lvl>
+    <w:lvl w:ilvl="7" w:tentative="1">
+      <w:start w:val="1"/>
+      <w:numFmt w:val="decimal"/>
+      <w:lvlText w:val="%8."/>
+      <w:lvlJc w:val="left"/>
+      <w:pPr>
+        <w:tabs>
+          <w:tab w:val="num" w:pos="5760"/>
+        </w:tabs>
+        <w:ind w:left="5760" w:hanging="360"/>
+      </w:pPr>
+    </w:lvl>
+    <w:lvl w:ilvl="8" w:tentative="1">
+      <w:start w:val="1"/>
+      <w:numFmt w:val="decimal"/>
+      <w:lvlText w:val="%9."/>
+      <w:lvlJc w:val="left"/>
+      <w:pPr>
+        <w:tabs>
+          <w:tab w:val="num" w:pos="6480"/>
+        </w:tabs>
+        <w:ind w:left="6480" w:hanging="360"/>
+      </w:pPr>
+    </w:lvl>
+  </w:abstractNum>
+  <w:abstractNum w:abstractNumId="32" w15:restartNumberingAfterBreak="0">
+    <w:nsid w:val="77746DED"/>
+    <w:multiLevelType w:val="multilevel"/>
+    <w:tmpl w:val="E7F2BBB2"/>
+    <w:lvl w:ilvl="0">
+      <w:start w:val="1"/>
+      <w:numFmt w:val="decimal"/>
+      <w:lvlText w:val="%1."/>
+      <w:lvlJc w:val="left"/>
+      <w:pPr>
+        <w:tabs>
+          <w:tab w:val="num" w:pos="720"/>
+        </w:tabs>
+        <w:ind w:left="720" w:hanging="360"/>
+      </w:pPr>
+    </w:lvl>
+    <w:lvl w:ilvl="1" w:tentative="1">
+      <w:start w:val="1"/>
+      <w:numFmt w:val="decimal"/>
+      <w:lvlText w:val="%2."/>
+      <w:lvlJc w:val="left"/>
+      <w:pPr>
+        <w:tabs>
+          <w:tab w:val="num" w:pos="1440"/>
+        </w:tabs>
+        <w:ind w:left="1440" w:hanging="360"/>
+      </w:pPr>
+    </w:lvl>
+    <w:lvl w:ilvl="2" w:tentative="1">
+      <w:start w:val="1"/>
+      <w:numFmt w:val="decimal"/>
+      <w:lvlText w:val="%3."/>
+      <w:lvlJc w:val="left"/>
+      <w:pPr>
+        <w:tabs>
+          <w:tab w:val="num" w:pos="2160"/>
+        </w:tabs>
+        <w:ind w:left="2160" w:hanging="360"/>
+      </w:pPr>
+    </w:lvl>
+    <w:lvl w:ilvl="3" w:tentative="1">
+      <w:start w:val="1"/>
+      <w:numFmt w:val="decimal"/>
+      <w:lvlText w:val="%4."/>
+      <w:lvlJc w:val="left"/>
+      <w:pPr>
+        <w:tabs>
+          <w:tab w:val="num" w:pos="2880"/>
+        </w:tabs>
+        <w:ind w:left="2880" w:hanging="360"/>
+      </w:pPr>
+    </w:lvl>
+    <w:lvl w:ilvl="4" w:tentative="1">
+      <w:start w:val="1"/>
+      <w:numFmt w:val="decimal"/>
+      <w:lvlText w:val="%5."/>
+      <w:lvlJc w:val="left"/>
+      <w:pPr>
+        <w:tabs>
+          <w:tab w:val="num" w:pos="3600"/>
+        </w:tabs>
+        <w:ind w:left="3600" w:hanging="360"/>
+      </w:pPr>
+    </w:lvl>
+    <w:lvl w:ilvl="5" w:tentative="1">
+      <w:start w:val="1"/>
+      <w:numFmt w:val="decimal"/>
+      <w:lvlText w:val="%6."/>
+      <w:lvlJc w:val="left"/>
+      <w:pPr>
+        <w:tabs>
+          <w:tab w:val="num" w:pos="4320"/>
+        </w:tabs>
+        <w:ind w:left="4320" w:hanging="360"/>
+      </w:pPr>
+    </w:lvl>
+    <w:lvl w:ilvl="6" w:tentative="1">
+      <w:start w:val="1"/>
+      <w:numFmt w:val="decimal"/>
+      <w:lvlText w:val="%7."/>
+      <w:lvlJc w:val="left"/>
+      <w:pPr>
+        <w:tabs>
+          <w:tab w:val="num" w:pos="5040"/>
+        </w:tabs>
+        <w:ind w:left="5040" w:hanging="360"/>
+      </w:pPr>
+    </w:lvl>
+    <w:lvl w:ilvl="7" w:tentative="1">
+      <w:start w:val="1"/>
+      <w:numFmt w:val="decimal"/>
+      <w:lvlText w:val="%8."/>
+      <w:lvlJc w:val="left"/>
+      <w:pPr>
+        <w:tabs>
+          <w:tab w:val="num" w:pos="5760"/>
+        </w:tabs>
+        <w:ind w:left="5760" w:hanging="360"/>
+      </w:pPr>
+    </w:lvl>
+    <w:lvl w:ilvl="8" w:tentative="1">
+      <w:start w:val="1"/>
+      <w:numFmt w:val="decimal"/>
+      <w:lvlText w:val="%9."/>
+      <w:lvlJc w:val="left"/>
+      <w:pPr>
+        <w:tabs>
+          <w:tab w:val="num" w:pos="6480"/>
+        </w:tabs>
+        <w:ind w:left="6480" w:hanging="360"/>
+      </w:pPr>
+    </w:lvl>
+  </w:abstractNum>
+  <w:abstractNum w:abstractNumId="33" w15:restartNumberingAfterBreak="0">
+    <w:nsid w:val="78BA5AFA"/>
+    <w:multiLevelType w:val="multilevel"/>
+    <w:tmpl w:val="F3385AF8"/>
+    <w:lvl w:ilvl="0">
+      <w:start w:val="1"/>
+      <w:numFmt w:val="bullet"/>
+      <w:lvlText w:val=""/>
+      <w:lvlJc w:val="left"/>
+      <w:pPr>
+        <w:tabs>
+          <w:tab w:val="num" w:pos="720"/>
+        </w:tabs>
+        <w:ind w:left="720" w:hanging="360"/>
+      </w:pPr>
+      <w:rPr>
+        <w:rFonts w:ascii="Symbol" w:hAnsi="Symbol" w:hint="default"/>
+        <w:sz w:val="20"/>
+      </w:rPr>
+    </w:lvl>
+    <w:lvl w:ilvl="1" w:tentative="1">
+      <w:start w:val="1"/>
+      <w:numFmt w:val="bullet"/>
+      <w:lvlText w:val="o"/>
+      <w:lvlJc w:val="left"/>
+      <w:pPr>
+        <w:tabs>
+          <w:tab w:val="num" w:pos="1440"/>
+        </w:tabs>
+        <w:ind w:left="1440" w:hanging="360"/>
+      </w:pPr>
+      <w:rPr>
+        <w:rFonts w:ascii="Courier New" w:hAnsi="Courier New" w:hint="default"/>
+        <w:sz w:val="20"/>
+      </w:rPr>
+    </w:lvl>
+    <w:lvl w:ilvl="2" w:tentative="1">
+      <w:start w:val="1"/>
+      <w:numFmt w:val="bullet"/>
+      <w:lvlText w:val=""/>
+      <w:lvlJc w:val="left"/>
+      <w:pPr>
+        <w:tabs>
+          <w:tab w:val="num" w:pos="2160"/>
+        </w:tabs>
+        <w:ind w:left="2160" w:hanging="360"/>
+      </w:pPr>
+      <w:rPr>
+        <w:rFonts w:ascii="Wingdings" w:hAnsi="Wingdings" w:hint="default"/>
+        <w:sz w:val="20"/>
+      </w:rPr>
+    </w:lvl>
+    <w:lvl w:ilvl="3" w:tentative="1">
+      <w:start w:val="1"/>
+      <w:numFmt w:val="bullet"/>
+      <w:lvlText w:val=""/>
+      <w:lvlJc w:val="left"/>
+      <w:pPr>
+        <w:tabs>
+          <w:tab w:val="num" w:pos="2880"/>
+        </w:tabs>
+        <w:ind w:left="2880" w:hanging="360"/>
+      </w:pPr>
+      <w:rPr>
+        <w:rFonts w:ascii="Wingdings" w:hAnsi="Wingdings" w:hint="default"/>
+        <w:sz w:val="20"/>
+      </w:rPr>
+    </w:lvl>
+    <w:lvl w:ilvl="4" w:tentative="1">
+      <w:start w:val="1"/>
+      <w:numFmt w:val="bullet"/>
+      <w:lvlText w:val=""/>
+      <w:lvlJc w:val="left"/>
+      <w:pPr>
+        <w:tabs>
+          <w:tab w:val="num" w:pos="3600"/>
+        </w:tabs>
+        <w:ind w:left="3600" w:hanging="360"/>
+      </w:pPr>
+      <w:rPr>
+        <w:rFonts w:ascii="Wingdings" w:hAnsi="Wingdings" w:hint="default"/>
+        <w:sz w:val="20"/>
+      </w:rPr>
+    </w:lvl>
+    <w:lvl w:ilvl="5" w:tentative="1">
+      <w:start w:val="1"/>
+      <w:numFmt w:val="bullet"/>
+      <w:lvlText w:val=""/>
+      <w:lvlJc w:val="left"/>
+      <w:pPr>
+        <w:tabs>
+          <w:tab w:val="num" w:pos="4320"/>
+        </w:tabs>
+        <w:ind w:left="4320" w:hanging="360"/>
+      </w:pPr>
+      <w:rPr>
+        <w:rFonts w:ascii="Wingdings" w:hAnsi="Wingdings" w:hint="default"/>
+        <w:sz w:val="20"/>
+      </w:rPr>
+    </w:lvl>
+    <w:lvl w:ilvl="6" w:tentative="1">
+      <w:start w:val="1"/>
+      <w:numFmt w:val="bullet"/>
+      <w:lvlText w:val=""/>
+      <w:lvlJc w:val="left"/>
+      <w:pPr>
+        <w:tabs>
+          <w:tab w:val="num" w:pos="5040"/>
+        </w:tabs>
+        <w:ind w:left="5040" w:hanging="360"/>
+      </w:pPr>
+      <w:rPr>
+        <w:rFonts w:ascii="Wingdings" w:hAnsi="Wingdings" w:hint="default"/>
+        <w:sz w:val="20"/>
+      </w:rPr>
+    </w:lvl>
+    <w:lvl w:ilvl="7" w:tentative="1">
+      <w:start w:val="1"/>
+      <w:numFmt w:val="bullet"/>
+      <w:lvlText w:val=""/>
+      <w:lvlJc w:val="left"/>
+      <w:pPr>
+        <w:tabs>
+          <w:tab w:val="num" w:pos="5760"/>
+        </w:tabs>
+        <w:ind w:left="5760" w:hanging="360"/>
+      </w:pPr>
+      <w:rPr>
+        <w:rFonts w:ascii="Wingdings" w:hAnsi="Wingdings" w:hint="default"/>
+        <w:sz w:val="20"/>
+      </w:rPr>
+    </w:lvl>
+    <w:lvl w:ilvl="8" w:tentative="1">
+      <w:start w:val="1"/>
+      <w:numFmt w:val="bullet"/>
+      <w:lvlText w:val=""/>
+      <w:lvlJc w:val="left"/>
+      <w:pPr>
+        <w:tabs>
+          <w:tab w:val="num" w:pos="6480"/>
+        </w:tabs>
+        <w:ind w:left="6480" w:hanging="360"/>
+      </w:pPr>
+      <w:rPr>
+        <w:rFonts w:ascii="Wingdings" w:hAnsi="Wingdings" w:hint="default"/>
+        <w:sz w:val="20"/>
+      </w:rPr>
+    </w:lvl>
+  </w:abstractNum>
+  <w:abstractNum w:abstractNumId="34" w15:restartNumberingAfterBreak="0">
+    <w:nsid w:val="7C9E7BF6"/>
+    <w:multiLevelType w:val="multilevel"/>
+    <w:tmpl w:val="C7301468"/>
+    <w:lvl w:ilvl="0">
+      <w:start w:val="1"/>
+      <w:numFmt w:val="bullet"/>
+      <w:lvlText w:val=""/>
+      <w:lvlJc w:val="left"/>
+      <w:pPr>
+        <w:tabs>
+          <w:tab w:val="num" w:pos="720"/>
+        </w:tabs>
+        <w:ind w:left="720" w:hanging="360"/>
+      </w:pPr>
+      <w:rPr>
+        <w:rFonts w:ascii="Symbol" w:hAnsi="Symbol" w:hint="default"/>
+        <w:sz w:val="20"/>
+      </w:rPr>
+    </w:lvl>
+    <w:lvl w:ilvl="1" w:tentative="1">
+      <w:start w:val="1"/>
+      <w:numFmt w:val="bullet"/>
+      <w:lvlText w:val="o"/>
+      <w:lvlJc w:val="left"/>
+      <w:pPr>
+        <w:tabs>
+          <w:tab w:val="num" w:pos="1440"/>
+        </w:tabs>
+        <w:ind w:left="1440" w:hanging="360"/>
+      </w:pPr>
+      <w:rPr>
+        <w:rFonts w:ascii="Courier New" w:hAnsi="Courier New" w:hint="default"/>
+        <w:sz w:val="20"/>
+      </w:rPr>
+    </w:lvl>
+    <w:lvl w:ilvl="2" w:tentative="1">
+      <w:start w:val="1"/>
+      <w:numFmt w:val="bullet"/>
+      <w:lvlText w:val=""/>
+      <w:lvlJc w:val="left"/>
+      <w:pPr>
+        <w:tabs>
+          <w:tab w:val="num" w:pos="2160"/>
+        </w:tabs>
+        <w:ind w:left="2160" w:hanging="360"/>
+      </w:pPr>
+      <w:rPr>
+        <w:rFonts w:ascii="Wingdings" w:hAnsi="Wingdings" w:hint="default"/>
+        <w:sz w:val="20"/>
+      </w:rPr>
+    </w:lvl>
+    <w:lvl w:ilvl="3" w:tentative="1">
+      <w:start w:val="1"/>
+      <w:numFmt w:val="bullet"/>
+      <w:lvlText w:val=""/>
+      <w:lvlJc w:val="left"/>
+      <w:pPr>
+        <w:tabs>
+          <w:tab w:val="num" w:pos="2880"/>
+        </w:tabs>
+        <w:ind w:left="2880" w:hanging="360"/>
+      </w:pPr>
+      <w:rPr>
+        <w:rFonts w:ascii="Wingdings" w:hAnsi="Wingdings" w:hint="default"/>
+        <w:sz w:val="20"/>
+      </w:rPr>
+    </w:lvl>
+    <w:lvl w:ilvl="4" w:tentative="1">
+      <w:start w:val="1"/>
+      <w:numFmt w:val="bullet"/>
+      <w:lvlText w:val=""/>
+      <w:lvlJc w:val="left"/>
+      <w:pPr>
+        <w:tabs>
+          <w:tab w:val="num" w:pos="3600"/>
+        </w:tabs>
+        <w:ind w:left="3600" w:hanging="360"/>
+      </w:pPr>
+      <w:rPr>
+        <w:rFonts w:ascii="Wingdings" w:hAnsi="Wingdings" w:hint="default"/>
+        <w:sz w:val="20"/>
+      </w:rPr>
+    </w:lvl>
+    <w:lvl w:ilvl="5" w:tentative="1">
+      <w:start w:val="1"/>
+      <w:numFmt w:val="bullet"/>
+      <w:lvlText w:val=""/>
+      <w:lvlJc w:val="left"/>
+      <w:pPr>
+        <w:tabs>
+          <w:tab w:val="num" w:pos="4320"/>
+        </w:tabs>
+        <w:ind w:left="4320" w:hanging="360"/>
+      </w:pPr>
+      <w:rPr>
+        <w:rFonts w:ascii="Wingdings" w:hAnsi="Wingdings" w:hint="default"/>
+        <w:sz w:val="20"/>
+      </w:rPr>
+    </w:lvl>
+    <w:lvl w:ilvl="6" w:tentative="1">
+      <w:start w:val="1"/>
+      <w:numFmt w:val="bullet"/>
+      <w:lvlText w:val=""/>
+      <w:lvlJc w:val="left"/>
+      <w:pPr>
+        <w:tabs>
+          <w:tab w:val="num" w:pos="5040"/>
+        </w:tabs>
+        <w:ind w:left="5040" w:hanging="360"/>
+      </w:pPr>
+      <w:rPr>
+        <w:rFonts w:ascii="Wingdings" w:hAnsi="Wingdings" w:hint="default"/>
+        <w:sz w:val="20"/>
+      </w:rPr>
+    </w:lvl>
+    <w:lvl w:ilvl="7" w:tentative="1">
+      <w:start w:val="1"/>
+      <w:numFmt w:val="bullet"/>
+      <w:lvlText w:val=""/>
+      <w:lvlJc w:val="left"/>
+      <w:pPr>
+        <w:tabs>
+          <w:tab w:val="num" w:pos="5760"/>
+        </w:tabs>
+        <w:ind w:left="5760" w:hanging="360"/>
+      </w:pPr>
+      <w:rPr>
+        <w:rFonts w:ascii="Wingdings" w:hAnsi="Wingdings" w:hint="default"/>
+        <w:sz w:val="20"/>
+      </w:rPr>
+    </w:lvl>
+    <w:lvl w:ilvl="8" w:tentative="1">
+      <w:start w:val="1"/>
+      <w:numFmt w:val="bullet"/>
+      <w:lvlText w:val=""/>
+      <w:lvlJc w:val="left"/>
+      <w:pPr>
+        <w:tabs>
+          <w:tab w:val="num" w:pos="6480"/>
+        </w:tabs>
+        <w:ind w:left="6480" w:hanging="360"/>
+      </w:pPr>
+      <w:rPr>
+        <w:rFonts w:ascii="Wingdings" w:hAnsi="Wingdings" w:hint="default"/>
+        <w:sz w:val="20"/>
+      </w:rPr>
+    </w:lvl>
+  </w:abstractNum>
+  <w:num w:numId="1" w16cid:durableId="606354329">
+    <w:abstractNumId w:val="32"/>
+  </w:num>
+  <w:num w:numId="2" w16cid:durableId="443115931">
+    <w:abstractNumId w:val="6"/>
+  </w:num>
+  <w:num w:numId="3" w16cid:durableId="1175270820">
+    <w:abstractNumId w:val="7"/>
+  </w:num>
+  <w:num w:numId="4" w16cid:durableId="1340932428">
+    <w:abstractNumId w:val="1"/>
+  </w:num>
+  <w:num w:numId="5" w16cid:durableId="1643271865">
+    <w:abstractNumId w:val="27"/>
+  </w:num>
+  <w:num w:numId="6" w16cid:durableId="1034386243">
+    <w:abstractNumId w:val="15"/>
+  </w:num>
+  <w:num w:numId="7" w16cid:durableId="1901480102">
+    <w:abstractNumId w:val="0"/>
+  </w:num>
+  <w:num w:numId="8" w16cid:durableId="2017464782">
+    <w:abstractNumId w:val="20"/>
+  </w:num>
+  <w:num w:numId="9" w16cid:durableId="1122729057">
+    <w:abstractNumId w:val="19"/>
+  </w:num>
+  <w:num w:numId="10" w16cid:durableId="673072958">
+    <w:abstractNumId w:val="26"/>
+  </w:num>
+  <w:num w:numId="11" w16cid:durableId="1376198782">
+    <w:abstractNumId w:val="22"/>
+  </w:num>
+  <w:num w:numId="12" w16cid:durableId="1648361504">
+    <w:abstractNumId w:val="21"/>
+  </w:num>
+  <w:num w:numId="13" w16cid:durableId="1977300707">
+    <w:abstractNumId w:val="31"/>
+  </w:num>
+  <w:num w:numId="14" w16cid:durableId="474416429">
+    <w:abstractNumId w:val="9"/>
+  </w:num>
+  <w:num w:numId="15" w16cid:durableId="1566066454">
+    <w:abstractNumId w:val="25"/>
+  </w:num>
+  <w:num w:numId="16" w16cid:durableId="634482636">
+    <w:abstractNumId w:val="18"/>
+  </w:num>
+  <w:num w:numId="17" w16cid:durableId="571425920">
+    <w:abstractNumId w:val="29"/>
+  </w:num>
+  <w:num w:numId="18" w16cid:durableId="1299801809">
+    <w:abstractNumId w:val="10"/>
+  </w:num>
+  <w:num w:numId="19" w16cid:durableId="1053844610">
+    <w:abstractNumId w:val="28"/>
+  </w:num>
+  <w:num w:numId="20" w16cid:durableId="1386374008">
+    <w:abstractNumId w:val="17"/>
+  </w:num>
+  <w:num w:numId="21" w16cid:durableId="506557291">
+    <w:abstractNumId w:val="11"/>
+  </w:num>
+  <w:num w:numId="22" w16cid:durableId="511460280">
+    <w:abstractNumId w:val="4"/>
+  </w:num>
+  <w:num w:numId="23" w16cid:durableId="1030301971">
+    <w:abstractNumId w:val="13"/>
+  </w:num>
+  <w:num w:numId="24" w16cid:durableId="579601409">
+    <w:abstractNumId w:val="3"/>
+  </w:num>
+  <w:num w:numId="25" w16cid:durableId="854272612">
+    <w:abstractNumId w:val="16"/>
+  </w:num>
+  <w:num w:numId="26" w16cid:durableId="746994683">
+    <w:abstractNumId w:val="34"/>
+  </w:num>
+  <w:num w:numId="27" w16cid:durableId="642656696">
+    <w:abstractNumId w:val="14"/>
+  </w:num>
+  <w:num w:numId="28" w16cid:durableId="1938054589">
+    <w:abstractNumId w:val="8"/>
+  </w:num>
+  <w:num w:numId="29" w16cid:durableId="1140150203">
+    <w:abstractNumId w:val="24"/>
+  </w:num>
+  <w:num w:numId="30" w16cid:durableId="1375618582">
+    <w:abstractNumId w:val="30"/>
+  </w:num>
+  <w:num w:numId="31" w16cid:durableId="671176626">
+    <w:abstractNumId w:val="2"/>
+  </w:num>
+  <w:num w:numId="32" w16cid:durableId="729498275">
+    <w:abstractNumId w:val="5"/>
+  </w:num>
+  <w:num w:numId="33" w16cid:durableId="1681657148">
+    <w:abstractNumId w:val="12"/>
+  </w:num>
+  <w:num w:numId="34" w16cid:durableId="707098527">
+    <w:abstractNumId w:val="33"/>
+  </w:num>
+  <w:num w:numId="35" w16cid:durableId="1059593646">
+    <w:abstractNumId w:val="23"/>
+  </w:num>
+</w:numbering>
 </file>
 
 <file path=word/styles.xml><?xml version="1.0" encoding="utf-8"?>
@@ -711,7 +8716,6 @@
   <w:style w:type="character" w:default="1" w:styleId="a0">
     <w:name w:val="Default Paragraph Font"/>
     <w:uiPriority w:val="1"/>
-    <w:semiHidden/>
     <w:unhideWhenUsed/>
   </w:style>
   <w:style w:type="table" w:default="1" w:styleId="a1">

--- a/文件/競賽的相關東西/新竹縣第四屆青春靚點子全國學生創業挑戰賽/創業構想提案書.docx
+++ b/文件/競賽的相關東西/新竹縣第四屆青春靚點子全國學生創業挑戰賽/創業構想提案書.docx
@@ -81,7 +81,26 @@
           <w:sz w:val="26"/>
           <w:szCs w:val="26"/>
         </w:rPr>
-        <w:t>因此，本專題呼應政府推動的「全社會防衛韌性」政策</w:t>
+        <w:t>因此，本專</w:t>
+      </w:r>
+      <w:r>
+        <w:rPr>
+          <w:rFonts w:hint="eastAsia"/>
+          <w:b/>
+          <w:bCs/>
+          <w:sz w:val="26"/>
+          <w:szCs w:val="26"/>
+        </w:rPr>
+        <w:t>案</w:t>
+      </w:r>
+      <w:r>
+        <w:rPr>
+          <w:b/>
+          <w:bCs/>
+          <w:sz w:val="26"/>
+          <w:szCs w:val="26"/>
+        </w:rPr>
+        <w:t>呼應政府推動的「全社會防衛韌性」政策</w:t>
       </w:r>
       <w:r>
         <w:rPr>
@@ -298,7 +317,6 @@
     <w:p>
       <w:pPr>
         <w:rPr>
-          <w:rFonts w:hint="eastAsia"/>
           <w:sz w:val="26"/>
           <w:szCs w:val="26"/>
         </w:rPr>
@@ -1062,7 +1080,6 @@
     <w:p>
       <w:pPr>
         <w:rPr>
-          <w:rFonts w:hint="eastAsia"/>
           <w:sz w:val="26"/>
           <w:szCs w:val="26"/>
         </w:rPr>
@@ -1344,7 +1361,6 @@
     <w:p>
       <w:pPr>
         <w:rPr>
-          <w:rFonts w:hint="eastAsia"/>
           <w:sz w:val="26"/>
           <w:szCs w:val="26"/>
         </w:rPr>
@@ -1698,7 +1714,6 @@
     <w:p>
       <w:pPr>
         <w:rPr>
-          <w:rFonts w:hint="eastAsia"/>
           <w:sz w:val="26"/>
           <w:szCs w:val="26"/>
         </w:rPr>
@@ -1994,44 +2009,34 @@
           <w:numId w:val="31"/>
         </w:numPr>
         <w:rPr>
-          <w:sz w:val="26"/>
-          <w:szCs w:val="26"/>
-        </w:rPr>
-      </w:pPr>
-      <w:r>
-        <w:rPr>
-          <w:sz w:val="26"/>
-          <w:szCs w:val="26"/>
-        </w:rPr>
-        <w:t>第一年：</w:t>
-      </w:r>
-      <w:r>
-        <w:rPr>
-          <w:sz w:val="26"/>
-          <w:szCs w:val="26"/>
-        </w:rPr>
-        <w:t xml:space="preserve">1000+ </w:t>
-      </w:r>
-      <w:r>
-        <w:rPr>
-          <w:sz w:val="26"/>
-          <w:szCs w:val="26"/>
-        </w:rPr>
-        <w:t>使用者、</w:t>
-      </w:r>
-      <w:r>
-        <w:rPr>
-          <w:sz w:val="26"/>
-          <w:szCs w:val="26"/>
-        </w:rPr>
-        <w:t>50</w:t>
-      </w:r>
-      <w:r>
-        <w:rPr>
-          <w:sz w:val="26"/>
-          <w:szCs w:val="26"/>
-        </w:rPr>
-        <w:t>家合作商家</w:t>
+          <w:rFonts w:hint="eastAsia"/>
+          <w:sz w:val="26"/>
+          <w:szCs w:val="26"/>
+        </w:rPr>
+      </w:pPr>
+      <w:r>
+        <w:rPr>
+          <w:rFonts w:hint="eastAsia"/>
+          <w:sz w:val="26"/>
+          <w:szCs w:val="26"/>
+        </w:rPr>
+        <w:t>短期（</w:t>
+      </w:r>
+      <w:r>
+        <w:rPr>
+          <w:rFonts w:hint="eastAsia"/>
+          <w:sz w:val="26"/>
+          <w:szCs w:val="26"/>
+        </w:rPr>
+        <w:t>1</w:t>
+      </w:r>
+      <w:r>
+        <w:rPr>
+          <w:rFonts w:hint="eastAsia"/>
+          <w:sz w:val="26"/>
+          <w:szCs w:val="26"/>
+        </w:rPr>
+        <w:t>年內）：完成原型並切入小規模市場，先取得種子用戶與合作商家。</w:t>
       </w:r>
     </w:p>
     <w:p>
@@ -2041,22 +2046,91 @@
           <w:numId w:val="31"/>
         </w:numPr>
         <w:rPr>
-          <w:sz w:val="26"/>
-          <w:szCs w:val="26"/>
-        </w:rPr>
-      </w:pPr>
-      <w:r>
-        <w:rPr>
-          <w:sz w:val="26"/>
-          <w:szCs w:val="26"/>
-        </w:rPr>
-        <w:t>三年內：拓展至全台主要城市</w:t>
-      </w:r>
-    </w:p>
-    <w:p>
-      <w:pPr>
-        <w:rPr>
           <w:rFonts w:hint="eastAsia"/>
+          <w:sz w:val="26"/>
+          <w:szCs w:val="26"/>
+        </w:rPr>
+      </w:pPr>
+      <w:r>
+        <w:rPr>
+          <w:rFonts w:hint="eastAsia"/>
+          <w:sz w:val="26"/>
+          <w:szCs w:val="26"/>
+        </w:rPr>
+        <w:t>中期（</w:t>
+      </w:r>
+      <w:r>
+        <w:rPr>
+          <w:rFonts w:hint="eastAsia"/>
+          <w:sz w:val="26"/>
+          <w:szCs w:val="26"/>
+        </w:rPr>
+        <w:t>2</w:t>
+      </w:r>
+      <w:r>
+        <w:rPr>
+          <w:rFonts w:hint="eastAsia"/>
+          <w:sz w:val="26"/>
+          <w:szCs w:val="26"/>
+        </w:rPr>
+        <w:t>～</w:t>
+      </w:r>
+      <w:r>
+        <w:rPr>
+          <w:rFonts w:hint="eastAsia"/>
+          <w:sz w:val="26"/>
+          <w:szCs w:val="26"/>
+        </w:rPr>
+        <w:t>3</w:t>
+      </w:r>
+      <w:r>
+        <w:rPr>
+          <w:rFonts w:hint="eastAsia"/>
+          <w:sz w:val="26"/>
+          <w:szCs w:val="26"/>
+        </w:rPr>
+        <w:t>年）：逐步擴展至主要城市，累積用戶群並吸引廣告與贊助進場。</w:t>
+      </w:r>
+    </w:p>
+    <w:p>
+      <w:pPr>
+        <w:numPr>
+          <w:ilvl w:val="0"/>
+          <w:numId w:val="31"/>
+        </w:numPr>
+        <w:rPr>
+          <w:sz w:val="26"/>
+          <w:szCs w:val="26"/>
+        </w:rPr>
+      </w:pPr>
+      <w:r>
+        <w:rPr>
+          <w:rFonts w:hint="eastAsia"/>
+          <w:sz w:val="26"/>
+          <w:szCs w:val="26"/>
+        </w:rPr>
+        <w:t>長期（</w:t>
+      </w:r>
+      <w:r>
+        <w:rPr>
+          <w:rFonts w:hint="eastAsia"/>
+          <w:sz w:val="26"/>
+          <w:szCs w:val="26"/>
+        </w:rPr>
+        <w:t>5</w:t>
+      </w:r>
+      <w:r>
+        <w:rPr>
+          <w:rFonts w:hint="eastAsia"/>
+          <w:sz w:val="26"/>
+          <w:szCs w:val="26"/>
+        </w:rPr>
+        <w:t>年）：建立全國性平台，成為安全地圖與相關服務的主要供給者。</w:t>
+      </w:r>
+    </w:p>
+    <w:p>
+      <w:pPr>
+        <w:rPr>
           <w:sz w:val="26"/>
           <w:szCs w:val="26"/>
         </w:rPr>
@@ -2408,7 +2482,6 @@
     <w:p>
       <w:pPr>
         <w:rPr>
-          <w:rFonts w:hint="eastAsia"/>
           <w:sz w:val="26"/>
           <w:szCs w:val="26"/>
         </w:rPr>
@@ -2479,7 +2552,6 @@
           <w:sz w:val="26"/>
           <w:szCs w:val="26"/>
         </w:rPr>
-        <w:lastRenderedPageBreak/>
         <w:t>陳雨琦</w:t>
       </w:r>
       <w:r>
@@ -2697,7 +2769,6 @@
     <w:p>
       <w:pPr>
         <w:rPr>
-          <w:rFonts w:hint="eastAsia"/>
           <w:sz w:val="26"/>
           <w:szCs w:val="26"/>
         </w:rPr>
@@ -2918,7 +2989,6 @@
     <w:p>
       <w:pPr>
         <w:rPr>
-          <w:rFonts w:hint="eastAsia"/>
           <w:sz w:val="26"/>
           <w:szCs w:val="26"/>
         </w:rPr>
@@ -2964,6 +3034,56 @@
     </w:sectPr>
   </w:body>
 </w:document>
+</file>
+
+<file path=word/endnotes.xml><?xml version="1.0" encoding="utf-8"?>
+<w:endnotes xmlns:wpc="http://schemas.microsoft.com/office/word/2010/wordprocessingCanvas" xmlns:cx="http://schemas.microsoft.com/office/drawing/2014/chartex" xmlns:cx1="http://schemas.microsoft.com/office/drawing/2015/9/8/chartex" xmlns:cx2="http://schemas.microsoft.com/office/drawing/2015/10/21/chartex" xmlns:cx3="http://schemas.microsoft.com/office/drawing/2016/5/9/chartex" xmlns:cx4="http://schemas.microsoft.com/office/drawing/2016/5/10/chartex" xmlns:cx5="http://schemas.microsoft.com/office/drawing/2016/5/11/chartex" xmlns:cx6="http://schemas.microsoft.com/office/drawing/2016/5/12/chartex" xmlns:cx7="http://schemas.microsoft.com/office/drawing/2016/5/13/chartex" xmlns:cx8="http://schemas.microsoft.com/office/drawing/2016/5/14/chartex" xmlns:mc="http://schemas.openxmlformats.org/markup-compatibility/2006" xmlns:aink="http://schemas.microsoft.com/office/drawing/2016/ink" xmlns:am3d="http://schemas.microsoft.com/office/drawing/2017/model3d" xmlns:o="urn:schemas-microsoft-com:office:office" xmlns:oel="http://schemas.microsoft.com/office/2019/extlst" xmlns:r="http://schemas.openxmlformats.org/officeDocument/2006/relationships" xmlns:m="http://schemas.openxmlformats.org/officeDocument/2006/math" xmlns:v="urn:schemas-microsoft-com:vml" xmlns:wp14="http://schemas.microsoft.com/office/word/2010/wordprocessingDrawing" xmlns:wp="http://schemas.openxmlformats.org/drawingml/2006/wordprocessingDrawing" xmlns:w10="urn:schemas-microsoft-com:office:word" xmlns:w="http://schemas.openxmlformats.org/wordprocessingml/2006/main" xmlns:w14="http://schemas.microsoft.com/office/word/2010/wordml" xmlns:w15="http://schemas.microsoft.com/office/word/2012/wordml" xmlns:w16cex="http://schemas.microsoft.com/office/word/2018/wordml/cex" xmlns:w16cid="http://schemas.microsoft.com/office/word/2016/wordml/cid" xmlns:w16="http://schemas.microsoft.com/office/word/2018/wordml" xmlns:w16du="http://schemas.microsoft.com/office/word/2023/wordml/word16du" xmlns:w16sdtdh="http://schemas.microsoft.com/office/word/2020/wordml/sdtdatahash" xmlns:w16sdtfl="http://schemas.microsoft.com/office/word/2024/wordml/sdtformatlock" xmlns:w16se="http://schemas.microsoft.com/office/word/2015/wordml/symex" xmlns:wpg="http://schemas.microsoft.com/office/word/2010/wordprocessingGroup" xmlns:wpi="http://schemas.microsoft.com/office/word/2010/wordprocessingInk" xmlns:wne="http://schemas.microsoft.com/office/word/2006/wordml" xmlns:wps="http://schemas.microsoft.com/office/word/2010/wordprocessingShape" mc:Ignorable="w14 w15 w16se w16cid w16 w16cex w16sdtdh w16sdtfl w16du wp14">
+  <w:endnote w:type="separator" w:id="-1">
+    <w:p>
+      <w:pPr>
+        <w:spacing w:after="0" w:line="240" w:lineRule="auto"/>
+      </w:pPr>
+      <w:r>
+        <w:separator/>
+      </w:r>
+    </w:p>
+  </w:endnote>
+  <w:endnote w:type="continuationSeparator" w:id="0">
+    <w:p>
+      <w:pPr>
+        <w:spacing w:after="0" w:line="240" w:lineRule="auto"/>
+      </w:pPr>
+      <w:r>
+        <w:continuationSeparator/>
+      </w:r>
+    </w:p>
+  </w:endnote>
+</w:endnotes>
+</file>
+
+<file path=word/footnotes.xml><?xml version="1.0" encoding="utf-8"?>
+<w:footnotes xmlns:wpc="http://schemas.microsoft.com/office/word/2010/wordprocessingCanvas" xmlns:cx="http://schemas.microsoft.com/office/drawing/2014/chartex" xmlns:cx1="http://schemas.microsoft.com/office/drawing/2015/9/8/chartex" xmlns:cx2="http://schemas.microsoft.com/office/drawing/2015/10/21/chartex" xmlns:cx3="http://schemas.microsoft.com/office/drawing/2016/5/9/chartex" xmlns:cx4="http://schemas.microsoft.com/office/drawing/2016/5/10/chartex" xmlns:cx5="http://schemas.microsoft.com/office/drawing/2016/5/11/chartex" xmlns:cx6="http://schemas.microsoft.com/office/drawing/2016/5/12/chartex" xmlns:cx7="http://schemas.microsoft.com/office/drawing/2016/5/13/chartex" xmlns:cx8="http://schemas.microsoft.com/office/drawing/2016/5/14/chartex" xmlns:mc="http://schemas.openxmlformats.org/markup-compatibility/2006" xmlns:aink="http://schemas.microsoft.com/office/drawing/2016/ink" xmlns:am3d="http://schemas.microsoft.com/office/drawing/2017/model3d" xmlns:o="urn:schemas-microsoft-com:office:office" xmlns:oel="http://schemas.microsoft.com/office/2019/extlst" xmlns:r="http://schemas.openxmlformats.org/officeDocument/2006/relationships" xmlns:m="http://schemas.openxmlformats.org/officeDocument/2006/math" xmlns:v="urn:schemas-microsoft-com:vml" xmlns:wp14="http://schemas.microsoft.com/office/word/2010/wordprocessingDrawing" xmlns:wp="http://schemas.openxmlformats.org/drawingml/2006/wordprocessingDrawing" xmlns:w10="urn:schemas-microsoft-com:office:word" xmlns:w="http://schemas.openxmlformats.org/wordprocessingml/2006/main" xmlns:w14="http://schemas.microsoft.com/office/word/2010/wordml" xmlns:w15="http://schemas.microsoft.com/office/word/2012/wordml" xmlns:w16cex="http://schemas.microsoft.com/office/word/2018/wordml/cex" xmlns:w16cid="http://schemas.microsoft.com/office/word/2016/wordml/cid" xmlns:w16="http://schemas.microsoft.com/office/word/2018/wordml" xmlns:w16du="http://schemas.microsoft.com/office/word/2023/wordml/word16du" xmlns:w16sdtdh="http://schemas.microsoft.com/office/word/2020/wordml/sdtdatahash" xmlns:w16sdtfl="http://schemas.microsoft.com/office/word/2024/wordml/sdtformatlock" xmlns:w16se="http://schemas.microsoft.com/office/word/2015/wordml/symex" xmlns:wpg="http://schemas.microsoft.com/office/word/2010/wordprocessingGroup" xmlns:wpi="http://schemas.microsoft.com/office/word/2010/wordprocessingInk" xmlns:wne="http://schemas.microsoft.com/office/word/2006/wordml" xmlns:wps="http://schemas.microsoft.com/office/word/2010/wordprocessingShape" mc:Ignorable="w14 w15 w16se w16cid w16 w16cex w16sdtdh w16sdtfl w16du wp14">
+  <w:footnote w:type="separator" w:id="-1">
+    <w:p>
+      <w:pPr>
+        <w:spacing w:after="0" w:line="240" w:lineRule="auto"/>
+      </w:pPr>
+      <w:r>
+        <w:separator/>
+      </w:r>
+    </w:p>
+  </w:footnote>
+  <w:footnote w:type="continuationSeparator" w:id="0">
+    <w:p>
+      <w:pPr>
+        <w:spacing w:after="0" w:line="240" w:lineRule="auto"/>
+      </w:pPr>
+      <w:r>
+        <w:continuationSeparator/>
+      </w:r>
+    </w:p>
+  </w:footnote>
+</w:footnotes>
 </file>
 
 <file path=word/numbering.xml><?xml version="1.0" encoding="utf-8"?>
@@ -9027,6 +9147,66 @@
       <w:spacing w:val="5"/>
     </w:rPr>
   </w:style>
+  <w:style w:type="paragraph" w:styleId="ae">
+    <w:name w:val="header"/>
+    <w:basedOn w:val="a"/>
+    <w:link w:val="af"/>
+    <w:uiPriority w:val="99"/>
+    <w:unhideWhenUsed/>
+    <w:rsid w:val="00D24B1B"/>
+    <w:pPr>
+      <w:tabs>
+        <w:tab w:val="center" w:pos="4153"/>
+        <w:tab w:val="right" w:pos="8306"/>
+      </w:tabs>
+      <w:snapToGrid w:val="0"/>
+    </w:pPr>
+    <w:rPr>
+      <w:sz w:val="20"/>
+      <w:szCs w:val="20"/>
+    </w:rPr>
+  </w:style>
+  <w:style w:type="character" w:customStyle="1" w:styleId="af">
+    <w:name w:val="頁首 字元"/>
+    <w:basedOn w:val="a0"/>
+    <w:link w:val="ae"/>
+    <w:uiPriority w:val="99"/>
+    <w:rsid w:val="00D24B1B"/>
+    <w:rPr>
+      <w:sz w:val="20"/>
+      <w:szCs w:val="20"/>
+    </w:rPr>
+  </w:style>
+  <w:style w:type="paragraph" w:styleId="af0">
+    <w:name w:val="footer"/>
+    <w:basedOn w:val="a"/>
+    <w:link w:val="af1"/>
+    <w:uiPriority w:val="99"/>
+    <w:unhideWhenUsed/>
+    <w:rsid w:val="00D24B1B"/>
+    <w:pPr>
+      <w:tabs>
+        <w:tab w:val="center" w:pos="4153"/>
+        <w:tab w:val="right" w:pos="8306"/>
+      </w:tabs>
+      <w:snapToGrid w:val="0"/>
+    </w:pPr>
+    <w:rPr>
+      <w:sz w:val="20"/>
+      <w:szCs w:val="20"/>
+    </w:rPr>
+  </w:style>
+  <w:style w:type="character" w:customStyle="1" w:styleId="af1">
+    <w:name w:val="頁尾 字元"/>
+    <w:basedOn w:val="a0"/>
+    <w:link w:val="af0"/>
+    <w:uiPriority w:val="99"/>
+    <w:rsid w:val="00D24B1B"/>
+    <w:rPr>
+      <w:sz w:val="20"/>
+      <w:szCs w:val="20"/>
+    </w:rPr>
+  </w:style>
 </w:styles>
 </file>
 
